--- a/output/docx/开源维护智能工作台技术报告.docx
+++ b/output/docx/开源维护智能工作台技术报告.docx
@@ -8,6 +8,10 @@
         <w:jc w:val="center"/>
       </w:pPr>
       <w:r>
+        <w:rPr>
+          <w:rFonts w:ascii="Arial Unicode MS" w:hAnsi="Arial Unicode MS" w:eastAsia="Arial Unicode MS" w:cs="Arial Unicode MS"/>
+          <w:color w:val="000000"/>
+        </w:rPr>
         <w:t>2026 年第八届</w:t>
         <w:br/>
         <w:t>全球校园人工智能算法精英大赛</w:t>
@@ -19,11 +23,19 @@
         <w:jc w:val="center"/>
       </w:pPr>
       <w:r>
+        <w:rPr>
+          <w:rFonts w:ascii="Arial Unicode MS" w:hAnsi="Arial Unicode MS" w:eastAsia="Arial Unicode MS" w:cs="Arial Unicode MS"/>
+          <w:color w:val="000000"/>
+        </w:rPr>
         <w:t>算法主题赛 AI+开源</w:t>
       </w:r>
     </w:p>
     <w:p>
       <w:r>
+        <w:rPr>
+          <w:rFonts w:ascii="Arial Unicode MS" w:hAnsi="Arial Unicode MS" w:eastAsia="Arial Unicode MS" w:cs="Arial Unicode MS"/>
+          <w:color w:val="000000"/>
+        </w:rPr>
         <w:br/>
       </w:r>
     </w:p>
@@ -33,6 +45,10 @@
         <w:jc w:val="center"/>
       </w:pPr>
       <w:r>
+        <w:rPr>
+          <w:rFonts w:ascii="Arial Unicode MS" w:hAnsi="Arial Unicode MS" w:eastAsia="Arial Unicode MS" w:cs="Arial Unicode MS"/>
+          <w:color w:val="000000"/>
+        </w:rPr>
         <w:t>开源维护智能工作台</w:t>
       </w:r>
     </w:p>
@@ -42,6 +58,10 @@
         <w:jc w:val="center"/>
       </w:pPr>
       <w:r>
+        <w:rPr>
+          <w:rFonts w:ascii="Arial Unicode MS" w:hAnsi="Arial Unicode MS" w:eastAsia="Arial Unicode MS" w:cs="Arial Unicode MS"/>
+          <w:color w:val="000000"/>
+        </w:rPr>
         <w:t>技术报告</w:t>
       </w:r>
     </w:p>
@@ -51,11 +71,19 @@
         <w:jc w:val="center"/>
       </w:pPr>
       <w:r>
+        <w:rPr>
+          <w:rFonts w:ascii="Arial Unicode MS" w:hAnsi="Arial Unicode MS" w:eastAsia="Arial Unicode MS" w:cs="Arial Unicode MS"/>
+          <w:color w:val="000000"/>
+        </w:rPr>
         <w:t>Maintainer Workbench</w:t>
       </w:r>
     </w:p>
     <w:p>
       <w:r>
+        <w:rPr>
+          <w:rFonts w:ascii="Arial Unicode MS" w:hAnsi="Arial Unicode MS" w:eastAsia="Arial Unicode MS" w:cs="Arial Unicode MS"/>
+          <w:color w:val="000000"/>
+        </w:rPr>
         <w:br/>
       </w:r>
     </w:p>
@@ -65,6 +93,10 @@
         <w:ind w:firstLine="0"/>
       </w:pPr>
       <w:r>
+        <w:rPr>
+          <w:rFonts w:ascii="Arial Unicode MS" w:hAnsi="Arial Unicode MS" w:eastAsia="Arial Unicode MS" w:cs="Arial Unicode MS"/>
+          <w:color w:val="000000"/>
+        </w:rPr>
         <w:t>团队名称：________________________</w:t>
       </w:r>
     </w:p>
@@ -74,6 +106,10 @@
         <w:ind w:firstLine="0"/>
       </w:pPr>
       <w:r>
+        <w:rPr>
+          <w:rFonts w:ascii="Arial Unicode MS" w:hAnsi="Arial Unicode MS" w:eastAsia="Arial Unicode MS" w:cs="Arial Unicode MS"/>
+          <w:color w:val="000000"/>
+        </w:rPr>
         <w:t>团队编号：________________________</w:t>
       </w:r>
     </w:p>
@@ -83,7 +119,11 @@
         <w:ind w:firstLine="0"/>
       </w:pPr>
       <w:r>
-        <w:t>作品名称：开源维护智能工作台（暂定）</w:t>
+        <w:rPr>
+          <w:rFonts w:ascii="Arial Unicode MS" w:hAnsi="Arial Unicode MS" w:eastAsia="Arial Unicode MS" w:cs="Arial Unicode MS"/>
+          <w:color w:val="000000"/>
+        </w:rPr>
+        <w:t>作品名称：开源维护智能工作台</w:t>
       </w:r>
     </w:p>
     <w:p>
@@ -92,6 +132,10 @@
         <w:ind w:firstLine="0"/>
       </w:pPr>
       <w:r>
+        <w:rPr>
+          <w:rFonts w:ascii="Arial Unicode MS" w:hAnsi="Arial Unicode MS" w:eastAsia="Arial Unicode MS" w:cs="Arial Unicode MS"/>
+          <w:color w:val="000000"/>
+        </w:rPr>
         <w:t>参赛方向：AI 开发工具与开源协作</w:t>
       </w:r>
     </w:p>
@@ -101,7 +145,11 @@
         <w:ind w:firstLine="0"/>
       </w:pPr>
       <w:r>
-        <w:t>报告日期：2026 年 10 月 6 日</w:t>
+        <w:rPr>
+          <w:rFonts w:ascii="Arial Unicode MS" w:hAnsi="Arial Unicode MS" w:eastAsia="Arial Unicode MS" w:cs="Arial Unicode MS"/>
+          <w:color w:val="000000"/>
+        </w:rPr>
+        <w:t>报告更新日期：2026 年 10 月 23 日</w:t>
       </w:r>
     </w:p>
     <w:p>
@@ -109,97 +157,163 @@
         <w:pStyle w:val="Caption"/>
       </w:pPr>
       <w:r>
-        <w:t>项目版本 0.1.0</w:t>
+        <w:rPr>
+          <w:rFonts w:ascii="Arial Unicode MS" w:hAnsi="Arial Unicode MS" w:eastAsia="Arial Unicode MS" w:cs="Arial Unicode MS"/>
+          <w:color w:val="000000"/>
+        </w:rPr>
+        <w:t>项目版本 0.4.0</w:t>
         <w:br/>
-        <w:t>源代码提交 b7f1aeb5cbe5b6fbf82712c868679347939efac3</w:t>
+        <w:t>源代码提交 93819a8c5c7301785bcf68570458c37ac508bead</w:t>
       </w:r>
     </w:p>
     <w:p>
       <w:r>
+        <w:rPr>
+          <w:rFonts w:ascii="Arial Unicode MS" w:hAnsi="Arial Unicode MS" w:eastAsia="Arial Unicode MS" w:cs="Arial Unicode MS"/>
+          <w:color w:val="000000"/>
+        </w:rPr>
         <w:br w:type="page"/>
       </w:r>
     </w:p>
     <w:p>
       <w:pPr>
         <w:pStyle w:val="Heading1"/>
+        <w:keepNext/>
       </w:pPr>
       <w:r>
+        <w:rPr>
+          <w:rFonts w:ascii="Arial Unicode MS" w:hAnsi="Arial Unicode MS" w:eastAsia="Arial Unicode MS" w:cs="Arial Unicode MS"/>
+          <w:color w:val="000000"/>
+        </w:rPr>
         <w:t>一 作品概述</w:t>
       </w:r>
     </w:p>
     <w:p>
       <w:pPr>
         <w:pStyle w:val="Heading2"/>
+        <w:keepNext/>
       </w:pPr>
       <w:r>
+        <w:rPr>
+          <w:rFonts w:ascii="Arial Unicode MS" w:hAnsi="Arial Unicode MS" w:eastAsia="Arial Unicode MS" w:cs="Arial Unicode MS"/>
+          <w:color w:val="000000"/>
+        </w:rPr>
         <w:t>1 背景与问题</w:t>
       </w:r>
     </w:p>
     <w:p>
       <w:r>
+        <w:rPr>
+          <w:rFonts w:ascii="Arial Unicode MS" w:hAnsi="Arial Unicode MS" w:eastAsia="Arial Unicode MS" w:cs="Arial Unicode MS"/>
+          <w:color w:val="000000"/>
+        </w:rPr>
         <w:t>开源仓库维护不仅包括编写代码，还包括理解 Issue、追问复现条件、评估需求、核对 PR、解释测试与 CI 失败，以及确认交付后的状态。这些活动分散在仓库页面、终端和模型会话中。对学生团队或小型项目维护者而言，困难往往是如何把一次模型建议转化为可验证、可追踪且可人工控制的维护过程。</w:t>
       </w:r>
     </w:p>
     <w:p>
       <w:r>
-        <w:t>普通模型会话能够生成分析和补丁，但维护者仍需反复说明目标、传递当前版本、核对测试是否执行，并记住哪些问题正在等待回复。代码更新后，原审查结论可能失效；PR 创建后，也可能仍卡在审查、CI 或合并阶段。因此，本作品聚焦维护过程中的信息交接和证据核对，不以自动替代维护者决策为目标。[3][4]</w:t>
+        <w:rPr>
+          <w:rFonts w:ascii="Arial Unicode MS" w:hAnsi="Arial Unicode MS" w:eastAsia="Arial Unicode MS" w:cs="Arial Unicode MS"/>
+          <w:color w:val="000000"/>
+        </w:rPr>
+        <w:t>普通模型会话能够生成分析和补丁，但维护者仍需反复说明目标、补齐资料、传递版本并确认测试是否真正执行。早期工作台虽已提供分诊、调查、实施和审查入口，阶段之间仍依赖较多人工派发。本次迭代把重点转向工作流编排：系统先整理材料形成计划草稿，维护者确认后连续执行；仅在资料缺失、环境受阻、范围取舍和最终审核时请求介入。[3][4]</w:t>
       </w:r>
     </w:p>
     <w:p>
       <w:pPr>
         <w:pStyle w:val="Heading2"/>
+        <w:keepNext/>
       </w:pPr>
       <w:r>
+        <w:rPr>
+          <w:rFonts w:ascii="Arial Unicode MS" w:hAnsi="Arial Unicode MS" w:eastAsia="Arial Unicode MS" w:cs="Arial Unicode MS"/>
+          <w:color w:val="000000"/>
+        </w:rPr>
         <w:t>2 目标与作品形态</w:t>
       </w:r>
     </w:p>
     <w:p>
       <w:r>
-        <w:t>本作品是 DeepSeek Harness 的原生插件，采用“AI 开发工具与开源协作”方向申报。它把多仓库收件箱、类型化处理计划、阶段任务、执行证据、人工审阅和 GitHub 交付状态整合为维护工作台。AI 负责理解、分析和在受限环境下实施变更；软件负责保存状态、约束版本和权限、关联证据；维护者负责需求取舍、核验结论与确认发布。</w:t>
+        <w:rPr>
+          <w:rFonts w:ascii="Arial Unicode MS" w:hAnsi="Arial Unicode MS" w:eastAsia="Arial Unicode MS" w:cs="Arial Unicode MS"/>
+          <w:color w:val="000000"/>
+        </w:rPr>
+        <w:t>本作品是 DeepSeek Harness 原生维护插件。它以 Issue、PR 和本地仓库维护事项为中心，整合多仓库收件箱、计划草稿、持久化处理周期、阶段执行、真实补丁与证据，以及交付跟踪。AI 负责材料理解、调查、实施与审查建议；后端负责阶段门槛、授权、版本、工作区和证据一致性；维护者负责必要取舍和最终对外操作。</w:t>
       </w:r>
     </w:p>
     <w:p>
       <w:r>
-        <w:t>当前已形成可构建的原生插件和独立界面预览，具备从事项接入到实施、验证、审查及交付跟踪的主要流程。2026 年 10 月 6 日在报告对应版本重新运行类型检查、159 项回归测试与构建，全部通过。已有原生工具和浏览器验证记录支持工程链路可运行；真实模型维护质量、实际维护效率与真实远端写入仍需进一步验收。</w:t>
+        <w:rPr>
+          <w:rFonts w:ascii="Arial Unicode MS" w:hAnsi="Arial Unicode MS" w:eastAsia="Arial Unicode MS" w:cs="Arial Unicode MS"/>
+          <w:color w:val="000000"/>
+        </w:rPr>
+        <w:t>截至本次更新，项目版本为 0.4.0，源码基线为 93819a8。2026 年 10 月 23 日重新运行 npm run check，类型检查、635 项自动测试和构建全部通过；环境准备与仓库维护的浏览器夹具通过宽窄布局验收。保存的受控 PR 试用还支持真实会话与本地范围测试的个案说明，但尚不足以证明代表性任务成功率、社区采纳或维护效率提升幅度。</w:t>
       </w:r>
     </w:p>
     <w:p>
       <w:pPr>
         <w:pStyle w:val="Heading2"/>
+        <w:keepNext/>
       </w:pPr>
       <w:r>
+        <w:rPr>
+          <w:rFonts w:ascii="Arial Unicode MS" w:hAnsi="Arial Unicode MS" w:eastAsia="Arial Unicode MS" w:cs="Arial Unicode MS"/>
+          <w:color w:val="000000"/>
+        </w:rPr>
         <w:t>3 核心亮点</w:t>
       </w:r>
     </w:p>
     <w:p>
       <w:r>
-        <w:t>作品将维护任务组织为有输入版本和结构化产物的阶段，而非一次长会话。信息不足时保存追问与等待对象；新回复到来后提示重新评估。代码阶段用隔离 worktree 交接真实补丁，验证报告关联工具调用和退出码，审查发现随版本复核，PR 合并与 Issue 关闭分别读取。上述机制共同帮助维护者判断“当前结论是否仍适用、证据是否足够、下一步卡在哪里”。</w:t>
+        <w:rPr>
+          <w:rFonts w:ascii="Arial Unicode MS" w:hAnsi="Arial Unicode MS" w:eastAsia="Arial Unicode MS" w:cs="Arial Unicode MS"/>
+          <w:color w:val="000000"/>
+        </w:rPr>
+        <w:t>核心设计是把“系统尚未检查”“需要外部资料”和“需要维护者决定”分别建模，并给出阻塞阶段与解除条件。确认计划后，后端在授权范围内连接实施、验证和独立审查，最终集中展示目标完成情况、验证证据、未解决发现、修订记录及交付操作。代码或补丁变化后，旧证据与授权不能直接沿用。</w:t>
       </w:r>
     </w:p>
     <w:p>
       <w:r>
-        <w:t>自主实现范围主要包括上述领域流程、数据模型、任务调度、证据与补丁交接、版本核验、交互页面和 GitHub 适配。模型推理、通用 Agent 工具和执行权限机制由宿主提供，未作为团队独立实现的底层能力宣称。</w:t>
+        <w:rPr>
+          <w:rFonts w:ascii="Arial Unicode MS" w:hAnsi="Arial Unicode MS" w:eastAsia="Arial Unicode MS" w:cs="Arial Unicode MS"/>
+          <w:color w:val="000000"/>
+        </w:rPr>
+        <w:t>自主实现包括维护领域模型、持久化编排、事项与阶段尝试的聚合、工作区与补丁快照管理、环境准备、证据核验、仓库维护问题台账、GitHub 适配及对应界面。底层模型、通用 Agent、会话、工具和执行权限来自 Harness；项目没有训练模型，也不将宿主能力计为独立研发成果。</w:t>
       </w:r>
     </w:p>
     <w:p>
       <w:pPr>
         <w:pStyle w:val="Heading1"/>
+        <w:keepNext/>
       </w:pPr>
       <w:r>
+        <w:rPr>
+          <w:rFonts w:ascii="Arial Unicode MS" w:hAnsi="Arial Unicode MS" w:eastAsia="Arial Unicode MS" w:cs="Arial Unicode MS"/>
+          <w:color w:val="000000"/>
+        </w:rPr>
         <w:t>二 需求分析与总体方案</w:t>
       </w:r>
     </w:p>
     <w:p>
       <w:pPr>
         <w:pStyle w:val="Heading2"/>
+        <w:keepNext/>
       </w:pPr>
       <w:r>
+        <w:rPr>
+          <w:rFonts w:ascii="Arial Unicode MS" w:hAnsi="Arial Unicode MS" w:eastAsia="Arial Unicode MS" w:cs="Arial Unicode MS"/>
+          <w:color w:val="000000"/>
+        </w:rPr>
         <w:t>1 需求来源与优先级</w:t>
       </w:r>
     </w:p>
     <w:p>
       <w:r>
-        <w:t>需求依据项目开发过程中的维护试用、失败路径复现和前后行为对照形成，并由项目文档记录。当前没有开展大样本问卷或外部用户访谈，因此需求结论限于团队实践与可复现流程问题。安装包试用曾发现失败验证不显眼、接受审查后难以定位原实施产物等断点，随后修复并形成回归检查。[4][5]</w:t>
+        <w:rPr>
+          <w:rFonts w:ascii="Arial Unicode MS" w:hAnsi="Arial Unicode MS" w:eastAsia="Arial Unicode MS" w:cs="Arial Unicode MS"/>
+          <w:color w:val="000000"/>
+        </w:rPr>
+        <w:t>需求来自团队持续试用与失败路径复现：目标和验收反复填写、计划确认与资料追问混淆、Agent 重复查阅、PR 必要验证无法自动接续，以及独立目录缺依赖导致环境等待。当前没有大样本问卷或外部用户访谈。需求优先级因此依据可观察断点和回归风险确定，而非宣称已获得普遍用户结论。[4][5]</w:t>
       </w:r>
     </w:p>
     <w:tbl>
@@ -216,6 +330,8 @@
       </w:tblGrid>
       <w:tr>
         <w:trPr>
+          <w:cantSplit/>
+          <w:tblHeader/>
           <w:cantSplit/>
           <w:tblHeader/>
         </w:trPr>
@@ -236,16 +352,26 @@
               <w:right w:val="single" w:sz="4" w:color="D9D9D9"/>
             </w:tcBorders>
             <w:shd w:fill="E8EDF2"/>
+            <w:tcMar>
+              <w:top w:w="85" w:type="dxa"/>
+              <w:bottom w:w="85" w:type="dxa"/>
+              <w:left w:w="85" w:type="dxa"/>
+              <w:right w:w="85" w:type="dxa"/>
+            </w:tcMar>
+            <w:shd w:fill="E8EDF2"/>
           </w:tcPr>
           <w:p>
             <w:pPr>
-              <w:spacing w:after="40" w:line="269" w:lineRule="auto"/>
-              <w:ind w:firstLine="0"/>
+              <w:spacing w:line="280" w:lineRule="exact" w:after="60" w:before="60"/>
+              <w:ind w:firstLine="0" w:left="0" w:right="0"/>
+              <w:jc w:val="left"/>
             </w:pPr>
             <w:r>
               <w:rPr>
+                <w:rFonts w:ascii="Arial Unicode MS" w:hAnsi="Arial Unicode MS" w:eastAsia="Arial Unicode MS" w:cs="Arial Unicode MS"/>
                 <w:b/>
-                <w:sz w:val="18"/>
+                <w:color w:val="000000"/>
+                <w:sz w:val="19"/>
               </w:rPr>
               <w:t>维护场景</w:t>
             </w:r>
@@ -268,16 +394,26 @@
               <w:right w:val="single" w:sz="4" w:color="D9D9D9"/>
             </w:tcBorders>
             <w:shd w:fill="E8EDF2"/>
+            <w:tcMar>
+              <w:top w:w="85" w:type="dxa"/>
+              <w:bottom w:w="85" w:type="dxa"/>
+              <w:left w:w="85" w:type="dxa"/>
+              <w:right w:w="85" w:type="dxa"/>
+            </w:tcMar>
+            <w:shd w:fill="E8EDF2"/>
           </w:tcPr>
           <w:p>
             <w:pPr>
-              <w:spacing w:after="40" w:line="269" w:lineRule="auto"/>
-              <w:ind w:firstLine="0"/>
+              <w:spacing w:line="280" w:lineRule="exact" w:after="60" w:before="60"/>
+              <w:ind w:firstLine="0" w:left="0" w:right="0"/>
+              <w:jc w:val="left"/>
             </w:pPr>
             <w:r>
               <w:rPr>
+                <w:rFonts w:ascii="Arial Unicode MS" w:hAnsi="Arial Unicode MS" w:eastAsia="Arial Unicode MS" w:cs="Arial Unicode MS"/>
                 <w:b/>
-                <w:sz w:val="18"/>
+                <w:color w:val="000000"/>
+                <w:sz w:val="19"/>
               </w:rPr>
               <w:t>具体需求</w:t>
             </w:r>
@@ -300,16 +436,26 @@
               <w:right w:val="single" w:sz="4" w:color="D9D9D9"/>
             </w:tcBorders>
             <w:shd w:fill="E8EDF2"/>
+            <w:tcMar>
+              <w:top w:w="85" w:type="dxa"/>
+              <w:bottom w:w="85" w:type="dxa"/>
+              <w:left w:w="85" w:type="dxa"/>
+              <w:right w:w="85" w:type="dxa"/>
+            </w:tcMar>
+            <w:shd w:fill="E8EDF2"/>
           </w:tcPr>
           <w:p>
             <w:pPr>
-              <w:spacing w:after="40" w:line="269" w:lineRule="auto"/>
-              <w:ind w:firstLine="0"/>
+              <w:spacing w:line="280" w:lineRule="exact" w:after="60" w:before="60"/>
+              <w:ind w:firstLine="0" w:left="0" w:right="0"/>
+              <w:jc w:val="left"/>
             </w:pPr>
             <w:r>
               <w:rPr>
+                <w:rFonts w:ascii="Arial Unicode MS" w:hAnsi="Arial Unicode MS" w:eastAsia="Arial Unicode MS" w:cs="Arial Unicode MS"/>
                 <w:b/>
-                <w:sz w:val="18"/>
+                <w:color w:val="000000"/>
+                <w:sz w:val="19"/>
               </w:rPr>
               <w:t>当前处理方式</w:t>
             </w:r>
@@ -318,6 +464,7 @@
       </w:tr>
       <w:tr>
         <w:trPr>
+          <w:cantSplit/>
           <w:cantSplit/>
         </w:trPr>
         <w:tc>
@@ -336,18 +483,27 @@
               <w:bottom w:val="single" w:sz="4" w:color="D9D9D9"/>
               <w:right w:val="single" w:sz="4" w:color="D9D9D9"/>
             </w:tcBorders>
+            <w:tcMar>
+              <w:top w:w="85" w:type="dxa"/>
+              <w:bottom w:w="85" w:type="dxa"/>
+              <w:left w:w="85" w:type="dxa"/>
+              <w:right w:w="85" w:type="dxa"/>
+            </w:tcMar>
           </w:tcPr>
           <w:p>
             <w:pPr>
-              <w:spacing w:after="40" w:line="269" w:lineRule="auto"/>
-              <w:ind w:firstLine="0"/>
+              <w:spacing w:line="280" w:lineRule="exact" w:after="60" w:before="60"/>
+              <w:ind w:firstLine="0" w:left="0" w:right="0"/>
+              <w:jc w:val="left"/>
             </w:pPr>
             <w:r>
               <w:rPr>
+                <w:rFonts w:ascii="Arial Unicode MS" w:hAnsi="Arial Unicode MS" w:eastAsia="Arial Unicode MS" w:cs="Arial Unicode MS"/>
                 <w:b w:val="0"/>
-                <w:sz w:val="18"/>
+                <w:color w:val="000000"/>
+                <w:sz w:val="19"/>
               </w:rPr>
-              <w:t>信息不足</w:t>
+              <w:t>反复手填计划</w:t>
             </w:r>
           </w:p>
         </w:tc>
@@ -367,18 +523,27 @@
               <w:bottom w:val="single" w:sz="4" w:color="D9D9D9"/>
               <w:right w:val="single" w:sz="4" w:color="D9D9D9"/>
             </w:tcBorders>
+            <w:tcMar>
+              <w:top w:w="85" w:type="dxa"/>
+              <w:bottom w:w="85" w:type="dxa"/>
+              <w:left w:w="85" w:type="dxa"/>
+              <w:right w:w="85" w:type="dxa"/>
+            </w:tcMar>
           </w:tcPr>
           <w:p>
             <w:pPr>
-              <w:spacing w:after="40" w:line="269" w:lineRule="auto"/>
-              <w:ind w:firstLine="0"/>
+              <w:spacing w:line="280" w:lineRule="exact" w:after="60" w:before="60"/>
+              <w:ind w:firstLine="0" w:left="0" w:right="0"/>
+              <w:jc w:val="left"/>
             </w:pPr>
             <w:r>
               <w:rPr>
+                <w:rFonts w:ascii="Arial Unicode MS" w:hAnsi="Arial Unicode MS" w:eastAsia="Arial Unicode MS" w:cs="Arial Unicode MS"/>
                 <w:b w:val="0"/>
-                <w:sz w:val="18"/>
+                <w:color w:val="000000"/>
+                <w:sz w:val="19"/>
               </w:rPr>
-              <w:t>知道问过什么和在等谁，避免重复追问</w:t>
+              <w:t>已有材料先整理，人工只修订缺项</w:t>
             </w:r>
           </w:p>
         </w:tc>
@@ -398,24 +563,34 @@
               <w:bottom w:val="single" w:sz="4" w:color="D9D9D9"/>
               <w:right w:val="single" w:sz="4" w:color="D9D9D9"/>
             </w:tcBorders>
+            <w:tcMar>
+              <w:top w:w="85" w:type="dxa"/>
+              <w:bottom w:w="85" w:type="dxa"/>
+              <w:left w:w="85" w:type="dxa"/>
+              <w:right w:w="85" w:type="dxa"/>
+            </w:tcMar>
           </w:tcPr>
           <w:p>
             <w:pPr>
-              <w:spacing w:after="40" w:line="269" w:lineRule="auto"/>
-              <w:ind w:firstLine="0"/>
+              <w:spacing w:line="280" w:lineRule="exact" w:after="60" w:before="60"/>
+              <w:ind w:firstLine="0" w:left="0" w:right="0"/>
+              <w:jc w:val="left"/>
             </w:pPr>
             <w:r>
               <w:rPr>
+                <w:rFonts w:ascii="Arial Unicode MS" w:hAnsi="Arial Unicode MS" w:eastAsia="Arial Unicode MS" w:cs="Arial Unicode MS"/>
                 <w:b w:val="0"/>
-                <w:sz w:val="18"/>
+                <w:color w:val="000000"/>
+                <w:sz w:val="19"/>
               </w:rPr>
-              <w:t>持久化追问记录，新回复待核对</w:t>
+              <w:t>计划草稿含来源、范围及验收</w:t>
             </w:r>
           </w:p>
         </w:tc>
       </w:tr>
       <w:tr>
         <w:trPr>
+          <w:cantSplit/>
           <w:cantSplit/>
         </w:trPr>
         <w:tc>
@@ -434,18 +609,27 @@
               <w:bottom w:val="single" w:sz="4" w:color="D9D9D9"/>
               <w:right w:val="single" w:sz="4" w:color="D9D9D9"/>
             </w:tcBorders>
+            <w:tcMar>
+              <w:top w:w="85" w:type="dxa"/>
+              <w:bottom w:w="85" w:type="dxa"/>
+              <w:left w:w="85" w:type="dxa"/>
+              <w:right w:w="85" w:type="dxa"/>
+            </w:tcMar>
           </w:tcPr>
           <w:p>
             <w:pPr>
-              <w:spacing w:after="40" w:line="269" w:lineRule="auto"/>
-              <w:ind w:firstLine="0"/>
+              <w:spacing w:line="280" w:lineRule="exact" w:after="60" w:before="60"/>
+              <w:ind w:firstLine="0" w:left="0" w:right="0"/>
+              <w:jc w:val="left"/>
             </w:pPr>
             <w:r>
               <w:rPr>
+                <w:rFonts w:ascii="Arial Unicode MS" w:hAnsi="Arial Unicode MS" w:eastAsia="Arial Unicode MS" w:cs="Arial Unicode MS"/>
                 <w:b w:val="0"/>
-                <w:sz w:val="18"/>
+                <w:color w:val="000000"/>
+                <w:sz w:val="19"/>
               </w:rPr>
-              <w:t>Issue 类型不同</w:t>
+              <w:t>缺口与重复追问</w:t>
             </w:r>
           </w:p>
         </w:tc>
@@ -465,18 +649,27 @@
               <w:bottom w:val="single" w:sz="4" w:color="D9D9D9"/>
               <w:right w:val="single" w:sz="4" w:color="D9D9D9"/>
             </w:tcBorders>
+            <w:tcMar>
+              <w:top w:w="85" w:type="dxa"/>
+              <w:bottom w:w="85" w:type="dxa"/>
+              <w:left w:w="85" w:type="dxa"/>
+              <w:right w:w="85" w:type="dxa"/>
+            </w:tcMar>
           </w:tcPr>
           <w:p>
             <w:pPr>
-              <w:spacing w:after="40" w:line="269" w:lineRule="auto"/>
-              <w:ind w:firstLine="0"/>
+              <w:spacing w:line="280" w:lineRule="exact" w:after="60" w:before="60"/>
+              <w:ind w:firstLine="0" w:left="0" w:right="0"/>
+              <w:jc w:val="left"/>
             </w:pPr>
             <w:r>
               <w:rPr>
+                <w:rFonts w:ascii="Arial Unicode MS" w:hAnsi="Arial Unicode MS" w:eastAsia="Arial Unicode MS" w:cs="Arial Unicode MS"/>
                 <w:b w:val="0"/>
-                <w:sz w:val="18"/>
+                <w:color w:val="000000"/>
+                <w:sz w:val="19"/>
               </w:rPr>
-              <w:t>缺陷、需求、提问和文档采用适当路径</w:t>
+              <w:t>区分系统检查、资料与维护者决定</w:t>
             </w:r>
           </w:p>
         </w:tc>
@@ -496,24 +689,34 @@
               <w:bottom w:val="single" w:sz="4" w:color="D9D9D9"/>
               <w:right w:val="single" w:sz="4" w:color="D9D9D9"/>
             </w:tcBorders>
+            <w:tcMar>
+              <w:top w:w="85" w:type="dxa"/>
+              <w:bottom w:w="85" w:type="dxa"/>
+              <w:left w:w="85" w:type="dxa"/>
+              <w:right w:w="85" w:type="dxa"/>
+            </w:tcMar>
           </w:tcPr>
           <w:p>
             <w:pPr>
-              <w:spacing w:after="40" w:line="269" w:lineRule="auto"/>
-              <w:ind w:firstLine="0"/>
+              <w:spacing w:line="280" w:lineRule="exact" w:after="60" w:before="60"/>
+              <w:ind w:firstLine="0" w:left="0" w:right="0"/>
+              <w:jc w:val="left"/>
             </w:pPr>
             <w:r>
               <w:rPr>
+                <w:rFonts w:ascii="Arial Unicode MS" w:hAnsi="Arial Unicode MS" w:eastAsia="Arial Unicode MS" w:cs="Arial Unicode MS"/>
                 <w:b w:val="0"/>
-                <w:sz w:val="18"/>
+                <w:color w:val="000000"/>
+                <w:sz w:val="19"/>
               </w:rPr>
-              <w:t>类型化目标、范围、取舍与验收</w:t>
+              <w:t>结构化缺口和分阶段门槛</w:t>
             </w:r>
           </w:p>
         </w:tc>
       </w:tr>
       <w:tr>
         <w:trPr>
+          <w:cantSplit/>
           <w:cantSplit/>
         </w:trPr>
         <w:tc>
@@ -532,18 +735,27 @@
               <w:bottom w:val="single" w:sz="4" w:color="D9D9D9"/>
               <w:right w:val="single" w:sz="4" w:color="D9D9D9"/>
             </w:tcBorders>
+            <w:tcMar>
+              <w:top w:w="85" w:type="dxa"/>
+              <w:bottom w:w="85" w:type="dxa"/>
+              <w:left w:w="85" w:type="dxa"/>
+              <w:right w:w="85" w:type="dxa"/>
+            </w:tcMar>
           </w:tcPr>
           <w:p>
             <w:pPr>
-              <w:spacing w:after="40" w:line="269" w:lineRule="auto"/>
-              <w:ind w:firstLine="0"/>
+              <w:spacing w:line="280" w:lineRule="exact" w:after="60" w:before="60"/>
+              <w:ind w:firstLine="0" w:left="0" w:right="0"/>
+              <w:jc w:val="left"/>
             </w:pPr>
             <w:r>
               <w:rPr>
+                <w:rFonts w:ascii="Arial Unicode MS" w:hAnsi="Arial Unicode MS" w:eastAsia="Arial Unicode MS" w:cs="Arial Unicode MS"/>
                 <w:b w:val="0"/>
-                <w:sz w:val="18"/>
+                <w:color w:val="000000"/>
+                <w:sz w:val="19"/>
               </w:rPr>
-              <w:t>多阶段修改</w:t>
+              <w:t>多阶段与多次尝试</w:t>
             </w:r>
           </w:p>
         </w:tc>
@@ -563,18 +775,27 @@
               <w:bottom w:val="single" w:sz="4" w:color="D9D9D9"/>
               <w:right w:val="single" w:sz="4" w:color="D9D9D9"/>
             </w:tcBorders>
+            <w:tcMar>
+              <w:top w:w="85" w:type="dxa"/>
+              <w:bottom w:w="85" w:type="dxa"/>
+              <w:left w:w="85" w:type="dxa"/>
+              <w:right w:w="85" w:type="dxa"/>
+            </w:tcMar>
           </w:tcPr>
           <w:p>
             <w:pPr>
-              <w:spacing w:after="40" w:line="269" w:lineRule="auto"/>
-              <w:ind w:firstLine="0"/>
+              <w:spacing w:line="280" w:lineRule="exact" w:after="60" w:before="60"/>
+              <w:ind w:firstLine="0" w:left="0" w:right="0"/>
+              <w:jc w:val="left"/>
             </w:pPr>
             <w:r>
               <w:rPr>
+                <w:rFonts w:ascii="Arial Unicode MS" w:hAnsi="Arial Unicode MS" w:eastAsia="Arial Unicode MS" w:cs="Arial Unicode MS"/>
                 <w:b w:val="0"/>
-                <w:sz w:val="18"/>
+                <w:color w:val="000000"/>
+                <w:sz w:val="19"/>
               </w:rPr>
-              <w:t>验证和审查针对同一版本与补丁</w:t>
+              <w:t>连续推进并能定位当前状态</w:t>
             </w:r>
           </w:p>
         </w:tc>
@@ -594,24 +815,34 @@
               <w:bottom w:val="single" w:sz="4" w:color="D9D9D9"/>
               <w:right w:val="single" w:sz="4" w:color="D9D9D9"/>
             </w:tcBorders>
+            <w:tcMar>
+              <w:top w:w="85" w:type="dxa"/>
+              <w:bottom w:w="85" w:type="dxa"/>
+              <w:left w:w="85" w:type="dxa"/>
+              <w:right w:w="85" w:type="dxa"/>
+            </w:tcMar>
           </w:tcPr>
           <w:p>
             <w:pPr>
-              <w:spacing w:after="40" w:line="269" w:lineRule="auto"/>
-              <w:ind w:firstLine="0"/>
+              <w:spacing w:line="280" w:lineRule="exact" w:after="60" w:before="60"/>
+              <w:ind w:firstLine="0" w:left="0" w:right="0"/>
+              <w:jc w:val="left"/>
             </w:pPr>
             <w:r>
               <w:rPr>
+                <w:rFonts w:ascii="Arial Unicode MS" w:hAnsi="Arial Unicode MS" w:eastAsia="Arial Unicode MS" w:cs="Arial Unicode MS"/>
                 <w:b w:val="0"/>
-                <w:sz w:val="18"/>
+                <w:color w:val="000000"/>
+                <w:sz w:val="19"/>
               </w:rPr>
-              <w:t>固定提交、来源任务和补丁指纹</w:t>
+              <w:t>处理周期、Job 来源与阶段聚合</w:t>
             </w:r>
           </w:p>
         </w:tc>
       </w:tr>
       <w:tr>
         <w:trPr>
+          <w:cantSplit/>
           <w:cantSplit/>
         </w:trPr>
         <w:tc>
@@ -630,18 +861,27 @@
               <w:bottom w:val="single" w:sz="4" w:color="D9D9D9"/>
               <w:right w:val="single" w:sz="4" w:color="D9D9D9"/>
             </w:tcBorders>
+            <w:tcMar>
+              <w:top w:w="85" w:type="dxa"/>
+              <w:bottom w:w="85" w:type="dxa"/>
+              <w:left w:w="85" w:type="dxa"/>
+              <w:right w:w="85" w:type="dxa"/>
+            </w:tcMar>
           </w:tcPr>
           <w:p>
             <w:pPr>
-              <w:spacing w:after="40" w:line="269" w:lineRule="auto"/>
-              <w:ind w:firstLine="0"/>
+              <w:spacing w:line="280" w:lineRule="exact" w:after="60" w:before="60"/>
+              <w:ind w:firstLine="0" w:left="0" w:right="0"/>
+              <w:jc w:val="left"/>
             </w:pPr>
             <w:r>
               <w:rPr>
+                <w:rFonts w:ascii="Arial Unicode MS" w:hAnsi="Arial Unicode MS" w:eastAsia="Arial Unicode MS" w:cs="Arial Unicode MS"/>
                 <w:b w:val="0"/>
-                <w:sz w:val="18"/>
+                <w:color w:val="000000"/>
+                <w:sz w:val="19"/>
               </w:rPr>
-              <w:t>报告可信度</w:t>
+              <w:t>验证与环境</w:t>
             </w:r>
           </w:p>
         </w:tc>
@@ -661,18 +901,27 @@
               <w:bottom w:val="single" w:sz="4" w:color="D9D9D9"/>
               <w:right w:val="single" w:sz="4" w:color="D9D9D9"/>
             </w:tcBorders>
+            <w:tcMar>
+              <w:top w:w="85" w:type="dxa"/>
+              <w:bottom w:w="85" w:type="dxa"/>
+              <w:left w:w="85" w:type="dxa"/>
+              <w:right w:w="85" w:type="dxa"/>
+            </w:tcMar>
           </w:tcPr>
           <w:p>
             <w:pPr>
-              <w:spacing w:after="40" w:line="269" w:lineRule="auto"/>
-              <w:ind w:firstLine="0"/>
+              <w:spacing w:line="280" w:lineRule="exact" w:after="60" w:before="60"/>
+              <w:ind w:firstLine="0" w:left="0" w:right="0"/>
+              <w:jc w:val="left"/>
             </w:pPr>
             <w:r>
               <w:rPr>
+                <w:rFonts w:ascii="Arial Unicode MS" w:hAnsi="Arial Unicode MS" w:eastAsia="Arial Unicode MS" w:cs="Arial Unicode MS"/>
                 <w:b w:val="0"/>
-                <w:sz w:val="18"/>
+                <w:color w:val="000000"/>
+                <w:sz w:val="19"/>
               </w:rPr>
-              <w:t>直接核对命令、退出码和原始日志</w:t>
+              <w:t>避免缺依赖后反复等待</w:t>
             </w:r>
           </w:p>
         </w:tc>
@@ -692,24 +941,34 @@
               <w:bottom w:val="single" w:sz="4" w:color="D9D9D9"/>
               <w:right w:val="single" w:sz="4" w:color="D9D9D9"/>
             </w:tcBorders>
+            <w:tcMar>
+              <w:top w:w="85" w:type="dxa"/>
+              <w:bottom w:w="85" w:type="dxa"/>
+              <w:left w:w="85" w:type="dxa"/>
+              <w:right w:w="85" w:type="dxa"/>
+            </w:tcMar>
           </w:tcPr>
           <w:p>
             <w:pPr>
-              <w:spacing w:after="40" w:line="269" w:lineRule="auto"/>
-              <w:ind w:firstLine="0"/>
+              <w:spacing w:line="280" w:lineRule="exact" w:after="60" w:before="60"/>
+              <w:ind w:firstLine="0" w:left="0" w:right="0"/>
+              <w:jc w:val="left"/>
             </w:pPr>
             <w:r>
               <w:rPr>
+                <w:rFonts w:ascii="Arial Unicode MS" w:hAnsi="Arial Unicode MS" w:eastAsia="Arial Unicode MS" w:cs="Arial Unicode MS"/>
                 <w:b w:val="0"/>
-                <w:sz w:val="18"/>
+                <w:color w:val="000000"/>
+                <w:sz w:val="19"/>
               </w:rPr>
-              <w:t>工具记录与测试报告关联</w:t>
+              <w:t>后端准备、目录复用及授权绑定</w:t>
             </w:r>
           </w:p>
         </w:tc>
       </w:tr>
       <w:tr>
         <w:trPr>
+          <w:cantSplit/>
           <w:cantSplit/>
         </w:trPr>
         <w:tc>
@@ -728,16 +987,25 @@
               <w:bottom w:val="single" w:sz="4" w:color="D9D9D9"/>
               <w:right w:val="single" w:sz="4" w:color="D9D9D9"/>
             </w:tcBorders>
+            <w:tcMar>
+              <w:top w:w="85" w:type="dxa"/>
+              <w:bottom w:w="85" w:type="dxa"/>
+              <w:left w:w="85" w:type="dxa"/>
+              <w:right w:w="85" w:type="dxa"/>
+            </w:tcMar>
           </w:tcPr>
           <w:p>
             <w:pPr>
-              <w:spacing w:after="40" w:line="269" w:lineRule="auto"/>
-              <w:ind w:firstLine="0"/>
+              <w:spacing w:line="280" w:lineRule="exact" w:after="60" w:before="60"/>
+              <w:ind w:firstLine="0" w:left="0" w:right="0"/>
+              <w:jc w:val="left"/>
             </w:pPr>
             <w:r>
               <w:rPr>
+                <w:rFonts w:ascii="Arial Unicode MS" w:hAnsi="Arial Unicode MS" w:eastAsia="Arial Unicode MS" w:cs="Arial Unicode MS"/>
                 <w:b w:val="0"/>
-                <w:sz w:val="18"/>
+                <w:color w:val="000000"/>
+                <w:sz w:val="19"/>
               </w:rPr>
               <w:t>审查与交付</w:t>
             </w:r>
@@ -759,18 +1027,27 @@
               <w:bottom w:val="single" w:sz="4" w:color="D9D9D9"/>
               <w:right w:val="single" w:sz="4" w:color="D9D9D9"/>
             </w:tcBorders>
+            <w:tcMar>
+              <w:top w:w="85" w:type="dxa"/>
+              <w:bottom w:w="85" w:type="dxa"/>
+              <w:left w:w="85" w:type="dxa"/>
+              <w:right w:w="85" w:type="dxa"/>
+            </w:tcMar>
           </w:tcPr>
           <w:p>
             <w:pPr>
-              <w:spacing w:after="40" w:line="269" w:lineRule="auto"/>
-              <w:ind w:firstLine="0"/>
+              <w:spacing w:line="280" w:lineRule="exact" w:after="60" w:before="60"/>
+              <w:ind w:firstLine="0" w:left="0" w:right="0"/>
+              <w:jc w:val="left"/>
             </w:pPr>
             <w:r>
               <w:rPr>
+                <w:rFonts w:ascii="Arial Unicode MS" w:hAnsi="Arial Unicode MS" w:eastAsia="Arial Unicode MS" w:cs="Arial Unicode MS"/>
                 <w:b w:val="0"/>
-                <w:sz w:val="18"/>
+                <w:color w:val="000000"/>
+                <w:sz w:val="19"/>
               </w:rPr>
-              <w:t>追踪发现修复情况及远端阻塞</w:t>
+              <w:t>同补丁证据和明确外部操作</w:t>
             </w:r>
           </w:p>
         </w:tc>
@@ -790,18 +1067,27 @@
               <w:bottom w:val="single" w:sz="4" w:color="D9D9D9"/>
               <w:right w:val="single" w:sz="4" w:color="D9D9D9"/>
             </w:tcBorders>
+            <w:tcMar>
+              <w:top w:w="85" w:type="dxa"/>
+              <w:bottom w:w="85" w:type="dxa"/>
+              <w:left w:w="85" w:type="dxa"/>
+              <w:right w:w="85" w:type="dxa"/>
+            </w:tcMar>
           </w:tcPr>
           <w:p>
             <w:pPr>
-              <w:spacing w:after="40" w:line="269" w:lineRule="auto"/>
-              <w:ind w:firstLine="0"/>
+              <w:spacing w:line="280" w:lineRule="exact" w:after="60" w:before="60"/>
+              <w:ind w:firstLine="0" w:left="0" w:right="0"/>
+              <w:jc w:val="left"/>
             </w:pPr>
             <w:r>
               <w:rPr>
+                <w:rFonts w:ascii="Arial Unicode MS" w:hAnsi="Arial Unicode MS" w:eastAsia="Arial Unicode MS" w:cs="Arial Unicode MS"/>
                 <w:b w:val="0"/>
-                <w:sz w:val="18"/>
+                <w:color w:val="000000"/>
+                <w:sz w:val="19"/>
               </w:rPr>
-              <w:t>历史发现复核、关联 PR 进度</w:t>
+              <w:t>最终审核五部分及交付预览</w:t>
             </w:r>
           </w:p>
         </w:tc>
@@ -815,14 +1101,23 @@
     <w:p>
       <w:pPr>
         <w:pStyle w:val="Heading2"/>
+        <w:keepNext/>
       </w:pPr>
       <w:r>
+        <w:rPr>
+          <w:rFonts w:ascii="Arial Unicode MS" w:hAnsi="Arial Unicode MS" w:eastAsia="Arial Unicode MS" w:cs="Arial Unicode MS"/>
+          <w:color w:val="000000"/>
+        </w:rPr>
         <w:t>2 总体架构</w:t>
       </w:r>
     </w:p>
     <w:p>
       <w:r>
-        <w:t>系统由交互客户端、工作流核心、GitHub 适配层和 Harness 原生执行层组成。客户端呈现事项与证据；核心通过 SQLite 保存队列、计划、阶段产物和审计；适配层读取远端元数据并执行经确认的写操作；执行层复用宿主模型、会话、工具和权限机制。原生模式用于代码维护，独立预览用于界面、队列和受限资料分析。[3]</w:t>
+        <w:rPr>
+          <w:rFonts w:ascii="Arial Unicode MS" w:hAnsi="Arial Unicode MS" w:eastAsia="Arial Unicode MS" w:cs="Arial Unicode MS"/>
+          <w:color w:val="000000"/>
+        </w:rPr>
+        <w:t>系统采用领域、工作流、应用服务、执行器和基础设施分层。React 客户端读取后端生成的操作与状态投影；application 层编排仓库、计划、任务、审核和发布；domain 与 workflow 层定义处理周期、事件、等待和纯状态转换；execution 层负责队列及单次执行；infrastructure 层提供 SQLite、Git worktree 和 GitHub 接口。Workbench 是服务组合入口，Harness 承接原生模型、工具与会话。[3][10]</w:t>
       </w:r>
     </w:p>
     <w:p>
@@ -832,10 +1127,14 @@
         <w:jc w:val="center"/>
       </w:pPr>
       <w:r>
+        <w:rPr>
+          <w:rFonts w:ascii="Arial Unicode MS" w:hAnsi="Arial Unicode MS" w:eastAsia="Arial Unicode MS" w:cs="Arial Unicode MS"/>
+          <w:color w:val="000000"/>
+        </w:rPr>
         <w:drawing>
           <wp:inline xmlns:a="http://schemas.openxmlformats.org/drawingml/2006/main" xmlns:pic="http://schemas.openxmlformats.org/drawingml/2006/picture">
-            <wp:extent cx="5760000" cy="2150400"/>
-            <wp:docPr id="1" name="Picture 1"/>
+            <wp:extent cx="5760000" cy="2808000"/>
+            <wp:docPr id="3" name="Picture 3" descr="当前分层架构示意"/>
             <wp:cNvGraphicFramePr>
               <a:graphicFrameLocks noChangeAspect="1"/>
             </wp:cNvGraphicFramePr>
@@ -847,7 +1146,7 @@
                     <pic:cNvPicPr/>
                   </pic:nvPicPr>
                   <pic:blipFill>
-                    <a:blip r:embed="rId10"/>
+                    <a:blip r:embed="rId12"/>
                     <a:stretch>
                       <a:fillRect/>
                     </a:stretch>
@@ -855,7 +1154,7 @@
                   <pic:spPr>
                     <a:xfrm>
                       <a:off x="0" y="0"/>
-                      <a:ext cx="5760000" cy="2150400"/>
+                      <a:ext cx="5760000" cy="2808000"/>
                     </a:xfrm>
                     <a:prstGeom prst="rect"/>
                   </pic:spPr>
@@ -872,234 +1171,499 @@
         <w:jc w:val="center"/>
       </w:pPr>
       <w:r>
-        <w:t>图 1 工作台总体架构</w:t>
+        <w:rPr>
+          <w:rFonts w:ascii="Arial Unicode MS" w:hAnsi="Arial Unicode MS" w:eastAsia="Arial Unicode MS" w:cs="Arial Unicode MS"/>
+          <w:color w:val="000000"/>
+        </w:rPr>
+        <w:t>图 1 当前分层架构及状态与执行边界</w:t>
       </w:r>
     </w:p>
     <w:p>
       <w:pPr>
         <w:pStyle w:val="Heading2"/>
+        <w:keepNext/>
       </w:pPr>
       <w:r>
+        <w:rPr>
+          <w:rFonts w:ascii="Arial Unicode MS" w:hAnsi="Arial Unicode MS" w:eastAsia="Arial Unicode MS" w:cs="Arial Unicode MS"/>
+          <w:color w:val="000000"/>
+        </w:rPr>
         <w:t>3 输入输出与操作流程</w:t>
       </w:r>
     </w:p>
     <w:p>
       <w:r>
-        <w:t>输入包括仓库名称、Issue 或 PR、当前提交、维护目标、验收条件与人工反馈。输出包括分诊和预检、调查结论、真实补丁、验证记录、审查发现、CI 诊断、回复草稿与发布记录。Issue 经过快速分诊后进入适合其类型的调查或实施路径；PR 先固定比较版本，再进入预检、审查和发现处置。各阶段可导出结果与补丁。</w:t>
+        <w:rPr>
+          <w:rFonts w:ascii="Arial Unicode MS" w:hAnsi="Arial Unicode MS" w:eastAsia="Arial Unicode MS" w:cs="Arial Unicode MS"/>
+          <w:color w:val="000000"/>
+        </w:rPr>
+        <w:t>输入包括远端 Issue/PR、仓库规范、讨论、当前提交、已有调查及人工修订。系统先生成含目标、范围、验收、来源和缺口的计划草稿；维护者确认后，根据事项类型进入答复、调查、文档、修复或只读审查路线。后端安排后续步骤，前端以阶段导航展示当前位置，保留高级操作和阶段内不同尝试，不再要求每步重写下一阶段提示词。</w:t>
       </w:r>
     </w:p>
     <w:p>
       <w:r>
-        <w:t>对外发布采用预览和确认：维护者检查内容与差异后，可发布回复、标签、草稿 PR、审查评论或更新原 PR。创建 PR 不表示事项已解决；交付进度继续展示审查、CI、合并和源 Issue 关闭情况。工作台不自动合并，不自动关闭 Issue。</w:t>
+        <w:rPr>
+          <w:rFonts w:ascii="Arial Unicode MS" w:hAnsi="Arial Unicode MS" w:eastAsia="Arial Unicode MS" w:cs="Arial Unicode MS"/>
+          <w:color w:val="000000"/>
+        </w:rPr>
+        <w:t>Issue 的修改路线通常为计划确认、实施、验证、独立审查、最终审核；文档事项可采用短流程。PR 的元数据预检与计划确认彼此独立，就绪为 review 不代表已获得实施授权；确认后进入源码审查，必要时自动追加验证，检查完成且版本不变则复用原审查并进入最终审核。交付区分新建 PR、更新原 PR、导出补丁和交给作者；对外写入仍需预览与确认，不自动合并。</w:t>
       </w:r>
     </w:p>
     <w:p>
       <w:pPr>
         <w:pStyle w:val="Heading2"/>
+        <w:keepNext/>
       </w:pPr>
       <w:r>
+        <w:rPr>
+          <w:rFonts w:ascii="Arial Unicode MS" w:hAnsi="Arial Unicode MS" w:eastAsia="Arial Unicode MS" w:cs="Arial Unicode MS"/>
+          <w:color w:val="000000"/>
+        </w:rPr>
         <w:t>4 可行性与成本</w:t>
       </w:r>
     </w:p>
     <w:p>
       <w:r>
-        <w:t>运行需要 Node.js 24 及以上、Git、固定版本的 Harness 和必要网络访问；不需要训练大模型或专用硬件。源码采用 TypeScript，界面采用 React，SQLite 持久化由 Node.js 运行时提供。模型由用户在宿主中配置，代码任务沿用其工具和权限。开发和验证主要依赖本地软件环境与临时仓库。</w:t>
+        <w:rPr>
+          <w:rFonts w:ascii="Arial Unicode MS" w:hAnsi="Arial Unicode MS" w:eastAsia="Arial Unicode MS" w:cs="Arial Unicode MS"/>
+          <w:color w:val="000000"/>
+        </w:rPr>
+        <w:t>运行要求 Node.js 24 及以上和 Git；当前开发清单固定 Harness 0.2.1-alpha.1，锁文件解析 Cordis 4.0.5-alpha.1。源码使用 TypeScript，客户端使用 React，持久化使用 node:sqlite。模型和工具权限由宿主配置。不同目标仓库仍可能要求更高 Node 版本或专用工具，宿主可启动不代表目标项目已可测试。</w:t>
       </w:r>
     </w:p>
     <w:p>
       <w:r>
-        <w:t>当前已提供并发、单任务超时与输出上限，可按仓库调整部分策略，但尚未形成批次或每日费用预算。受控夹具验收没有付费模型调用；这不等于真实运行成本为零。实际 Token、费用、人工操作耗时和维护收益尚未完成系统测量。</w:t>
+        <w:rPr>
+          <w:rFonts w:ascii="Arial Unicode MS" w:hAnsi="Arial Unicode MS" w:eastAsia="Arial Unicode MS" w:cs="Arial Unicode MS"/>
+          <w:color w:val="000000"/>
+        </w:rPr>
+        <w:t>系统分别控制阶段超时、单请求输出 Token 和工具探索预算，可设置全局值及仓库覆盖。未设置仓库显式超时时，fix/docs 使用至少 20 分钟的阶段时限；分诊与预检另有输出上限。上述参数不是累计 Token 或金额硬预算。实际模型费用、维护者耗时及收益尚未系统测量，不能以夹具无付费调用推断真实成本为零。</w:t>
       </w:r>
     </w:p>
     <w:p>
       <w:pPr>
         <w:pStyle w:val="Heading1"/>
+        <w:keepNext/>
       </w:pPr>
       <w:r>
+        <w:rPr>
+          <w:rFonts w:ascii="Arial Unicode MS" w:hAnsi="Arial Unicode MS" w:eastAsia="Arial Unicode MS" w:cs="Arial Unicode MS"/>
+          <w:color w:val="000000"/>
+        </w:rPr>
         <w:t>三 AI 技术与开源及第三方资源选择</w:t>
       </w:r>
     </w:p>
     <w:p>
       <w:pPr>
         <w:pStyle w:val="Heading2"/>
+        <w:keepNext/>
       </w:pPr>
       <w:r>
+        <w:rPr>
+          <w:rFonts w:ascii="Arial Unicode MS" w:hAnsi="Arial Unicode MS" w:eastAsia="Arial Unicode MS" w:cs="Arial Unicode MS"/>
+          <w:color w:val="000000"/>
+        </w:rPr>
         <w:t>1 AI 的具体作用与输出约束</w:t>
       </w:r>
     </w:p>
     <w:p>
       <w:r>
-        <w:t>AI 用于理解事项意图、识别信息缺口、检索相关问题、提出调查与修复方案、执行代码或文档任务、审查引入的回归以及诊断 CI。自然语言输入和跨语言仓库差异使这些步骤难以完全依赖固定规则。作品同时把可由软件确定的版本、状态、实际差异和执行结果交给确定性逻辑核对，减少仅凭模型文字判断完成状态的情况。</w:t>
+        <w:rPr>
+          <w:rFonts w:ascii="Arial Unicode MS" w:hAnsi="Arial Unicode MS" w:eastAsia="Arial Unicode MS" w:cs="Arial Unicode MS"/>
+          <w:color w:val="000000"/>
+        </w:rPr>
+        <w:t>AI 用于从现有材料整理计划、识别缺口、推断调查方向、生成受限修改、检查回归和解释 CI。自然语言和不同仓库约定需要模型理解；版本匹配、状态转换、工具退出状态、路径范围、授权和发布资格则由软件核对。模型只提出结论和证据引用，不能仅凭自然语言把待办升级为已完成。</w:t>
       </w:r>
     </w:p>
     <w:p>
       <w:r>
-        <w:t>原生执行在任务开始时继承 Harness 默认提供方、模型与推理设置。八类任务分别定义分诊、变更预检、调查、实施、审查、文档、验证和 CI 产物，并使用 Zod 进行结构校验。元数据阶段不创建代码 worktree，也不开放任意 shell 工具；没有执行能力时测试标为 not_run，不把模型生成的 passed 当作执行证据。</w:t>
+        <w:rPr>
+          <w:rFonts w:ascii="Arial Unicode MS" w:hAnsi="Arial Unicode MS" w:eastAsia="Arial Unicode MS" w:cs="Arial Unicode MS"/>
+          <w:color w:val="000000"/>
+        </w:rPr>
+        <w:t>分诊、预检、调查、修复、审查、文档、验证与 CI 八类产物均采用结构化 schema。分诊和预检处理元数据，不创建代码 worktree；代码阶段使用宿主原生工具。模型选择复用宿主公开目录，可持久化分阶段覆盖。输出格式错误时保留原文与工作区，执行有界格式修复；无合法工具引用的检查不能作为通过证据。</w:t>
       </w:r>
     </w:p>
     <w:p>
       <w:pPr>
         <w:pStyle w:val="Heading2"/>
+        <w:keepNext/>
       </w:pPr>
       <w:r>
+        <w:rPr>
+          <w:rFonts w:ascii="Arial Unicode MS" w:hAnsi="Arial Unicode MS" w:eastAsia="Arial Unicode MS" w:cs="Arial Unicode MS"/>
+          <w:color w:val="000000"/>
+        </w:rPr>
         <w:t>2 资源选择与融合方式</w:t>
       </w:r>
     </w:p>
     <w:p>
       <w:r>
-        <w:t>DeepSeek Harness 提供原生宿主、Agent、会话、模型适配、工具与权限；Cordis 提供插件生命周期及依赖注入。React 和 React DOM 构成交互层，Lucide 用于图标，Zod 用于请求及产物校验。工程使用 TypeScript、tsx、esbuild 和 Playwright 进行类型检查、构建与浏览器回归，具体版本与许可见附录。</w:t>
+        <w:rPr>
+          <w:rFonts w:ascii="Arial Unicode MS" w:hAnsi="Arial Unicode MS" w:eastAsia="Arial Unicode MS" w:cs="Arial Unicode MS"/>
+          <w:color w:val="000000"/>
+        </w:rPr>
+        <w:t>Harness 提供 Agent、会话、模型适配、工具和权限；Cordis 提供插件生命周期与依赖注入。React、React DOM 和 Lucide 用于界面；Zod 校验请求与模型产物；react-markdown 与 remark-gfm 展示仓库原始内容；semver 校验目标仓库 Node 要求。TypeScript、tsx、esbuild 和 Playwright 用于开发及验证。资源版本以本次 package-lock.json 为准，旧通知中的历史版本不作为当前运行版本。[8]</w:t>
       </w:r>
     </w:p>
     <w:p>
       <w:r>
+        <w:rPr>
+          <w:rFonts w:ascii="Arial Unicode MS" w:hAnsi="Arial Unicode MS" w:eastAsia="Arial Unicode MS" w:cs="Arial Unicode MS"/>
+          <w:color w:val="000000"/>
+        </w:rPr>
         <w:t>工作流文本参考并改编许可允许的 OpenAI Codex 审查准则和 OpenAI Skills 维护流程，加入中文结构化输出、固定版本上下文、阶段读写约束、因果重复判断和发布前审阅。改编工作流适用 Apache-2.0，原创代码采用 MIT，相关许可证和 NOTICE 分别保留。引用上游准则不等于拥有其未实现的工具能力。[8]</w:t>
       </w:r>
     </w:p>
     <w:p>
       <w:pPr>
         <w:pStyle w:val="Heading2"/>
+        <w:keepNext/>
       </w:pPr>
       <w:r>
+        <w:rPr>
+          <w:rFonts w:ascii="Arial Unicode MS" w:hAnsi="Arial Unicode MS" w:eastAsia="Arial Unicode MS" w:cs="Arial Unicode MS"/>
+          <w:color w:val="000000"/>
+        </w:rPr>
         <w:t>3 自主开发与权利边界</w:t>
       </w:r>
     </w:p>
     <w:p>
       <w:r>
-        <w:t>自主设计和实现的内容集中在开源维护领域：多仓库事项聚合、类型计划和等待信息、阶段状态与调度、版本键与差异失效、补丁交接、历史发现复核、工具证据关联、远端 PR 与 Actions 投影、人工确认发布，以及对应界面和回归用例。宿主通用能力、第三方库、GitHub 服务和模型 API 属于第三方资源。</w:t>
+        <w:rPr>
+          <w:rFonts w:ascii="Arial Unicode MS" w:hAnsi="Arial Unicode MS" w:eastAsia="Arial Unicode MS" w:cs="Arial Unicode MS"/>
+          <w:color w:val="000000"/>
+        </w:rPr>
+        <w:t>自主开发内容集中于领域编排及可核验交接：处理周期与事件状态机、版本化计划授权、结构化缺口和人工输入、工作区所有权与补丁快照、必要验证交接、原生工具证据、环境准备、增量仓库维护台账及维护者界面。宿主基础设施、开源库、GitHub 服务和模型 API 分别列明，避免将功能集成描述为底层模型或平台的自主实现。</w:t>
       </w:r>
     </w:p>
     <w:p>
       <w:r>
+        <w:rPr>
+          <w:rFonts w:ascii="Arial Unicode MS" w:hAnsi="Arial Unicode MS" w:eastAsia="Arial Unicode MS" w:cs="Arial Unicode MS"/>
+          <w:color w:val="000000"/>
+        </w:rPr>
         <w:t>开发、测试和文档工作使用生成式 AI 辅助。现有工程记录包括实际命令、回归用例、版本差异和人工反馈修订；AI 生成内容不当然构成团队自主知识产权。正式提交前，团队还需确认成员实际贡献、共同权利人授权，并补齐最终演示使用的模型、服务条款及人工审核记录。</w:t>
       </w:r>
     </w:p>
     <w:p>
       <w:pPr>
         <w:pStyle w:val="Heading1"/>
+        <w:keepNext/>
       </w:pPr>
       <w:r>
+        <w:rPr>
+          <w:rFonts w:ascii="Arial Unicode MS" w:hAnsi="Arial Unicode MS" w:eastAsia="Arial Unicode MS" w:cs="Arial Unicode MS"/>
+          <w:color w:val="000000"/>
+        </w:rPr>
         <w:t>四 设计与实现过程</w:t>
       </w:r>
     </w:p>
     <w:p>
       <w:pPr>
         <w:pStyle w:val="Heading2"/>
+        <w:keepNext/>
       </w:pPr>
       <w:r>
-        <w:t>1 类型化 Issue 与信息等待</w:t>
+        <w:rPr>
+          <w:rFonts w:ascii="Arial Unicode MS" w:hAnsi="Arial Unicode MS" w:eastAsia="Arial Unicode MS" w:cs="Arial Unicode MS"/>
+          <w:color w:val="000000"/>
+        </w:rPr>
+        <w:t>1 计划草稿与结构化缺口</w:t>
       </w:r>
     </w:p>
     <w:p>
       <w:r>
-        <w:t>Issue 计划保存类别、目标、复现步骤、预期与实际行为、处理范围、验收条件及接受或暂缓决定。缺陷计划的复现信息不足时阻止实施，但允许调查；功能请求需要明确范围和取舍；文档直接进入简短维护路径；使用提问可记录答复并结束本地处理，必要时再转换为代码任务。计划变更进入版本键，使旧产物失效。[6]</w:t>
+        <w:rPr>
+          <w:rFonts w:ascii="Arial Unicode MS" w:hAnsi="Arial Unicode MS" w:eastAsia="Arial Unicode MS" w:cs="Arial Unicode MS"/>
+          <w:color w:val="000000"/>
+        </w:rPr>
+        <w:t>计划保存类别、目标、复现摘要、预期与实际行为、范围、验收及维护者决定。系统从 Issue/PR、仓库规范和调查结果整理草稿，维护者确认或修订；确认计划只授予约定处理范围，不等于获得缺少的复现事实。明确只读的任务不能进入修复，真正缺少的必需资料应先等待，不能靠重复填写相同表单获得“完成”。[6][10]</w:t>
       </w:r>
     </w:p>
     <w:p>
       <w:r>
-        <w:t>追问记录包含已提出的问题、等待的 GitHub 用户、实际提问时间与处理历史。记录本身是本地说明，不自动发送评论。相同用户的重复活跃问题会去重，等待期间跳过重复分诊。同步读取该用户提问后新建的评论，发现新回复即进入待重新评估；维护者检查信息后决定继续、结束追问或再次调查。权限失败保留原记录，部分读取显示覆盖警告。</w:t>
+        <w:rPr>
+          <w:rFonts w:ascii="Arial Unicode MS" w:hAnsi="Arial Unicode MS" w:eastAsia="Arial Unicode MS" w:cs="Arial Unicode MS"/>
+          <w:color w:val="000000"/>
+        </w:rPr>
+        <w:t>缺口分为 information、system_check、environment、external_wait、maintainer_decision 与待归类旧记录；每项保留状态、阻塞阶段、来源和解除条件。尚未读取文件属于系统检查，不能变成人工必填；版本、现场日志和复现步骤可向报告者追问；兼容性与交接对象属于维护者决定。“未知”“无法提供”和部分答复可以保存，但不冒充已验证证据，也不扩大原授权。</w:t>
       </w:r>
     </w:p>
     <w:p>
       <w:pPr>
         <w:pStyle w:val="Heading2"/>
+        <w:keepNext/>
       </w:pPr>
       <w:r>
+        <w:rPr>
+          <w:rFonts w:ascii="Arial Unicode MS" w:hAnsi="Arial Unicode MS" w:eastAsia="Arial Unicode MS" w:cs="Arial Unicode MS"/>
+          <w:color w:val="000000"/>
+        </w:rPr>
         <w:t>2 固定版本与阶段交接</w:t>
       </w:r>
     </w:p>
     <w:p>
       <w:r>
-        <w:t>代码任务在固定提交的专用 Git worktree 中运行，实施、验证和审查使用独立工作区。PR 保留 head 和比较 base，并核验抓取结果与 API 版本一致。来源任务、验收条件、历史产物、人工反馈和实际补丁传入后续阶段，不只传递自然语言摘要。纯文本与二进制 Git 补丁均有交接检查。</w:t>
+        <w:rPr>
+          <w:rFonts w:ascii="Arial Unicode MS" w:hAnsi="Arial Unicode MS" w:eastAsia="Arial Unicode MS" w:cs="Arial Unicode MS"/>
+          <w:color w:val="000000"/>
+        </w:rPr>
+        <w:t>Work item 表示长期事项，Processing case 表示一次处理周期，Job 表示一个阶段的一次尝试，三者分别保存身份与历史。代码任务在固定提交的 worktree 执行，实施、验证和审查通常使用独立目录。界面和原生侧栏按事项加阶段聚合不同尝试，展示分组不等于共享真实执行目录。重试及审查后的追加验证沿明确来源任务连接，不靠运行时间猜测证据归属。</w:t>
       </w:r>
     </w:p>
     <w:p>
       <w:r>
-        <w:t>验证、审查和 CI 阶段若修改代码，则拒绝作为正常完成产物交付。调查阶段允许按宿主权限生成临时复现材料，但调查实验差异不能直接作为发布补丁。输入、目标、HEAD 或补丁变化会使旧产物失效，接受和发布前再次核对。Git worktree 仅隔离仓库修改，命令安全边界仍由宿主提供。</w:t>
+        <w:rPr>
+          <w:rFonts w:ascii="Arial Unicode MS" w:hAnsi="Arial Unicode MS" w:eastAsia="Arial Unicode MS" w:cs="Arial Unicode MS"/>
+          <w:color w:val="000000"/>
+        </w:rPr>
+        <w:t>阶段交接冻结完整补丁、SHA-256、文件树及来源快照，覆盖未跟踪文件和二进制变更。验证与审查将快照应用到各自目录并核对内容；不得将只读阶段的额外修改作为正常交付。环境恢复在版本、补丁及目录所有权检查通过后可复用准备好的目录，但使用新会话重新采集证据。Git worktree 仅隔离仓库修改，命令隔离和审批仍由宿主提供。</w:t>
       </w:r>
     </w:p>
     <w:p>
       <w:pPr>
         <w:pStyle w:val="Heading2"/>
+        <w:keepNext/>
       </w:pPr>
       <w:r>
+        <w:rPr>
+          <w:rFonts w:ascii="Arial Unicode MS" w:hAnsi="Arial Unicode MS" w:eastAsia="Arial Unicode MS" w:cs="Arial Unicode MS"/>
+          <w:color w:val="000000"/>
+        </w:rPr>
         <w:t>3 队列持久化与失败恢复</w:t>
       </w:r>
     </w:p>
     <w:p>
       <w:r>
-        <w:t>SQLite 保存仓库、事项、任务、阶段产物、处置及审计记录。队列支持版本去重、同事项串行、全局并发上限、按仓库轮转调度、取消和保留历史的重试。进程异常后，运行中的任务转为失败并保留工作区，不静默重放代码修改；每个数据目录仅允许单 worker。</w:t>
+        <w:rPr>
+          <w:rFonts w:ascii="Arial Unicode MS" w:hAnsi="Arial Unicode MS" w:eastAsia="Arial Unicode MS" w:cs="Arial Unicode MS"/>
+          <w:color w:val="000000"/>
+        </w:rPr>
+        <w:t>ProcessingCase.planning 是计划、授权、预算与检查点的持久化来源，Issue.orchestration 为兼容投影。SQLite 同时保存处理事件、等待、输入、Job、工作区和快照；事件以周期内去重键防重复，修改入口使用 version/expectedVersion 拒绝过期窗口。关闭后重开的新周期不继承旧授权。队列保持单数据目录单 worker、事项串行、跨仓库轮转和全局并发上限；不宣称分布式 exactly-once。</w:t>
       </w:r>
     </w:p>
     <w:p>
       <w:r>
-        <w:t>格式恢复仅适用于明确的产物格式失败。恢复会话没有工具，复用已记录输出并核验固定版本和补丁；不能把工具失败、越界修改或取消改称格式失败。无法恢复的原文仍保留供审阅。此设计避免为修复 JSON 输出而重新实施代码，也避免恢复路径掩盖真正的执行失败。</w:t>
+        <w:rPr>
+          <w:rFonts w:ascii="Arial Unicode MS" w:hAnsi="Arial Unicode MS" w:eastAsia="Arial Unicode MS" w:cs="Arial Unicode MS"/>
+          <w:color w:val="000000"/>
+        </w:rPr>
+        <w:t>进程中断保留工作区与日志，既有运行标记失败或中断，不静默重放代码。原生 ask_user_question 把问题持久化并结束当前 turn；资料保存与继续执行分开。格式恢复只整理已有事实，保持当前版本和补丁约束。旧事件、取消、预算耗尽或部分产物不能自动启动后续实施；维护者明确重试或恢复时再校验授权与检查点。</w:t>
       </w:r>
     </w:p>
     <w:p>
       <w:pPr>
         <w:pStyle w:val="Heading2"/>
+        <w:keepNext/>
       </w:pPr>
       <w:r>
+        <w:rPr>
+          <w:rFonts w:ascii="Arial Unicode MS" w:hAnsi="Arial Unicode MS" w:eastAsia="Arial Unicode MS" w:cs="Arial Unicode MS"/>
+          <w:color w:val="000000"/>
+        </w:rPr>
         <w:t>4 工具执行证据与验证可信度</w:t>
       </w:r>
     </w:p>
     <w:p>
       <w:r>
-        <w:t>原生执行器观察 Harness 的最终工具结果与会话事件，保存调用 ID、命令、工作目录、基线、实际退出码、信号、输出摘要和原始事件。只读验证、审查和 CI 另记录执行开始时的补丁指纹。验证报告按相同基线、匹配补丁和完全一致命令关联唯一工具调用；重复执行需要显式 executionId，不自动选择最后一次通过结果。[6]</w:t>
+        <w:rPr>
+          <w:rFonts w:ascii="Arial Unicode MS" w:hAnsi="Arial Unicode MS" w:eastAsia="Arial Unicode MS" w:cs="Arial Unicode MS"/>
+          <w:color w:val="000000"/>
+        </w:rPr>
+        <w:t>原生执行器保存会话、调用 ID、命令、目录、checkout SHA、补丁指纹、退出码、信号、输出和原始事件。报告中的测试须能关联当前会话、当前版本与对应补丁的唯一执行记录；相同命令多次执行时要求明确 executionId。恢复产物仍遵循同一归属规则，不能把前次成功记录直接作为新尝试证据。</w:t>
       </w:r>
     </w:p>
     <w:p>
       <w:r>
-        <w:t>关联记录显示实际失败时，报告中的 passed 被纠正为 failed，并保留模型原文。没有结构化退出码时显示未知；不从 stdout 中寻找可伪造的成功标记。工具调用成功不表示所有测试断言通过；复合脚本内部子命令也不会被虚构成独立执行记录。历史任务未关联证据时仍需人工核对，实施阶段的记录还应检查执行时补丁是否一致。</w:t>
+        <w:rPr>
+          <w:rFonts w:ascii="Arial Unicode MS" w:hAnsi="Arial Unicode MS" w:eastAsia="Arial Unicode MS" w:cs="Arial Unicode MS"/>
+          <w:color w:val="000000"/>
+        </w:rPr>
+        <w:t>后端核对实际检查状态，避免外层 shell 的成功掩盖管道或子命令失败；未知退出状态保留为未执行或未确认。带退出状态标记的受支持包装只在与实际命令结构对应时解析，不凭任意 PASS 文本放行。PR 审查缺少必要验证时自动追加，逐项保留缺口 ID 和 checks；已有同版本同补丁的明确来源验证能覆盖全部要求时可复用，更新检查或较晚失败不能被旧通过掩盖。[11]</w:t>
       </w:r>
     </w:p>
     <w:p>
       <w:pPr>
         <w:pStyle w:val="Heading2"/>
+        <w:keepNext/>
       </w:pPr>
       <w:r>
+        <w:rPr>
+          <w:rFonts w:ascii="Arial Unicode MS" w:hAnsi="Arial Unicode MS" w:eastAsia="Arial Unicode MS" w:cs="Arial Unicode MS"/>
+          <w:color w:val="000000"/>
+        </w:rPr>
         <w:t>5 审查发现跨版本复核</w:t>
       </w:r>
     </w:p>
     <w:p>
       <w:r>
-        <w:t>审查发现支持逐项或批量记录接受、需要证据、不适用及已解决。后续审查使用来源任务 ID 与发现 ID 对应历史问题，并记录已修复、仍存在或无法验证，以及当前证据。遗漏的历史发现默认无法验证，不因新报告未提到就认定已经修复。复核结论被修改后，维护者需要重新接受审查。</w:t>
+        <w:rPr>
+          <w:rFonts w:ascii="Arial Unicode MS" w:hAnsi="Arial Unicode MS" w:eastAsia="Arial Unicode MS" w:cs="Arial Unicode MS"/>
+          <w:color w:val="000000"/>
+        </w:rPr>
+        <w:t>审查发现支持接受、需补证、不适用与已解决等处置；新版本审查按来源任务与发现 ID 逐项复核历史问题，遗漏项保留为无法验证。源码无新发现不代表验收完成：本地测试、CI 交付限制与旧发现仍分别判断。维护者手工完成或跳过某步骤有独立记录，不显示成真实测试通过。</w:t>
       </w:r>
     </w:p>
     <w:p>
       <w:r>
+        <w:rPr>
+          <w:rFonts w:ascii="Arial Unicode MS" w:hAnsi="Arial Unicode MS" w:eastAsia="Arial Unicode MS" w:cs="Arial Unicode MS"/>
+          <w:color w:val="000000"/>
+        </w:rPr>
         <w:t>GitHub 讨论串可只读同步其解决、过期及权限状态，再由维护者显式关联本地发现。远端解决或重新打开经过预览与确认，并核对 PR 版本、讨论串归属、权限和本地审查状态。本地标记已解决不会自动改变 GitHub；远端查询与写入之间仍可能存在竞态，不能保证跨服务原子事务。</w:t>
       </w:r>
     </w:p>
     <w:p>
       <w:pPr>
         <w:pStyle w:val="Heading2"/>
+        <w:keepNext/>
       </w:pPr>
       <w:r>
+        <w:rPr>
+          <w:rFonts w:ascii="Arial Unicode MS" w:hAnsi="Arial Unicode MS" w:eastAsia="Arial Unicode MS" w:cs="Arial Unicode MS"/>
+          <w:color w:val="000000"/>
+        </w:rPr>
         <w:t>6 PR 交付跟踪与 Actions 诊断</w:t>
       </w:r>
     </w:p>
     <w:p>
       <w:r>
-        <w:t>关联 PR 卡片展示草稿、审查、CI、冲突及合并状态，并独立读取源 Issue 的 open 或 closed 状态。PR 已合并但 Issue 仍开放会提示核对；PR 未合并就关闭也保留明确状态。同步刷新或手动刷新产生有时间和版本的快照，读取失败保留旧快照并标错，不宣称实时推送。[7]</w:t>
+        <w:rPr>
+          <w:rFonts w:ascii="Arial Unicode MS" w:hAnsi="Arial Unicode MS" w:eastAsia="Arial Unicode MS" w:cs="Arial Unicode MS"/>
+          <w:color w:val="000000"/>
+        </w:rPr>
+        <w:t>交付沿用维护者确认流程，区分新建 PR、更新已有 PR、无写权限时导出补丁，以及交给作者。交给作者后等待新提交，再对新版本复核；旧的写授权不自动迁移。关联 PR 卡片分开展示审查、CI、冲突、合并与源 Issue 状态，合并 PR 不等于源 Issue 已关闭。远端读取失败保留旧快照并标错，不将轮询描述成实时推送。</w:t>
       </w:r>
     </w:p>
     <w:p>
       <w:r>
-        <w:t>Actions 读取限定于 PR 当前 head SHA，分别保存 workflow run、attempt、job、失败步骤与按需读取的日志。CI 阶段绑定本次使用的证据，分类包括代码回归、基线问题、不稳定测试、环境问题和未知，并区分事实与假设。单次失败不能证明不稳定，重跑通过也不能证明修复。第一版不完整覆盖 PR 合并测试提交、merge queue、其他 CI 服务或所有分支保护规则。</w:t>
+        <w:rPr>
+          <w:rFonts w:ascii="Arial Unicode MS" w:hAnsi="Arial Unicode MS" w:eastAsia="Arial Unicode MS" w:cs="Arial Unicode MS"/>
+          <w:color w:val="000000"/>
+        </w:rPr>
+        <w:t>CI 未读取、状态未知或无检查记录作为覆盖限制，可继续本地审查；只有确认存在且未满足的必需门禁，才阻塞对应交付操作。Actions 诊断绑定 PR 当前 head SHA，区分代码回归、基线、环境、不稳定测试及未知。单次失败不能证明不稳定，重跑通过不能证明修复；合并测试提交、merge queue、所有分支保护及外部 CI 仍不完整覆盖。</w:t>
       </w:r>
     </w:p>
     <w:p>
       <w:r>
+        <w:rPr>
+          <w:rFonts w:ascii="Arial Unicode MS" w:hAnsi="Arial Unicode MS" w:eastAsia="Arial Unicode MS" w:cs="Arial Unicode MS"/>
+          <w:color w:val="000000"/>
+        </w:rPr>
         <w:t>默认读取最近 20 个 run、每个最近 3 次 attempt、每次前 100 个 job；指定 job 日志最多前 512 KiB，标明裁剪。诊断最多使用 3 个失败或超时 job 的日志摘要，每条不超过 16000 字符。下载校验域名和关联版本，不把 GitHub 凭据传给日志签名地址。权限不足、日志缺失或过期均作为证据缺口呈现。</w:t>
       </w:r>
     </w:p>
     <w:p>
       <w:pPr>
         <w:pStyle w:val="Heading2"/>
+        <w:keepNext/>
       </w:pPr>
       <w:r>
-        <w:t>7 迭代过程与协作记录</w:t>
+        <w:rPr>
+          <w:rFonts w:ascii="Arial Unicode MS" w:hAnsi="Arial Unicode MS" w:eastAsia="Arial Unicode MS" w:cs="Arial Unicode MS"/>
+          <w:color w:val="000000"/>
+        </w:rPr>
+        <w:t>7 验证环境准备与授权恢复</w:t>
+      </w:r>
+    </w:p>
+    <w:p>
+      <w:pPr/>
+      <w:r>
+        <w:rPr>
+          <w:rFonts w:ascii="Arial Unicode MS" w:hAnsi="Arial Unicode MS" w:eastAsia="Arial Unicode MS" w:cs="Arial Unicode MS"/>
+          <w:color w:val="000000"/>
+        </w:rPr>
+        <w:t>环境准备在后端完成，不交给验证 Agent 自行安装。工作区取得独占所有权并应用补丁后，系统检查 engines.node、包管理器版本、锁文件和目录依赖，按仓库策略执行 npm ci 或 pnpm frozen 安装。联网、生命周期脚本、根项目或整个工作区范围分别控制；不全局安装或自动升级运行时，不执行 pnpmfile。[12]</w:t>
+      </w:r>
+    </w:p>
+    <w:p>
+      <w:pPr/>
+      <w:r>
+        <w:rPr>
+          <w:rFonts w:ascii="Arial Unicode MS" w:hAnsi="Arial Unicode MS" w:eastAsia="Arial Unicode MS" w:cs="Arial Unicode MS"/>
+          <w:color w:val="000000"/>
+        </w:rPr>
+        <w:t>准备记录绑定目录、HEAD、补丁、清单、锁文件、工具和策略。重复执行先复查依赖，只共享下载缓存；准备成功才继续当前验证，日志不能冒充测试证据。取消与超时终止子进程并保留记录，失败不自动循环；缺少工具、离线缓存或授权时显示具体阻塞。任务明确禁止安装时须获维护者授权，同周期同版本同补丁同策略可沿来源链继承，任一条件变化即失效。</w:t>
+      </w:r>
+    </w:p>
+    <w:p>
+      <w:pPr>
+        <w:pStyle w:val="Heading2"/>
+        <w:keepNext/>
+      </w:pPr>
+      <w:r>
+        <w:rPr>
+          <w:rFonts w:ascii="Arial Unicode MS" w:hAnsi="Arial Unicode MS" w:eastAsia="Arial Unicode MS" w:cs="Arial Unicode MS"/>
+          <w:color w:val="000000"/>
+        </w:rPr>
+        <w:t>8 仓库级增量维护</w:t>
+      </w:r>
+    </w:p>
+    <w:p>
+      <w:pPr/>
+      <w:r>
+        <w:rPr>
+          <w:rFonts w:ascii="Arial Unicode MS" w:hAnsi="Arial Unicode MS" w:eastAsia="Arial Unicode MS" w:cs="Arial Unicode MS"/>
+          <w:color w:val="000000"/>
+        </w:rPr>
+        <w:t>Repository 页以文件清单和持久化问题组织文档、Agent 指引与 CI 维护。打开页面只识别文件，不调用模型或运行脚本；选择具体路径后才进行有界检查。结果保存已检查路径、证据依赖、覆盖完整性及问题的暂缓、忽略或解决历史。相关内容变化提示复查，无关提交不必废弃仍有效的范围结果，部分扫描不能表示全仓库无问题。</w:t>
+      </w:r>
+    </w:p>
+    <w:p>
+      <w:pPr/>
+      <w:r>
+        <w:rPr>
+          <w:rFonts w:ascii="Arial Unicode MS" w:hAnsi="Arial Unicode MS" w:eastAsia="Arial Unicode MS" w:cs="Arial Unicode MS"/>
+          <w:color w:val="000000"/>
+        </w:rPr>
+        <w:t>可从问题或自定目标生成限定路径的维护计划，一次确认后复用实施、验证及审查路线；越界修改或未经允许移动、删除文件时停止。修改完成不自动解决台账问题，必须复查。PR 可带 head/base 进入文档影响检查，本地 Git 仓库无需 GitHub；普通文件夹只支持受限只读检查。</w:t>
+      </w:r>
+    </w:p>
+    <w:p>
+      <w:pPr>
+        <w:pStyle w:val="Heading2"/>
+        <w:keepNext/>
+      </w:pPr>
+      <w:r>
+        <w:rPr>
+          <w:rFonts w:ascii="Arial Unicode MS" w:hAnsi="Arial Unicode MS" w:eastAsia="Arial Unicode MS" w:cs="Arial Unicode MS"/>
+          <w:color w:val="000000"/>
+        </w:rPr>
+        <w:t>9 循环保护与有界结果整理</w:t>
+      </w:r>
+    </w:p>
+    <w:p>
+      <w:pPr/>
+      <w:r>
+        <w:rPr>
+          <w:rFonts w:ascii="Arial Unicode MS" w:hAnsi="Arial Unicode MS" w:eastAsia="Arial Unicode MS" w:cs="Arial Unicode MS"/>
+          <w:color w:val="000000"/>
+        </w:rPr>
+        <w:t>模型执行按工具、实际参数和探索模式计数；连续重复调用或搜索远多于读取时停止探索，不因换展示说明或上下文压缩而重置。工具预算、输出 Token、格式整理与任务时限独立，自动探索额度按范围约 80 至 180 次，可显式覆盖；成功编辑不续期总额度。</w:t>
+      </w:r>
+    </w:p>
+    <w:p>
+      <w:pPr/>
+      <w:r>
+        <w:rPr>
+          <w:rFonts w:ascii="Arial Unicode MS" w:hAnsi="Arial Unicode MS" w:eastAsia="Arial Unicode MS" w:cs="Arial Unicode MS"/>
+          <w:color w:val="000000"/>
+        </w:rPr>
+        <w:t>探索停止后仅允许有限的结果整理请求，不再读取、搜索、修改或启动子任务；取消、截止时间与容量失败不盲目追加请求。无法形成完整报告时从已记录事实生成不完整产物，保留差异与日志，任务不升级成功、不触发后继阶段。此机制限制失控执行，并不保证模型必然理解任务或一次完成。</w:t>
+      </w:r>
+    </w:p>
+    <w:p>
+      <w:pPr>
+        <w:pStyle w:val="Heading2"/>
+        <w:keepNext/>
+      </w:pPr>
+      <w:r>
+        <w:rPr>
+          <w:rFonts w:ascii="Arial Unicode MS" w:hAnsi="Arial Unicode MS" w:eastAsia="Arial Unicode MS" w:cs="Arial Unicode MS"/>
+          <w:color w:val="000000"/>
+        </w:rPr>
+        <w:t>10 迭代过程与协作记录</w:t>
       </w:r>
     </w:p>
     <w:tbl>
@@ -1116,6 +1680,8 @@
       </w:tblGrid>
       <w:tr>
         <w:trPr>
+          <w:cantSplit/>
+          <w:tblHeader/>
           <w:cantSplit/>
           <w:tblHeader/>
         </w:trPr>
@@ -1136,16 +1702,26 @@
               <w:right w:val="single" w:sz="4" w:color="D9D9D9"/>
             </w:tcBorders>
             <w:shd w:fill="E8EDF2"/>
+            <w:tcMar>
+              <w:top w:w="85" w:type="dxa"/>
+              <w:bottom w:w="85" w:type="dxa"/>
+              <w:left w:w="85" w:type="dxa"/>
+              <w:right w:w="85" w:type="dxa"/>
+            </w:tcMar>
+            <w:shd w:fill="E8EDF2"/>
           </w:tcPr>
           <w:p>
             <w:pPr>
-              <w:spacing w:after="40" w:line="269" w:lineRule="auto"/>
-              <w:ind w:firstLine="0"/>
+              <w:spacing w:line="280" w:lineRule="exact" w:after="60" w:before="60"/>
+              <w:ind w:firstLine="0" w:left="0" w:right="0"/>
+              <w:jc w:val="left"/>
             </w:pPr>
             <w:r>
               <w:rPr>
+                <w:rFonts w:ascii="Arial Unicode MS" w:hAnsi="Arial Unicode MS" w:eastAsia="Arial Unicode MS" w:cs="Arial Unicode MS"/>
                 <w:b/>
-                <w:sz w:val="18"/>
+                <w:color w:val="000000"/>
+                <w:sz w:val="19"/>
               </w:rPr>
               <w:t>阶段</w:t>
             </w:r>
@@ -1168,16 +1744,26 @@
               <w:right w:val="single" w:sz="4" w:color="D9D9D9"/>
             </w:tcBorders>
             <w:shd w:fill="E8EDF2"/>
+            <w:tcMar>
+              <w:top w:w="85" w:type="dxa"/>
+              <w:bottom w:w="85" w:type="dxa"/>
+              <w:left w:w="85" w:type="dxa"/>
+              <w:right w:w="85" w:type="dxa"/>
+            </w:tcMar>
+            <w:shd w:fill="E8EDF2"/>
           </w:tcPr>
           <w:p>
             <w:pPr>
-              <w:spacing w:after="40" w:line="269" w:lineRule="auto"/>
-              <w:ind w:firstLine="0"/>
+              <w:spacing w:line="280" w:lineRule="exact" w:after="60" w:before="60"/>
+              <w:ind w:firstLine="0" w:left="0" w:right="0"/>
+              <w:jc w:val="left"/>
             </w:pPr>
             <w:r>
               <w:rPr>
+                <w:rFonts w:ascii="Arial Unicode MS" w:hAnsi="Arial Unicode MS" w:eastAsia="Arial Unicode MS" w:cs="Arial Unicode MS"/>
                 <w:b/>
-                <w:sz w:val="18"/>
+                <w:color w:val="000000"/>
+                <w:sz w:val="19"/>
               </w:rPr>
               <w:t>主要工程内容</w:t>
             </w:r>
@@ -1200,16 +1786,26 @@
               <w:right w:val="single" w:sz="4" w:color="D9D9D9"/>
             </w:tcBorders>
             <w:shd w:fill="E8EDF2"/>
+            <w:tcMar>
+              <w:top w:w="85" w:type="dxa"/>
+              <w:bottom w:w="85" w:type="dxa"/>
+              <w:left w:w="85" w:type="dxa"/>
+              <w:right w:w="85" w:type="dxa"/>
+            </w:tcMar>
+            <w:shd w:fill="E8EDF2"/>
           </w:tcPr>
           <w:p>
             <w:pPr>
-              <w:spacing w:after="40" w:line="269" w:lineRule="auto"/>
-              <w:ind w:firstLine="0"/>
+              <w:spacing w:line="280" w:lineRule="exact" w:after="60" w:before="60"/>
+              <w:ind w:firstLine="0" w:left="0" w:right="0"/>
+              <w:jc w:val="left"/>
             </w:pPr>
             <w:r>
               <w:rPr>
+                <w:rFonts w:ascii="Arial Unicode MS" w:hAnsi="Arial Unicode MS" w:eastAsia="Arial Unicode MS" w:cs="Arial Unicode MS"/>
                 <w:b/>
-                <w:sz w:val="18"/>
+                <w:color w:val="000000"/>
+                <w:sz w:val="19"/>
               </w:rPr>
               <w:t>可核验记录</w:t>
             </w:r>
@@ -1218,6 +1814,7 @@
       </w:tr>
       <w:tr>
         <w:trPr>
+          <w:cantSplit/>
           <w:cantSplit/>
         </w:trPr>
         <w:tc>
@@ -1236,18 +1833,27 @@
               <w:bottom w:val="single" w:sz="4" w:color="D9D9D9"/>
               <w:right w:val="single" w:sz="4" w:color="D9D9D9"/>
             </w:tcBorders>
+            <w:tcMar>
+              <w:top w:w="85" w:type="dxa"/>
+              <w:bottom w:w="85" w:type="dxa"/>
+              <w:left w:w="85" w:type="dxa"/>
+              <w:right w:w="85" w:type="dxa"/>
+            </w:tcMar>
           </w:tcPr>
           <w:p>
             <w:pPr>
-              <w:spacing w:after="40" w:line="269" w:lineRule="auto"/>
-              <w:ind w:firstLine="0"/>
+              <w:spacing w:line="280" w:lineRule="exact" w:after="60" w:before="60"/>
+              <w:ind w:firstLine="0" w:left="0" w:right="0"/>
+              <w:jc w:val="left"/>
             </w:pPr>
             <w:r>
               <w:rPr>
+                <w:rFonts w:ascii="Arial Unicode MS" w:hAnsi="Arial Unicode MS" w:eastAsia="Arial Unicode MS" w:cs="Arial Unicode MS"/>
                 <w:b w:val="0"/>
-                <w:sz w:val="18"/>
+                <w:color w:val="000000"/>
+                <w:sz w:val="19"/>
               </w:rPr>
-              <w:t>2026 年 9 月</w:t>
+              <w:t>9 月至 10 月 5 日</w:t>
             </w:r>
           </w:p>
         </w:tc>
@@ -1267,18 +1873,27 @@
               <w:bottom w:val="single" w:sz="4" w:color="D9D9D9"/>
               <w:right w:val="single" w:sz="4" w:color="D9D9D9"/>
             </w:tcBorders>
+            <w:tcMar>
+              <w:top w:w="85" w:type="dxa"/>
+              <w:bottom w:w="85" w:type="dxa"/>
+              <w:left w:w="85" w:type="dxa"/>
+              <w:right w:w="85" w:type="dxa"/>
+            </w:tcMar>
           </w:tcPr>
           <w:p>
             <w:pPr>
-              <w:spacing w:after="40" w:line="269" w:lineRule="auto"/>
-              <w:ind w:firstLine="0"/>
+              <w:spacing w:line="280" w:lineRule="exact" w:after="60" w:before="60"/>
+              <w:ind w:firstLine="0" w:left="0" w:right="0"/>
+              <w:jc w:val="left"/>
             </w:pPr>
             <w:r>
               <w:rPr>
+                <w:rFonts w:ascii="Arial Unicode MS" w:hAnsi="Arial Unicode MS" w:eastAsia="Arial Unicode MS" w:cs="Arial Unicode MS"/>
                 <w:b w:val="0"/>
-                <w:sz w:val="18"/>
+                <w:color w:val="000000"/>
+                <w:sz w:val="19"/>
               </w:rPr>
-              <w:t>原生插件、多仓库接入、阶段任务与隔离工作区</w:t>
+              <w:t>原生插件、工具证据、PR 跟踪及安装试用</w:t>
             </w:r>
           </w:p>
         </w:tc>
@@ -1298,24 +1913,34 @@
               <w:bottom w:val="single" w:sz="4" w:color="D9D9D9"/>
               <w:right w:val="single" w:sz="4" w:color="D9D9D9"/>
             </w:tcBorders>
+            <w:tcMar>
+              <w:top w:w="85" w:type="dxa"/>
+              <w:bottom w:w="85" w:type="dxa"/>
+              <w:left w:w="85" w:type="dxa"/>
+              <w:right w:w="85" w:type="dxa"/>
+            </w:tcMar>
           </w:tcPr>
           <w:p>
             <w:pPr>
-              <w:spacing w:after="40" w:line="269" w:lineRule="auto"/>
-              <w:ind w:firstLine="0"/>
+              <w:spacing w:line="280" w:lineRule="exact" w:after="60" w:before="60"/>
+              <w:ind w:firstLine="0" w:left="0" w:right="0"/>
+              <w:jc w:val="left"/>
             </w:pPr>
             <w:r>
               <w:rPr>
+                <w:rFonts w:ascii="Arial Unicode MS" w:hAnsi="Arial Unicode MS" w:eastAsia="Arial Unicode MS" w:cs="Arial Unicode MS"/>
                 <w:b w:val="0"/>
-                <w:sz w:val="18"/>
+                <w:color w:val="000000"/>
+                <w:sz w:val="19"/>
               </w:rPr>
-              <w:t>README 与 VALIDATION 历史记录</w:t>
+              <w:t>历史 VALIDATION 与安装试用</w:t>
             </w:r>
           </w:p>
         </w:tc>
       </w:tr>
       <w:tr>
         <w:trPr>
+          <w:cantSplit/>
           <w:cantSplit/>
         </w:trPr>
         <w:tc>
@@ -1334,18 +1959,27 @@
               <w:bottom w:val="single" w:sz="4" w:color="D9D9D9"/>
               <w:right w:val="single" w:sz="4" w:color="D9D9D9"/>
             </w:tcBorders>
+            <w:tcMar>
+              <w:top w:w="85" w:type="dxa"/>
+              <w:bottom w:w="85" w:type="dxa"/>
+              <w:left w:w="85" w:type="dxa"/>
+              <w:right w:w="85" w:type="dxa"/>
+            </w:tcMar>
           </w:tcPr>
           <w:p>
             <w:pPr>
-              <w:spacing w:after="40" w:line="269" w:lineRule="auto"/>
-              <w:ind w:firstLine="0"/>
+              <w:spacing w:line="280" w:lineRule="exact" w:after="60" w:before="60"/>
+              <w:ind w:firstLine="0" w:left="0" w:right="0"/>
+              <w:jc w:val="left"/>
             </w:pPr>
             <w:r>
               <w:rPr>
+                <w:rFonts w:ascii="Arial Unicode MS" w:hAnsi="Arial Unicode MS" w:eastAsia="Arial Unicode MS" w:cs="Arial Unicode MS"/>
                 <w:b w:val="0"/>
-                <w:sz w:val="18"/>
+                <w:color w:val="000000"/>
+                <w:sz w:val="19"/>
               </w:rPr>
-              <w:t>10 月 2 日</w:t>
+              <w:t>10 月 8 日至 10 日</w:t>
             </w:r>
           </w:p>
         </w:tc>
@@ -1365,18 +1999,27 @@
               <w:bottom w:val="single" w:sz="4" w:color="D9D9D9"/>
               <w:right w:val="single" w:sz="4" w:color="D9D9D9"/>
             </w:tcBorders>
+            <w:tcMar>
+              <w:top w:w="85" w:type="dxa"/>
+              <w:bottom w:w="85" w:type="dxa"/>
+              <w:left w:w="85" w:type="dxa"/>
+              <w:right w:w="85" w:type="dxa"/>
+            </w:tcMar>
           </w:tcPr>
           <w:p>
             <w:pPr>
-              <w:spacing w:after="40" w:line="269" w:lineRule="auto"/>
-              <w:ind w:firstLine="0"/>
+              <w:spacing w:line="280" w:lineRule="exact" w:after="60" w:before="60"/>
+              <w:ind w:firstLine="0" w:left="0" w:right="0"/>
+              <w:jc w:val="left"/>
             </w:pPr>
             <w:r>
               <w:rPr>
+                <w:rFonts w:ascii="Arial Unicode MS" w:hAnsi="Arial Unicode MS" w:eastAsia="Arial Unicode MS" w:cs="Arial Unicode MS"/>
                 <w:b w:val="0"/>
-                <w:sz w:val="18"/>
+                <w:color w:val="000000"/>
+                <w:sz w:val="19"/>
               </w:rPr>
-              <w:t>恢复边界、二进制交接、安装包试用、统一审阅</w:t>
+              <w:t>状态机重构、计划草稿、缺口分区及连续编排</w:t>
             </w:r>
           </w:p>
         </w:tc>
@@ -1396,24 +2039,34 @@
               <w:bottom w:val="single" w:sz="4" w:color="D9D9D9"/>
               <w:right w:val="single" w:sz="4" w:color="D9D9D9"/>
             </w:tcBorders>
+            <w:tcMar>
+              <w:top w:w="85" w:type="dxa"/>
+              <w:bottom w:w="85" w:type="dxa"/>
+              <w:left w:w="85" w:type="dxa"/>
+              <w:right w:w="85" w:type="dxa"/>
+            </w:tcMar>
           </w:tcPr>
           <w:p>
             <w:pPr>
-              <w:spacing w:after="40" w:line="269" w:lineRule="auto"/>
-              <w:ind w:firstLine="0"/>
+              <w:spacing w:line="280" w:lineRule="exact" w:after="60" w:before="60"/>
+              <w:ind w:firstLine="0" w:left="0" w:right="0"/>
+              <w:jc w:val="left"/>
             </w:pPr>
             <w:r>
               <w:rPr>
+                <w:rFonts w:ascii="Arial Unicode MS" w:hAnsi="Arial Unicode MS" w:eastAsia="Arial Unicode MS" w:cs="Arial Unicode MS"/>
                 <w:b w:val="0"/>
-                <w:sz w:val="18"/>
+                <w:color w:val="000000"/>
+                <w:sz w:val="19"/>
               </w:rPr>
-              <w:t>安装试用及固定八案例对照</w:t>
+              <w:t>架构、编排与缺口文档</w:t>
             </w:r>
           </w:p>
         </w:tc>
       </w:tr>
       <w:tr>
         <w:trPr>
+          <w:cantSplit/>
           <w:cantSplit/>
         </w:trPr>
         <w:tc>
@@ -1432,18 +2085,27 @@
               <w:bottom w:val="single" w:sz="4" w:color="D9D9D9"/>
               <w:right w:val="single" w:sz="4" w:color="D9D9D9"/>
             </w:tcBorders>
+            <w:tcMar>
+              <w:top w:w="85" w:type="dxa"/>
+              <w:bottom w:w="85" w:type="dxa"/>
+              <w:left w:w="85" w:type="dxa"/>
+              <w:right w:w="85" w:type="dxa"/>
+            </w:tcMar>
           </w:tcPr>
           <w:p>
             <w:pPr>
-              <w:spacing w:after="40" w:line="269" w:lineRule="auto"/>
-              <w:ind w:firstLine="0"/>
+              <w:spacing w:line="280" w:lineRule="exact" w:after="60" w:before="60"/>
+              <w:ind w:firstLine="0" w:left="0" w:right="0"/>
+              <w:jc w:val="left"/>
             </w:pPr>
             <w:r>
               <w:rPr>
+                <w:rFonts w:ascii="Arial Unicode MS" w:hAnsi="Arial Unicode MS" w:eastAsia="Arial Unicode MS" w:cs="Arial Unicode MS"/>
                 <w:b w:val="0"/>
-                <w:sz w:val="18"/>
+                <w:color w:val="000000"/>
+                <w:sz w:val="19"/>
               </w:rPr>
-              <w:t>10 月 4 日</w:t>
+              <w:t>10 月 11 日至 21 日</w:t>
             </w:r>
           </w:p>
         </w:tc>
@@ -1463,18 +2125,27 @@
               <w:bottom w:val="single" w:sz="4" w:color="D9D9D9"/>
               <w:right w:val="single" w:sz="4" w:color="D9D9D9"/>
             </w:tcBorders>
+            <w:tcMar>
+              <w:top w:w="85" w:type="dxa"/>
+              <w:bottom w:w="85" w:type="dxa"/>
+              <w:left w:w="85" w:type="dxa"/>
+              <w:right w:w="85" w:type="dxa"/>
+            </w:tcMar>
           </w:tcPr>
           <w:p>
             <w:pPr>
-              <w:spacing w:after="40" w:line="269" w:lineRule="auto"/>
-              <w:ind w:firstLine="0"/>
+              <w:spacing w:line="280" w:lineRule="exact" w:after="60" w:before="60"/>
+              <w:ind w:firstLine="0" w:left="0" w:right="0"/>
+              <w:jc w:val="left"/>
             </w:pPr>
             <w:r>
               <w:rPr>
+                <w:rFonts w:ascii="Arial Unicode MS" w:hAnsi="Arial Unicode MS" w:eastAsia="Arial Unicode MS" w:cs="Arial Unicode MS"/>
                 <w:b w:val="0"/>
-                <w:sz w:val="18"/>
+                <w:color w:val="000000"/>
+                <w:sz w:val="19"/>
               </w:rPr>
-              <w:t>类型化计划、等待信息、发现复核、工具证据</w:t>
+              <w:t>必要验证交接、环境恢复、仓库增量维护</w:t>
             </w:r>
           </w:p>
         </w:tc>
@@ -1494,24 +2165,34 @@
               <w:bottom w:val="single" w:sz="4" w:color="D9D9D9"/>
               <w:right w:val="single" w:sz="4" w:color="D9D9D9"/>
             </w:tcBorders>
+            <w:tcMar>
+              <w:top w:w="85" w:type="dxa"/>
+              <w:bottom w:w="85" w:type="dxa"/>
+              <w:left w:w="85" w:type="dxa"/>
+              <w:right w:w="85" w:type="dxa"/>
+            </w:tcMar>
           </w:tcPr>
           <w:p>
             <w:pPr>
-              <w:spacing w:after="40" w:line="269" w:lineRule="auto"/>
-              <w:ind w:firstLine="0"/>
+              <w:spacing w:line="280" w:lineRule="exact" w:after="60" w:before="60"/>
+              <w:ind w:firstLine="0" w:left="0" w:right="0"/>
+              <w:jc w:val="left"/>
             </w:pPr>
             <w:r>
               <w:rPr>
+                <w:rFonts w:ascii="Arial Unicode MS" w:hAnsi="Arial Unicode MS" w:eastAsia="Arial Unicode MS" w:cs="Arial Unicode MS"/>
                 <w:b w:val="0"/>
-                <w:sz w:val="18"/>
+                <w:color w:val="000000"/>
+                <w:sz w:val="19"/>
               </w:rPr>
-              <w:t>150 项回归及浏览器与原生摘要</w:t>
+              <w:t>源码、回归及受控 PR 记录</w:t>
             </w:r>
           </w:p>
         </w:tc>
       </w:tr>
       <w:tr>
         <w:trPr>
+          <w:cantSplit/>
           <w:cantSplit/>
         </w:trPr>
         <w:tc>
@@ -1530,18 +2211,27 @@
               <w:bottom w:val="single" w:sz="4" w:color="D9D9D9"/>
               <w:right w:val="single" w:sz="4" w:color="D9D9D9"/>
             </w:tcBorders>
+            <w:tcMar>
+              <w:top w:w="85" w:type="dxa"/>
+              <w:bottom w:w="85" w:type="dxa"/>
+              <w:left w:w="85" w:type="dxa"/>
+              <w:right w:w="85" w:type="dxa"/>
+            </w:tcMar>
           </w:tcPr>
           <w:p>
             <w:pPr>
-              <w:spacing w:after="40" w:line="269" w:lineRule="auto"/>
-              <w:ind w:firstLine="0"/>
+              <w:spacing w:line="280" w:lineRule="exact" w:after="60" w:before="60"/>
+              <w:ind w:firstLine="0" w:left="0" w:right="0"/>
+              <w:jc w:val="left"/>
             </w:pPr>
             <w:r>
               <w:rPr>
+                <w:rFonts w:ascii="Arial Unicode MS" w:hAnsi="Arial Unicode MS" w:eastAsia="Arial Unicode MS" w:cs="Arial Unicode MS"/>
                 <w:b w:val="0"/>
-                <w:sz w:val="18"/>
+                <w:color w:val="000000"/>
+                <w:sz w:val="19"/>
               </w:rPr>
-              <w:t>10 月 5 日</w:t>
+              <w:t>10 月 21 日</w:t>
             </w:r>
           </w:p>
         </w:tc>
@@ -1561,18 +2251,27 @@
               <w:bottom w:val="single" w:sz="4" w:color="D9D9D9"/>
               <w:right w:val="single" w:sz="4" w:color="D9D9D9"/>
             </w:tcBorders>
+            <w:tcMar>
+              <w:top w:w="85" w:type="dxa"/>
+              <w:bottom w:w="85" w:type="dxa"/>
+              <w:left w:w="85" w:type="dxa"/>
+              <w:right w:w="85" w:type="dxa"/>
+            </w:tcMar>
           </w:tcPr>
           <w:p>
             <w:pPr>
-              <w:spacing w:after="40" w:line="269" w:lineRule="auto"/>
-              <w:ind w:firstLine="0"/>
+              <w:spacing w:line="280" w:lineRule="exact" w:after="60" w:before="60"/>
+              <w:ind w:firstLine="0" w:left="0" w:right="0"/>
+              <w:jc w:val="left"/>
             </w:pPr>
             <w:r>
               <w:rPr>
+                <w:rFonts w:ascii="Arial Unicode MS" w:hAnsi="Arial Unicode MS" w:eastAsia="Arial Unicode MS" w:cs="Arial Unicode MS"/>
                 <w:b w:val="0"/>
-                <w:sz w:val="18"/>
+                <w:color w:val="000000"/>
+                <w:sz w:val="19"/>
               </w:rPr>
-              <w:t>PR 交付跟踪、Actions 失败步骤与日志读取</w:t>
+              <w:t>合入 master 及跨平台命令支持</w:t>
             </w:r>
           </w:p>
         </w:tc>
@@ -1592,24 +2291,34 @@
               <w:bottom w:val="single" w:sz="4" w:color="D9D9D9"/>
               <w:right w:val="single" w:sz="4" w:color="D9D9D9"/>
             </w:tcBorders>
+            <w:tcMar>
+              <w:top w:w="85" w:type="dxa"/>
+              <w:bottom w:w="85" w:type="dxa"/>
+              <w:left w:w="85" w:type="dxa"/>
+              <w:right w:w="85" w:type="dxa"/>
+            </w:tcMar>
           </w:tcPr>
           <w:p>
             <w:pPr>
-              <w:spacing w:after="40" w:line="269" w:lineRule="auto"/>
-              <w:ind w:firstLine="0"/>
+              <w:spacing w:line="280" w:lineRule="exact" w:after="60" w:before="60"/>
+              <w:ind w:firstLine="0" w:left="0" w:right="0"/>
+              <w:jc w:val="left"/>
             </w:pPr>
             <w:r>
               <w:rPr>
+                <w:rFonts w:ascii="Arial Unicode MS" w:hAnsi="Arial Unicode MS" w:eastAsia="Arial Unicode MS" w:cs="Arial Unicode MS"/>
                 <w:b w:val="0"/>
-                <w:sz w:val="18"/>
+                <w:color w:val="000000"/>
+                <w:sz w:val="19"/>
               </w:rPr>
-              <w:t>159 项回归及对应验收摘要</w:t>
+              <w:t>提交 93819a8 与 PR #18</w:t>
             </w:r>
           </w:p>
         </w:tc>
       </w:tr>
       <w:tr>
         <w:trPr>
+          <w:cantSplit/>
           <w:cantSplit/>
         </w:trPr>
         <w:tc>
@@ -1628,18 +2337,27 @@
               <w:bottom w:val="single" w:sz="4" w:color="D9D9D9"/>
               <w:right w:val="single" w:sz="4" w:color="D9D9D9"/>
             </w:tcBorders>
+            <w:tcMar>
+              <w:top w:w="85" w:type="dxa"/>
+              <w:bottom w:w="85" w:type="dxa"/>
+              <w:left w:w="85" w:type="dxa"/>
+              <w:right w:w="85" w:type="dxa"/>
+            </w:tcMar>
           </w:tcPr>
           <w:p>
             <w:pPr>
-              <w:spacing w:after="40" w:line="269" w:lineRule="auto"/>
-              <w:ind w:firstLine="0"/>
+              <w:spacing w:line="280" w:lineRule="exact" w:after="60" w:before="60"/>
+              <w:ind w:firstLine="0" w:left="0" w:right="0"/>
+              <w:jc w:val="left"/>
             </w:pPr>
             <w:r>
               <w:rPr>
+                <w:rFonts w:ascii="Arial Unicode MS" w:hAnsi="Arial Unicode MS" w:eastAsia="Arial Unicode MS" w:cs="Arial Unicode MS"/>
                 <w:b w:val="0"/>
-                <w:sz w:val="18"/>
+                <w:color w:val="000000"/>
+                <w:sz w:val="19"/>
               </w:rPr>
-              <w:t>10 月 6 日</w:t>
+              <w:t>10 月 23 日</w:t>
             </w:r>
           </w:p>
         </w:tc>
@@ -1659,18 +2377,27 @@
               <w:bottom w:val="single" w:sz="4" w:color="D9D9D9"/>
               <w:right w:val="single" w:sz="4" w:color="D9D9D9"/>
             </w:tcBorders>
+            <w:tcMar>
+              <w:top w:w="85" w:type="dxa"/>
+              <w:bottom w:w="85" w:type="dxa"/>
+              <w:left w:w="85" w:type="dxa"/>
+              <w:right w:w="85" w:type="dxa"/>
+            </w:tcMar>
           </w:tcPr>
           <w:p>
             <w:pPr>
-              <w:spacing w:after="40" w:line="269" w:lineRule="auto"/>
-              <w:ind w:firstLine="0"/>
+              <w:spacing w:line="280" w:lineRule="exact" w:after="60" w:before="60"/>
+              <w:ind w:firstLine="0" w:left="0" w:right="0"/>
+              <w:jc w:val="left"/>
             </w:pPr>
             <w:r>
               <w:rPr>
+                <w:rFonts w:ascii="Arial Unicode MS" w:hAnsi="Arial Unicode MS" w:eastAsia="Arial Unicode MS" w:cs="Arial Unicode MS"/>
                 <w:b w:val="0"/>
-                <w:sz w:val="18"/>
+                <w:color w:val="000000"/>
+                <w:sz w:val="19"/>
               </w:rPr>
-              <w:t>报告版本工程检查与材料整理</w:t>
+              <w:t>本次工程复验与报告更新</w:t>
             </w:r>
           </w:p>
         </w:tc>
@@ -1690,18 +2417,27 @@
               <w:bottom w:val="single" w:sz="4" w:color="D9D9D9"/>
               <w:right w:val="single" w:sz="4" w:color="D9D9D9"/>
             </w:tcBorders>
+            <w:tcMar>
+              <w:top w:w="85" w:type="dxa"/>
+              <w:bottom w:w="85" w:type="dxa"/>
+              <w:left w:w="85" w:type="dxa"/>
+              <w:right w:w="85" w:type="dxa"/>
+            </w:tcMar>
           </w:tcPr>
           <w:p>
             <w:pPr>
-              <w:spacing w:after="40" w:line="269" w:lineRule="auto"/>
-              <w:ind w:firstLine="0"/>
+              <w:spacing w:line="280" w:lineRule="exact" w:after="60" w:before="60"/>
+              <w:ind w:firstLine="0" w:left="0" w:right="0"/>
+              <w:jc w:val="left"/>
             </w:pPr>
             <w:r>
               <w:rPr>
+                <w:rFonts w:ascii="Arial Unicode MS" w:hAnsi="Arial Unicode MS" w:eastAsia="Arial Unicode MS" w:cs="Arial Unicode MS"/>
                 <w:b w:val="0"/>
-                <w:sz w:val="18"/>
+                <w:color w:val="000000"/>
+                <w:sz w:val="19"/>
               </w:rPr>
-              <w:t>本次类型检查、159 项测试与构建</w:t>
+              <w:t>635 项测试及浏览器记录</w:t>
             </w:r>
           </w:p>
         </w:tc>
@@ -1714,28 +2450,46 @@
     </w:p>
     <w:p>
       <w:r>
-        <w:t>团队成员分工待填写：________。代码、测试、文档和报告使用 AI 辅助，最终材料需由团队共同核验功能、数据和权利说明。当前提交记录可追踪工程迭代，但不凭提交数量推断个人贡献或团队审核完成程度。</w:t>
+        <w:rPr>
+          <w:rFonts w:ascii="Arial Unicode MS" w:hAnsi="Arial Unicode MS" w:eastAsia="Arial Unicode MS" w:cs="Arial Unicode MS"/>
+          <w:color w:val="000000"/>
+        </w:rPr>
+        <w:t>团队成员分工待填写：________。本轮依据用户持续反馈修正重复确认、模型循环、结果整理、证据归属与环境恢复，再以固定回归检查约束后续迭代。AI 辅助涉及代码、测试、提示词和报告整理；提交记录及工具输出不能代替团队对实际贡献、权属与最终内容的核验。</w:t>
       </w:r>
     </w:p>
     <w:p>
       <w:pPr>
         <w:pStyle w:val="Heading1"/>
+        <w:keepNext/>
       </w:pPr>
       <w:r>
+        <w:rPr>
+          <w:rFonts w:ascii="Arial Unicode MS" w:hAnsi="Arial Unicode MS" w:eastAsia="Arial Unicode MS" w:cs="Arial Unicode MS"/>
+          <w:color w:val="000000"/>
+        </w:rPr>
         <w:t>五 成果展示与效果验证</w:t>
       </w:r>
     </w:p>
     <w:p>
       <w:pPr>
         <w:pStyle w:val="Heading2"/>
+        <w:keepNext/>
       </w:pPr>
       <w:r>
+        <w:rPr>
+          <w:rFonts w:ascii="Arial Unicode MS" w:hAnsi="Arial Unicode MS" w:eastAsia="Arial Unicode MS" w:cs="Arial Unicode MS"/>
+          <w:color w:val="000000"/>
+        </w:rPr>
         <w:t>1 成果形式与界面</w:t>
       </w:r>
     </w:p>
     <w:p>
       <w:r>
-        <w:t>成果包括原生插件构建、独立预览、八类阶段产物、维护工作流、自动回归用例、原生工具夹具、浏览器验证脚本、第三方通知和使用文档。代码仓库作为可复用成果入口，支持安装为本地 tarball；评审访问权限需由团队在提交前确认。</w:t>
+        <w:rPr>
+          <w:rFonts w:ascii="Arial Unicode MS" w:hAnsi="Arial Unicode MS" w:eastAsia="Arial Unicode MS" w:cs="Arial Unicode MS"/>
+          <w:color w:val="000000"/>
+        </w:rPr>
+        <w:t>成果包括 Harness 原生插件、独立预览、多仓库收件箱、事项处理流程、仓库维护台账、八类产物、原始 GitHub 内容浏览及可追溯交付。交互以事项为中心：主动作表示当前下一步，具体阶段保留高级操作；Tasks 详情内嵌报告、证据与差异，列表操作收至上下文菜单。内容类型、P0–P3、标签、状态可组合筛选，不会因筛选自动修改 GitHub。</w:t>
       </w:r>
     </w:p>
     <w:p>
@@ -1745,10 +2499,14 @@
         <w:jc w:val="center"/>
       </w:pPr>
       <w:r>
+        <w:rPr>
+          <w:rFonts w:ascii="Arial Unicode MS" w:hAnsi="Arial Unicode MS" w:eastAsia="Arial Unicode MS" w:cs="Arial Unicode MS"/>
+          <w:color w:val="000000"/>
+        </w:rPr>
         <w:drawing>
           <wp:inline xmlns:a="http://schemas.openxmlformats.org/drawingml/2006/main" xmlns:pic="http://schemas.openxmlformats.org/drawingml/2006/picture">
-            <wp:extent cx="5760000" cy="3600000"/>
-            <wp:docPr id="2" name="Picture 2"/>
+            <wp:extent cx="5760000" cy="3840000"/>
+            <wp:docPr id="4" name="Picture 4" descr="合成仓库的维护问题和文件视图"/>
             <wp:cNvGraphicFramePr>
               <a:graphicFrameLocks noChangeAspect="1"/>
             </wp:cNvGraphicFramePr>
@@ -1756,11 +2514,11 @@
               <a:graphicData uri="http://schemas.openxmlformats.org/drawingml/2006/picture">
                 <pic:pic>
                   <pic:nvPicPr>
-                    <pic:cNvPr id="0" name="remote-progress-1440.png"/>
+                    <pic:cNvPr id="0" name="repository-findings-1440.png"/>
                     <pic:cNvPicPr/>
                   </pic:nvPicPr>
                   <pic:blipFill>
-                    <a:blip r:embed="rId11"/>
+                    <a:blip r:embed="rId13"/>
                     <a:stretch>
                       <a:fillRect/>
                     </a:stretch>
@@ -1768,7 +2526,7 @@
                   <pic:spPr>
                     <a:xfrm>
                       <a:off x="0" y="0"/>
-                      <a:ext cx="5760000" cy="3600000"/>
+                      <a:ext cx="5760000" cy="3840000"/>
                     </a:xfrm>
                     <a:prstGeom prst="rect"/>
                   </pic:spPr>
@@ -1785,25 +2543,42 @@
         <w:jc w:val="center"/>
       </w:pPr>
       <w:r>
-        <w:t>图 2 关联 PR 交付与 Actions 界面 浏览器受控夹具验收截图</w:t>
+        <w:rPr>
+          <w:rFonts w:ascii="Arial Unicode MS" w:hAnsi="Arial Unicode MS" w:eastAsia="Arial Unicode MS" w:cs="Arial Unicode MS"/>
+          <w:color w:val="000000"/>
+        </w:rPr>
+        <w:t>图 2 仓库维护问题与文件视图 受控浏览器验收</w:t>
       </w:r>
     </w:p>
     <w:p>
       <w:r>
-        <w:t>图 2 使用真实构建客户端、本地 API 和 SQLite，但 GitHub 与执行器返回为测试夹具。它证明对应交互在该环境可运行，不证明截图中的事项为真实远端维护结果。桌面 1440px 与窄屏 390px 的交互记录均保存在仓库证据目录。</w:t>
+        <w:rPr>
+          <w:rFonts w:ascii="Arial Unicode MS" w:hAnsi="Arial Unicode MS" w:eastAsia="Arial Unicode MS" w:cs="Arial Unicode MS"/>
+          <w:color w:val="000000"/>
+        </w:rPr>
+        <w:t>图 2 来自本次真实构建客户端及隔离本地 API/SQLite，使用合成仓库与确定性执行器；它展示仓库文件、问题依据及操作入口，不代表真实远端仓库的完整扫描结果。环境准备与仓库维护浏览器脚本在宽窄布局通过，具体来源、运行方式和边界列于附录。</w:t>
       </w:r>
     </w:p>
     <w:p>
       <w:pPr>
         <w:pStyle w:val="Heading2"/>
+        <w:keepNext/>
       </w:pPr>
       <w:r>
+        <w:rPr>
+          <w:rFonts w:ascii="Arial Unicode MS" w:hAnsi="Arial Unicode MS" w:eastAsia="Arial Unicode MS" w:cs="Arial Unicode MS"/>
+          <w:color w:val="000000"/>
+        </w:rPr>
         <w:t>2 验证方法与证据层次</w:t>
       </w:r>
     </w:p>
     <w:p>
       <w:r>
-        <w:t>验证分为确定性软件回归、原生执行链路、浏览器交互和历史真实只读试用。软件回归检查状态、版本、隔离和发布约束；原生夹具使用真实 Harness、Bash、Git worktree 和测试命令，但模型返回为脚本；浏览器使用真实页面和本地服务，外部系统为夹具。真实只读记录仅支持已观察到的连接或元数据预检事实，不推导到完整修复能力。[4]</w:t>
+        <w:rPr>
+          <w:rFonts w:ascii="Arial Unicode MS" w:hAnsi="Arial Unicode MS" w:eastAsia="Arial Unicode MS" w:cs="Arial Unicode MS"/>
+          <w:color w:val="000000"/>
+        </w:rPr>
+        <w:t>证据分四层：确定性回归检验状态与安全边界；原生脚本模型夹具检验宿主、工具及补丁交接；浏览器夹具检验真实页面与本地服务；本地保存的真实模型受控试用检验具体任务。四类证据不能相互替代。自动测试数量表示软件检查规模，不是模型准确率、修复成功率或真实用户数量。</w:t>
       </w:r>
     </w:p>
     <w:tbl>
@@ -1820,6 +2595,8 @@
       </w:tblGrid>
       <w:tr>
         <w:trPr>
+          <w:cantSplit/>
+          <w:tblHeader/>
           <w:cantSplit/>
           <w:tblHeader/>
         </w:trPr>
@@ -1840,16 +2617,26 @@
               <w:right w:val="single" w:sz="4" w:color="D9D9D9"/>
             </w:tcBorders>
             <w:shd w:fill="E8EDF2"/>
+            <w:tcMar>
+              <w:top w:w="85" w:type="dxa"/>
+              <w:bottom w:w="85" w:type="dxa"/>
+              <w:left w:w="85" w:type="dxa"/>
+              <w:right w:w="85" w:type="dxa"/>
+            </w:tcMar>
+            <w:shd w:fill="E8EDF2"/>
           </w:tcPr>
           <w:p>
             <w:pPr>
-              <w:spacing w:after="40" w:line="269" w:lineRule="auto"/>
-              <w:ind w:firstLine="0"/>
+              <w:spacing w:line="280" w:lineRule="exact" w:after="60" w:before="60"/>
+              <w:ind w:firstLine="0" w:left="0" w:right="0"/>
+              <w:jc w:val="left"/>
             </w:pPr>
             <w:r>
               <w:rPr>
+                <w:rFonts w:ascii="Arial Unicode MS" w:hAnsi="Arial Unicode MS" w:eastAsia="Arial Unicode MS" w:cs="Arial Unicode MS"/>
                 <w:b/>
-                <w:sz w:val="18"/>
+                <w:color w:val="000000"/>
+                <w:sz w:val="19"/>
               </w:rPr>
               <w:t>验证项目</w:t>
             </w:r>
@@ -1872,16 +2659,26 @@
               <w:right w:val="single" w:sz="4" w:color="D9D9D9"/>
             </w:tcBorders>
             <w:shd w:fill="E8EDF2"/>
+            <w:tcMar>
+              <w:top w:w="85" w:type="dxa"/>
+              <w:bottom w:w="85" w:type="dxa"/>
+              <w:left w:w="85" w:type="dxa"/>
+              <w:right w:w="85" w:type="dxa"/>
+            </w:tcMar>
+            <w:shd w:fill="E8EDF2"/>
           </w:tcPr>
           <w:p>
             <w:pPr>
-              <w:spacing w:after="40" w:line="269" w:lineRule="auto"/>
-              <w:ind w:firstLine="0"/>
+              <w:spacing w:line="280" w:lineRule="exact" w:after="60" w:before="60"/>
+              <w:ind w:firstLine="0" w:left="0" w:right="0"/>
+              <w:jc w:val="left"/>
             </w:pPr>
             <w:r>
               <w:rPr>
+                <w:rFonts w:ascii="Arial Unicode MS" w:hAnsi="Arial Unicode MS" w:eastAsia="Arial Unicode MS" w:cs="Arial Unicode MS"/>
                 <w:b/>
-                <w:sz w:val="18"/>
+                <w:color w:val="000000"/>
+                <w:sz w:val="19"/>
               </w:rPr>
               <w:t>观察结果</w:t>
             </w:r>
@@ -1904,16 +2701,26 @@
               <w:right w:val="single" w:sz="4" w:color="D9D9D9"/>
             </w:tcBorders>
             <w:shd w:fill="E8EDF2"/>
+            <w:tcMar>
+              <w:top w:w="85" w:type="dxa"/>
+              <w:bottom w:w="85" w:type="dxa"/>
+              <w:left w:w="85" w:type="dxa"/>
+              <w:right w:w="85" w:type="dxa"/>
+            </w:tcMar>
+            <w:shd w:fill="E8EDF2"/>
           </w:tcPr>
           <w:p>
             <w:pPr>
-              <w:spacing w:after="40" w:line="269" w:lineRule="auto"/>
-              <w:ind w:firstLine="0"/>
+              <w:spacing w:line="280" w:lineRule="exact" w:after="60" w:before="60"/>
+              <w:ind w:firstLine="0" w:left="0" w:right="0"/>
+              <w:jc w:val="left"/>
             </w:pPr>
             <w:r>
               <w:rPr>
+                <w:rFonts w:ascii="Arial Unicode MS" w:hAnsi="Arial Unicode MS" w:eastAsia="Arial Unicode MS" w:cs="Arial Unicode MS"/>
                 <w:b/>
-                <w:sz w:val="18"/>
+                <w:color w:val="000000"/>
+                <w:sz w:val="19"/>
               </w:rPr>
               <w:t>解释范围</w:t>
             </w:r>
@@ -1922,6 +2729,7 @@
       </w:tr>
       <w:tr>
         <w:trPr>
+          <w:cantSplit/>
           <w:cantSplit/>
         </w:trPr>
         <w:tc>
@@ -1940,16 +2748,25 @@
               <w:bottom w:val="single" w:sz="4" w:color="D9D9D9"/>
               <w:right w:val="single" w:sz="4" w:color="D9D9D9"/>
             </w:tcBorders>
+            <w:tcMar>
+              <w:top w:w="85" w:type="dxa"/>
+              <w:bottom w:w="85" w:type="dxa"/>
+              <w:left w:w="85" w:type="dxa"/>
+              <w:right w:w="85" w:type="dxa"/>
+            </w:tcMar>
           </w:tcPr>
           <w:p>
             <w:pPr>
-              <w:spacing w:after="40" w:line="269" w:lineRule="auto"/>
-              <w:ind w:firstLine="0"/>
+              <w:spacing w:line="280" w:lineRule="exact" w:after="60" w:before="60"/>
+              <w:ind w:firstLine="0" w:left="0" w:right="0"/>
+              <w:jc w:val="left"/>
             </w:pPr>
             <w:r>
               <w:rPr>
+                <w:rFonts w:ascii="Arial Unicode MS" w:hAnsi="Arial Unicode MS" w:eastAsia="Arial Unicode MS" w:cs="Arial Unicode MS"/>
                 <w:b w:val="0"/>
-                <w:sz w:val="18"/>
+                <w:color w:val="000000"/>
+                <w:sz w:val="19"/>
               </w:rPr>
               <w:t>本次工程检查</w:t>
             </w:r>
@@ -1971,18 +2788,27 @@
               <w:bottom w:val="single" w:sz="4" w:color="D9D9D9"/>
               <w:right w:val="single" w:sz="4" w:color="D9D9D9"/>
             </w:tcBorders>
+            <w:tcMar>
+              <w:top w:w="85" w:type="dxa"/>
+              <w:bottom w:w="85" w:type="dxa"/>
+              <w:left w:w="85" w:type="dxa"/>
+              <w:right w:w="85" w:type="dxa"/>
+            </w:tcMar>
           </w:tcPr>
           <w:p>
             <w:pPr>
-              <w:spacing w:after="40" w:line="269" w:lineRule="auto"/>
-              <w:ind w:firstLine="0"/>
+              <w:spacing w:line="280" w:lineRule="exact" w:after="60" w:before="60"/>
+              <w:ind w:firstLine="0" w:left="0" w:right="0"/>
+              <w:jc w:val="left"/>
             </w:pPr>
             <w:r>
               <w:rPr>
+                <w:rFonts w:ascii="Arial Unicode MS" w:hAnsi="Arial Unicode MS" w:eastAsia="Arial Unicode MS" w:cs="Arial Unicode MS"/>
                 <w:b w:val="0"/>
-                <w:sz w:val="18"/>
+                <w:color w:val="000000"/>
+                <w:sz w:val="19"/>
               </w:rPr>
-              <w:t>类型检查、159 项测试、完整构建通过</w:t>
+              <w:t>类型检查、635 项测试和构建通过</w:t>
             </w:r>
           </w:p>
         </w:tc>
@@ -2002,24 +2828,34 @@
               <w:bottom w:val="single" w:sz="4" w:color="D9D9D9"/>
               <w:right w:val="single" w:sz="4" w:color="D9D9D9"/>
             </w:tcBorders>
+            <w:tcMar>
+              <w:top w:w="85" w:type="dxa"/>
+              <w:bottom w:w="85" w:type="dxa"/>
+              <w:left w:w="85" w:type="dxa"/>
+              <w:right w:w="85" w:type="dxa"/>
+            </w:tcMar>
           </w:tcPr>
           <w:p>
             <w:pPr>
-              <w:spacing w:after="40" w:line="269" w:lineRule="auto"/>
-              <w:ind w:firstLine="0"/>
+              <w:spacing w:line="280" w:lineRule="exact" w:after="60" w:before="60"/>
+              <w:ind w:firstLine="0" w:left="0" w:right="0"/>
+              <w:jc w:val="left"/>
             </w:pPr>
             <w:r>
               <w:rPr>
+                <w:rFonts w:ascii="Arial Unicode MS" w:hAnsi="Arial Unicode MS" w:eastAsia="Arial Unicode MS" w:cs="Arial Unicode MS"/>
                 <w:b w:val="0"/>
-                <w:sz w:val="18"/>
+                <w:color w:val="000000"/>
+                <w:sz w:val="19"/>
               </w:rPr>
-              <w:t>报告对应提交的工程回归</w:t>
+              <w:t>当前源码的确定性回归</w:t>
             </w:r>
           </w:p>
         </w:tc>
       </w:tr>
       <w:tr>
         <w:trPr>
+          <w:cantSplit/>
           <w:cantSplit/>
         </w:trPr>
         <w:tc>
@@ -2038,18 +2874,27 @@
               <w:bottom w:val="single" w:sz="4" w:color="D9D9D9"/>
               <w:right w:val="single" w:sz="4" w:color="D9D9D9"/>
             </w:tcBorders>
+            <w:tcMar>
+              <w:top w:w="85" w:type="dxa"/>
+              <w:bottom w:w="85" w:type="dxa"/>
+              <w:left w:w="85" w:type="dxa"/>
+              <w:right w:w="85" w:type="dxa"/>
+            </w:tcMar>
           </w:tcPr>
           <w:p>
             <w:pPr>
-              <w:spacing w:after="40" w:line="269" w:lineRule="auto"/>
-              <w:ind w:firstLine="0"/>
+              <w:spacing w:line="280" w:lineRule="exact" w:after="60" w:before="60"/>
+              <w:ind w:firstLine="0" w:left="0" w:right="0"/>
+              <w:jc w:val="left"/>
             </w:pPr>
             <w:r>
               <w:rPr>
+                <w:rFonts w:ascii="Arial Unicode MS" w:hAnsi="Arial Unicode MS" w:eastAsia="Arial Unicode MS" w:cs="Arial Unicode MS"/>
                 <w:b w:val="0"/>
-                <w:sz w:val="18"/>
+                <w:color w:val="000000"/>
+                <w:sz w:val="19"/>
               </w:rPr>
-              <w:t>10 月 5 日浏览器</w:t>
+              <w:t>本次浏览器</w:t>
             </w:r>
           </w:p>
         </w:tc>
@@ -2069,18 +2914,27 @@
               <w:bottom w:val="single" w:sz="4" w:color="D9D9D9"/>
               <w:right w:val="single" w:sz="4" w:color="D9D9D9"/>
             </w:tcBorders>
+            <w:tcMar>
+              <w:top w:w="85" w:type="dxa"/>
+              <w:bottom w:w="85" w:type="dxa"/>
+              <w:left w:w="85" w:type="dxa"/>
+              <w:right w:w="85" w:type="dxa"/>
+            </w:tcMar>
           </w:tcPr>
           <w:p>
             <w:pPr>
-              <w:spacing w:after="40" w:line="269" w:lineRule="auto"/>
-              <w:ind w:firstLine="0"/>
+              <w:spacing w:line="280" w:lineRule="exact" w:after="60" w:before="60"/>
+              <w:ind w:firstLine="0" w:left="0" w:right="0"/>
+              <w:jc w:val="left"/>
             </w:pPr>
             <w:r>
               <w:rPr>
+                <w:rFonts w:ascii="Arial Unicode MS" w:hAnsi="Arial Unicode MS" w:eastAsia="Arial Unicode MS" w:cs="Arial Unicode MS"/>
                 <w:b w:val="0"/>
-                <w:sz w:val="18"/>
+                <w:color w:val="000000"/>
+                <w:sz w:val="19"/>
               </w:rPr>
-              <w:t>1440px 与 390px 交互通过</w:t>
+              <w:t>环境准备 1440/390；仓库维护 1440/480 通过</w:t>
             </w:r>
           </w:p>
         </w:tc>
@@ -2100,24 +2954,34 @@
               <w:bottom w:val="single" w:sz="4" w:color="D9D9D9"/>
               <w:right w:val="single" w:sz="4" w:color="D9D9D9"/>
             </w:tcBorders>
+            <w:tcMar>
+              <w:top w:w="85" w:type="dxa"/>
+              <w:bottom w:w="85" w:type="dxa"/>
+              <w:left w:w="85" w:type="dxa"/>
+              <w:right w:w="85" w:type="dxa"/>
+            </w:tcMar>
           </w:tcPr>
           <w:p>
             <w:pPr>
-              <w:spacing w:after="40" w:line="269" w:lineRule="auto"/>
-              <w:ind w:firstLine="0"/>
+              <w:spacing w:line="280" w:lineRule="exact" w:after="60" w:before="60"/>
+              <w:ind w:firstLine="0" w:left="0" w:right="0"/>
+              <w:jc w:val="left"/>
             </w:pPr>
             <w:r>
               <w:rPr>
+                <w:rFonts w:ascii="Arial Unicode MS" w:hAnsi="Arial Unicode MS" w:eastAsia="Arial Unicode MS" w:cs="Arial Unicode MS"/>
                 <w:b w:val="0"/>
-                <w:sz w:val="18"/>
+                <w:color w:val="000000"/>
+                <w:sz w:val="19"/>
               </w:rPr>
-              <w:t>真实客户端与本地服务，外部响应为夹具</w:t>
+              <w:t>真实页面与本地 API，合成数据及执行器</w:t>
             </w:r>
           </w:p>
         </w:tc>
       </w:tr>
       <w:tr>
         <w:trPr>
+          <w:cantSplit/>
           <w:cantSplit/>
         </w:trPr>
         <w:tc>
@@ -2136,18 +3000,27 @@
               <w:bottom w:val="single" w:sz="4" w:color="D9D9D9"/>
               <w:right w:val="single" w:sz="4" w:color="D9D9D9"/>
             </w:tcBorders>
+            <w:tcMar>
+              <w:top w:w="85" w:type="dxa"/>
+              <w:bottom w:w="85" w:type="dxa"/>
+              <w:left w:w="85" w:type="dxa"/>
+              <w:right w:w="85" w:type="dxa"/>
+            </w:tcMar>
           </w:tcPr>
           <w:p>
             <w:pPr>
-              <w:spacing w:after="40" w:line="269" w:lineRule="auto"/>
-              <w:ind w:firstLine="0"/>
+              <w:spacing w:line="280" w:lineRule="exact" w:after="60" w:before="60"/>
+              <w:ind w:firstLine="0" w:left="0" w:right="0"/>
+              <w:jc w:val="left"/>
             </w:pPr>
             <w:r>
               <w:rPr>
+                <w:rFonts w:ascii="Arial Unicode MS" w:hAnsi="Arial Unicode MS" w:eastAsia="Arial Unicode MS" w:cs="Arial Unicode MS"/>
                 <w:b w:val="0"/>
-                <w:sz w:val="18"/>
+                <w:color w:val="000000"/>
+                <w:sz w:val="19"/>
               </w:rPr>
-              <w:t>10 月 5 日原生执行</w:t>
+              <w:t>保存的 PR #9 试用</w:t>
             </w:r>
           </w:p>
         </w:tc>
@@ -2167,18 +3040,27 @@
               <w:bottom w:val="single" w:sz="4" w:color="D9D9D9"/>
               <w:right w:val="single" w:sz="4" w:color="D9D9D9"/>
             </w:tcBorders>
+            <w:tcMar>
+              <w:top w:w="85" w:type="dxa"/>
+              <w:bottom w:w="85" w:type="dxa"/>
+              <w:left w:w="85" w:type="dxa"/>
+              <w:right w:w="85" w:type="dxa"/>
+            </w:tcMar>
           </w:tcPr>
           <w:p>
             <w:pPr>
-              <w:spacing w:after="40" w:line="269" w:lineRule="auto"/>
-              <w:ind w:firstLine="0"/>
+              <w:spacing w:line="280" w:lineRule="exact" w:after="60" w:before="60"/>
+              <w:ind w:firstLine="0" w:left="0" w:right="0"/>
+              <w:jc w:val="left"/>
             </w:pPr>
             <w:r>
               <w:rPr>
+                <w:rFonts w:ascii="Arial Unicode MS" w:hAnsi="Arial Unicode MS" w:eastAsia="Arial Unicode MS" w:cs="Arial Unicode MS"/>
                 <w:b w:val="0"/>
-                <w:sz w:val="18"/>
+                <w:color w:val="000000"/>
+                <w:sz w:val="19"/>
               </w:rPr>
-              <w:t>修复交接独立验证，实际退出码 0</w:t>
+              <w:t>环境就绪后范围测试 6/6 通过，待最终审核</w:t>
             </w:r>
           </w:p>
         </w:tc>
@@ -2198,24 +3080,34 @@
               <w:bottom w:val="single" w:sz="4" w:color="D9D9D9"/>
               <w:right w:val="single" w:sz="4" w:color="D9D9D9"/>
             </w:tcBorders>
+            <w:tcMar>
+              <w:top w:w="85" w:type="dxa"/>
+              <w:bottom w:w="85" w:type="dxa"/>
+              <w:left w:w="85" w:type="dxa"/>
+              <w:right w:w="85" w:type="dxa"/>
+            </w:tcMar>
           </w:tcPr>
           <w:p>
             <w:pPr>
-              <w:spacing w:after="40" w:line="269" w:lineRule="auto"/>
-              <w:ind w:firstLine="0"/>
+              <w:spacing w:line="280" w:lineRule="exact" w:after="60" w:before="60"/>
+              <w:ind w:firstLine="0" w:left="0" w:right="0"/>
+              <w:jc w:val="left"/>
             </w:pPr>
             <w:r>
               <w:rPr>
+                <w:rFonts w:ascii="Arial Unicode MS" w:hAnsi="Arial Unicode MS" w:eastAsia="Arial Unicode MS" w:cs="Arial Unicode MS"/>
                 <w:b w:val="0"/>
-                <w:sz w:val="18"/>
+                <w:color w:val="000000"/>
+                <w:sz w:val="19"/>
               </w:rPr>
-              <w:t>真实宿主工具，模型为确定性夹具</w:t>
+              <w:t>真实会话的受控样本，非自然任务成功率</w:t>
             </w:r>
           </w:p>
         </w:tc>
       </w:tr>
       <w:tr>
         <w:trPr>
+          <w:cantSplit/>
           <w:cantSplit/>
         </w:trPr>
         <w:tc>
@@ -2234,18 +3126,27 @@
               <w:bottom w:val="single" w:sz="4" w:color="D9D9D9"/>
               <w:right w:val="single" w:sz="4" w:color="D9D9D9"/>
             </w:tcBorders>
+            <w:tcMar>
+              <w:top w:w="85" w:type="dxa"/>
+              <w:bottom w:w="85" w:type="dxa"/>
+              <w:left w:w="85" w:type="dxa"/>
+              <w:right w:w="85" w:type="dxa"/>
+            </w:tcMar>
           </w:tcPr>
           <w:p>
             <w:pPr>
-              <w:spacing w:after="40" w:line="269" w:lineRule="auto"/>
-              <w:ind w:firstLine="0"/>
+              <w:spacing w:line="280" w:lineRule="exact" w:after="60" w:before="60"/>
+              <w:ind w:firstLine="0" w:left="0" w:right="0"/>
+              <w:jc w:val="left"/>
             </w:pPr>
             <w:r>
               <w:rPr>
+                <w:rFonts w:ascii="Arial Unicode MS" w:hAnsi="Arial Unicode MS" w:eastAsia="Arial Unicode MS" w:cs="Arial Unicode MS"/>
                 <w:b w:val="0"/>
-                <w:sz w:val="18"/>
+                <w:color w:val="000000"/>
+                <w:sz w:val="19"/>
               </w:rPr>
-              <w:t>10 月 2 日安装试用</w:t>
+              <w:t>PR #10 与 #11</w:t>
             </w:r>
           </w:p>
         </w:tc>
@@ -2265,18 +3166,27 @@
               <w:bottom w:val="single" w:sz="4" w:color="D9D9D9"/>
               <w:right w:val="single" w:sz="4" w:color="D9D9D9"/>
             </w:tcBorders>
+            <w:tcMar>
+              <w:top w:w="85" w:type="dxa"/>
+              <w:bottom w:w="85" w:type="dxa"/>
+              <w:left w:w="85" w:type="dxa"/>
+              <w:right w:w="85" w:type="dxa"/>
+            </w:tcMar>
           </w:tcPr>
           <w:p>
             <w:pPr>
-              <w:spacing w:after="40" w:line="269" w:lineRule="auto"/>
-              <w:ind w:firstLine="0"/>
+              <w:spacing w:line="280" w:lineRule="exact" w:after="60" w:before="60"/>
+              <w:ind w:firstLine="0" w:left="0" w:right="0"/>
+              <w:jc w:val="left"/>
             </w:pPr>
             <w:r>
               <w:rPr>
+                <w:rFonts w:ascii="Arial Unicode MS" w:hAnsi="Arial Unicode MS" w:eastAsia="Arial Unicode MS" w:cs="Arial Unicode MS"/>
                 <w:b w:val="0"/>
-                <w:sz w:val="18"/>
+                <w:color w:val="000000"/>
+                <w:sz w:val="19"/>
               </w:rPr>
-              <w:t>隔离 profile 安装与十步流程通过</w:t>
+              <w:t>保留来源明确的范围验证和尝试记录</w:t>
             </w:r>
           </w:p>
         </w:tc>
@@ -2296,24 +3206,34 @@
               <w:bottom w:val="single" w:sz="4" w:color="D9D9D9"/>
               <w:right w:val="single" w:sz="4" w:color="D9D9D9"/>
             </w:tcBorders>
+            <w:tcMar>
+              <w:top w:w="85" w:type="dxa"/>
+              <w:bottom w:w="85" w:type="dxa"/>
+              <w:left w:w="85" w:type="dxa"/>
+              <w:right w:w="85" w:type="dxa"/>
+            </w:tcMar>
           </w:tcPr>
           <w:p>
             <w:pPr>
-              <w:spacing w:after="40" w:line="269" w:lineRule="auto"/>
-              <w:ind w:firstLine="0"/>
+              <w:spacing w:line="280" w:lineRule="exact" w:after="60" w:before="60"/>
+              <w:ind w:firstLine="0" w:left="0" w:right="0"/>
+              <w:jc w:val="left"/>
             </w:pPr>
             <w:r>
               <w:rPr>
+                <w:rFonts w:ascii="Arial Unicode MS" w:hAnsi="Arial Unicode MS" w:eastAsia="Arial Unicode MS" w:cs="Arial Unicode MS"/>
                 <w:b w:val="0"/>
-                <w:sz w:val="18"/>
+                <w:color w:val="000000"/>
+                <w:sz w:val="19"/>
               </w:rPr>
-              <w:t>安装及交接可运行，不是用户效率测量</w:t>
+              <w:t>历史个案；不能据此推断完整交付成功</w:t>
             </w:r>
           </w:p>
         </w:tc>
       </w:tr>
       <w:tr>
         <w:trPr>
+          <w:cantSplit/>
           <w:cantSplit/>
         </w:trPr>
         <w:tc>
@@ -2332,18 +3252,27 @@
               <w:bottom w:val="single" w:sz="4" w:color="D9D9D9"/>
               <w:right w:val="single" w:sz="4" w:color="D9D9D9"/>
             </w:tcBorders>
+            <w:tcMar>
+              <w:top w:w="85" w:type="dxa"/>
+              <w:bottom w:w="85" w:type="dxa"/>
+              <w:left w:w="85" w:type="dxa"/>
+              <w:right w:w="85" w:type="dxa"/>
+            </w:tcMar>
           </w:tcPr>
           <w:p>
             <w:pPr>
-              <w:spacing w:after="40" w:line="269" w:lineRule="auto"/>
-              <w:ind w:firstLine="0"/>
+              <w:spacing w:line="280" w:lineRule="exact" w:after="60" w:before="60"/>
+              <w:ind w:firstLine="0" w:left="0" w:right="0"/>
+              <w:jc w:val="left"/>
             </w:pPr>
             <w:r>
               <w:rPr>
+                <w:rFonts w:ascii="Arial Unicode MS" w:hAnsi="Arial Unicode MS" w:eastAsia="Arial Unicode MS" w:cs="Arial Unicode MS"/>
                 <w:b w:val="0"/>
-                <w:sz w:val="18"/>
+                <w:color w:val="000000"/>
+                <w:sz w:val="19"/>
               </w:rPr>
-              <w:t>历史真实预检</w:t>
+              <w:t>历史安装与八案例</w:t>
             </w:r>
           </w:p>
         </w:tc>
@@ -2363,18 +3292,27 @@
               <w:bottom w:val="single" w:sz="4" w:color="D9D9D9"/>
               <w:right w:val="single" w:sz="4" w:color="D9D9D9"/>
             </w:tcBorders>
+            <w:tcMar>
+              <w:top w:w="85" w:type="dxa"/>
+              <w:bottom w:w="85" w:type="dxa"/>
+              <w:left w:w="85" w:type="dxa"/>
+              <w:right w:w="85" w:type="dxa"/>
+            </w:tcMar>
           </w:tcPr>
           <w:p>
             <w:pPr>
-              <w:spacing w:after="40" w:line="269" w:lineRule="auto"/>
-              <w:ind w:firstLine="0"/>
+              <w:spacing w:line="280" w:lineRule="exact" w:after="60" w:before="60"/>
+              <w:ind w:firstLine="0" w:left="0" w:right="0"/>
+              <w:jc w:val="left"/>
             </w:pPr>
             <w:r>
               <w:rPr>
+                <w:rFonts w:ascii="Arial Unicode MS" w:hAnsi="Arial Unicode MS" w:eastAsia="Arial Unicode MS" w:cs="Arial Unicode MS"/>
                 <w:b w:val="0"/>
-                <w:sz w:val="18"/>
+                <w:color w:val="000000"/>
+                <w:sz w:val="19"/>
               </w:rPr>
-              <w:t>真实模型完成 PR 元数据预检</w:t>
+              <w:t>隔离安装试用及旧版本契约对照</w:t>
             </w:r>
           </w:p>
         </w:tc>
@@ -2394,18 +3332,27 @@
               <w:bottom w:val="single" w:sz="4" w:color="D9D9D9"/>
               <w:right w:val="single" w:sz="4" w:color="D9D9D9"/>
             </w:tcBorders>
+            <w:tcMar>
+              <w:top w:w="85" w:type="dxa"/>
+              <w:bottom w:w="85" w:type="dxa"/>
+              <w:left w:w="85" w:type="dxa"/>
+              <w:right w:w="85" w:type="dxa"/>
+            </w:tcMar>
           </w:tcPr>
           <w:p>
             <w:pPr>
-              <w:spacing w:after="40" w:line="269" w:lineRule="auto"/>
-              <w:ind w:firstLine="0"/>
+              <w:spacing w:line="280" w:lineRule="exact" w:after="60" w:before="60"/>
+              <w:ind w:firstLine="0" w:left="0" w:right="0"/>
+              <w:jc w:val="left"/>
             </w:pPr>
             <w:r>
               <w:rPr>
+                <w:rFonts w:ascii="Arial Unicode MS" w:hAnsi="Arial Unicode MS" w:eastAsia="Arial Unicode MS" w:cs="Arial Unicode MS"/>
                 <w:b w:val="0"/>
-                <w:sz w:val="18"/>
+                <w:color w:val="000000"/>
+                <w:sz w:val="19"/>
               </w:rPr>
-              <w:t>小范围真实试用，不是维护质量评测</w:t>
+              <w:t>旧依赖和脚本模型的指定范围证据</w:t>
             </w:r>
           </w:p>
         </w:tc>
@@ -2419,151 +3366,257 @@
     <w:p>
       <w:pPr>
         <w:pStyle w:val="Heading2"/>
+        <w:keepNext/>
       </w:pPr>
       <w:r>
+        <w:rPr>
+          <w:rFonts w:ascii="Arial Unicode MS" w:hAnsi="Arial Unicode MS" w:eastAsia="Arial Unicode MS" w:cs="Arial Unicode MS"/>
+          <w:color w:val="000000"/>
+        </w:rPr>
         <w:t>3 前后对照与失败保留</w:t>
       </w:r>
     </w:p>
     <w:p>
       <w:r>
-        <w:t>仓库保留固定八案例工作流契约对照：基线 853bc5a 与候选 6d56648，原语料期望满足情况从 5/8 变为 8/8。差异集中在越界修改后的重试、未执行测试声明和二进制补丁交接。该结果来自确定性夹具，是指定旧版本之间的软件行为对照，不是当前版本真实模型修复率，也不是对其他产品的性能比较。[5]</w:t>
+        <w:rPr>
+          <w:rFonts w:ascii="Arial Unicode MS" w:hAnsi="Arial Unicode MS" w:eastAsia="Arial Unicode MS" w:cs="Arial Unicode MS"/>
+          <w:color w:val="000000"/>
+        </w:rPr>
+        <w:t>历史仓库保留固定八案例契约对照：基线 853bc5a 与候选 6d56648 的语料期望满足情况从 5/8 变为 8/8，变化涉及越界重试、未执行测试声明和二进制补丁交接。该结果只描述旧版本之间的确定性行为对照，不是本次 0.4.0 的真实模型成功率，也不是与其他产品的性能比较。[5]</w:t>
       </w:r>
     </w:p>
     <w:p>
       <w:r>
-        <w:t>原始基线和候选 JSON 保留案例状态、命令输出、补丁与耗时；失败样本没有被删除。原生工具记录观察到修复前失败与修复后通过，后续独立验证另有执行 ID 与补丁绑定。单次夹具耗时包含初始化，不能用于宣称加速倍数或人工步骤减少。</w:t>
+        <w:rPr>
+          <w:rFonts w:ascii="Arial Unicode MS" w:hAnsi="Arial Unicode MS" w:eastAsia="Arial Unicode MS" w:cs="Arial Unicode MS"/>
+          <w:color w:val="000000"/>
+        </w:rPr>
+        <w:t>本次只读核对本地工作台保存的受控试用：PR #9 的验证 Job 901ee9c4 在 Node 26.11.1、pnpm 12.5.1 与已准备的独立目录中，执行 chunk-items 范围测试，输出为 6/6 通过，工作流回到待最终审核。PR #10、#11 也保留对应范围验证记录。此前失败、环境阻塞和多次尝试均保留；本次报告更新没有重新调用模型、发布测试仓库修订或开展新的外部写入。</w:t>
       </w:r>
     </w:p>
     <w:p>
       <w:pPr>
         <w:pStyle w:val="Heading2"/>
+        <w:keepNext/>
       </w:pPr>
       <w:r>
+        <w:rPr>
+          <w:rFonts w:ascii="Arial Unicode MS" w:hAnsi="Arial Unicode MS" w:eastAsia="Arial Unicode MS" w:cs="Arial Unicode MS"/>
+          <w:color w:val="000000"/>
+        </w:rPr>
         <w:t>4 已验证效果与未验证指标</w:t>
       </w:r>
     </w:p>
     <w:p>
       <w:r>
-        <w:t>当前可以核验的改进是流程约束和证据可见性：等待状态避免再次分诊；过期版本不能直接接受或发布；验证失败继续显示待处理；同版本同补丁的实施、验证和审查可定位；实际工具失败不能被模型通过声明遮盖；PR 合并不再被当作 Issue 已关闭。这些效果由对应测试和交互验收支持。</w:t>
+        <w:rPr>
+          <w:rFonts w:ascii="Arial Unicode MS" w:hAnsi="Arial Unicode MS" w:eastAsia="Arial Unicode MS" w:cs="Arial Unicode MS"/>
+          <w:color w:val="000000"/>
+        </w:rPr>
+        <w:t>当前可核验的效果是工程行为：一次确认后连续推进；系统检查不转成人工必填；环境准备失败可定位与恢复；必要验证绑定原审查和同一补丁；循环查阅与不完整输出不会直接放行；最终审核集中呈现目标与验收、验证证据、未解决发现、修订与退回记录，以及交付操作。最终审核通过与对外发布仍是不同动作。</w:t>
       </w:r>
     </w:p>
     <w:p>
       <w:r>
-        <w:t>尚未获得真实模型在代表性维护任务中的修复成功、审查误报、信息追问质量或 CI 分类准确率；没有系统测量维护者节省时间、总 Token 或实际费用。最近新增能力的受控验收中付费请求和外部 GitHub 写入均为 0。历史真实模型预检与这些夹具试验应分别表述，不能把夹具通过比例外推成智能质量。</w:t>
+        <w:rPr>
+          <w:rFonts w:ascii="Arial Unicode MS" w:hAnsi="Arial Unicode MS" w:eastAsia="Arial Unicode MS" w:cs="Arial Unicode MS"/>
+          <w:color w:val="000000"/>
+        </w:rPr>
+        <w:t>真实模型受控试用已有若干记录，但尚未建立代表性固定任务集，也未系统测量修复成功、审查误报、追问质量、CI 分类准确率、人工耗时、累计 Token 或费用。测试仓库中的人为回归、已有多轮修订和环境预热会影响结果，不能外推到自然产生的真实维护问题。</w:t>
       </w:r>
     </w:p>
     <w:p>
       <w:r>
-        <w:t>真实模型案例评测目前尚未开展，后续将采用固定任务、独立人工核验、失败保留及原始工具输出的方法补证。当前报告不填写不存在的准确率、用户数量、成本节约或社区采纳数据。</w:t>
+        <w:rPr>
+          <w:rFonts w:ascii="Arial Unicode MS" w:hAnsi="Arial Unicode MS" w:eastAsia="Arial Unicode MS" w:cs="Arial Unicode MS"/>
+          <w:color w:val="000000"/>
+        </w:rPr>
+        <w:t>后续质量评测需预先固定任务与模型、分别记录首次及重试结果、环境准备、人工修订、失败、耗时和用量，并由独立人员核验。项目开发过程中提交本项目 PR 的事实不作为工作台自动交付能力证明；没有上游采纳证据时，不宣称已形成社区贡献。</w:t>
       </w:r>
     </w:p>
     <w:p>
       <w:pPr>
         <w:pStyle w:val="Heading1"/>
+        <w:keepNext/>
       </w:pPr>
       <w:r>
+        <w:rPr>
+          <w:rFonts w:ascii="Arial Unicode MS" w:hAnsi="Arial Unicode MS" w:eastAsia="Arial Unicode MS" w:cs="Arial Unicode MS"/>
+          <w:color w:val="000000"/>
+        </w:rPr>
         <w:t>六 创新性与开放价值</w:t>
       </w:r>
     </w:p>
     <w:p>
       <w:pPr>
         <w:pStyle w:val="Heading2"/>
+        <w:keepNext/>
       </w:pPr>
       <w:r>
+        <w:rPr>
+          <w:rFonts w:ascii="Arial Unicode MS" w:hAnsi="Arial Unicode MS" w:eastAsia="Arial Unicode MS" w:cs="Arial Unicode MS"/>
+          <w:color w:val="000000"/>
+        </w:rPr>
         <w:t>1 相较于通用会话与宿主能力的改进</w:t>
       </w:r>
     </w:p>
     <w:p>
       <w:r>
-        <w:t>本作品的改进不是新增通用模型接口，而是把开源维护决策组织为可持续的领域流程。相较于单次会话，目标和验收计划可持久化，追问具有等待对象，阶段之间交接真实补丁及结构化证据，审查发现随版本延续。相较于宿主通用 Agent，插件补充了维护事项、版本关系、任务调度、审阅和远端交付语义。</w:t>
+        <w:rPr>
+          <w:rFonts w:ascii="Arial Unicode MS" w:hAnsi="Arial Unicode MS" w:eastAsia="Arial Unicode MS" w:cs="Arial Unicode MS"/>
+          <w:color w:val="000000"/>
+        </w:rPr>
+        <w:t>创新重点是维护领域的可恢复编排与证据约束，而非单独的“自动生成计划”。系统把计划来源、授权范围、缺口责任、处理周期、阶段门槛、补丁快照和最终交付组织起来；只在真实缺信息或需决定时中断，其他步骤在已确认范围内接续。相较于早期平铺任务入口，人工职责更集中于计划、异常及最终审核。</w:t>
       </w:r>
     </w:p>
     <w:p>
       <w:r>
-        <w:t>确定性约束与模型分析相结合是核心设计：版本失效、补丁一致性、工具退出码、远端状态归属和权限判断由软件核对；根因、需求理解和证据解释由 AI 提供建议，最终由维护者决定。这减少了将模型自然语言直接当作事实状态的环节，但实际智能质量仍取决于模型、上下文和任务难度。</w:t>
+        <w:rPr>
+          <w:rFonts w:ascii="Arial Unicode MS" w:hAnsi="Arial Unicode MS" w:eastAsia="Arial Unicode MS" w:cs="Arial Unicode MS"/>
+          <w:color w:val="000000"/>
+        </w:rPr>
+        <w:t>确定性核验与模型判断承担不同职责：后端约束版本、范围、状态、退出结果和权限；模型提供理解、实现与审查建议；维护者对取舍和外部影响负责。独立工作区的局部环境限制与已通过验证的补丁证据分开处理，避免重复检查，也不借旧证据掩盖新失败。这是当前工程特色，尚不构成算法首创或性能领先的证明。</w:t>
       </w:r>
     </w:p>
     <w:p>
       <w:pPr>
         <w:pStyle w:val="Heading2"/>
+        <w:keepNext/>
       </w:pPr>
       <w:r>
+        <w:rPr>
+          <w:rFonts w:ascii="Arial Unicode MS" w:hAnsi="Arial Unicode MS" w:eastAsia="Arial Unicode MS" w:cs="Arial Unicode MS"/>
+          <w:color w:val="000000"/>
+        </w:rPr>
         <w:t>2 开放成果与复用方式</w:t>
       </w:r>
     </w:p>
     <w:p>
       <w:r>
-        <w:t>原创代码采用 MIT，改编工作流采用 Apache-2.0，仓库保留第三方许可证与通知。其他维护者可以复用插件、阶段产物 schema、任务与交接机制、验证脚本和文档；可按仓库自己的配置识别测试入口，不针对某一项目硬编码专用命令。代码语言支持仍受宿主工具、依赖及运行平台限制。</w:t>
+        <w:rPr>
+          <w:rFonts w:ascii="Arial Unicode MS" w:hAnsi="Arial Unicode MS" w:eastAsia="Arial Unicode MS" w:cs="Arial Unicode MS"/>
+          <w:color w:val="000000"/>
+        </w:rPr>
+        <w:t>原创代码采用 MIT，改编工作流采用 Apache-2.0，保留相应通知。可复用成果包括插件、类型化阶段 schema、纯状态转换、补丁交接与证据检查、仓库维护台账及回归脚本。仓库识别依据项目自己的文件与规则，不硬编码某一业务仓库；自动依赖准备目前仅支持 npm/pnpm，其他语言和工具链仍依赖已有环境。</w:t>
       </w:r>
     </w:p>
     <w:p>
       <w:r>
+        <w:rPr>
+          <w:rFonts w:ascii="Arial Unicode MS" w:hAnsi="Arial Unicode MS" w:eastAsia="Arial Unicode MS" w:cs="Arial Unicode MS"/>
+          <w:color w:val="000000"/>
+        </w:rPr>
         <w:t>成果仓库为 https://github.com/Acckion/dsh-maintainer-workbench 。该地址是工程入口，评审期访问权限和开放范围尚待团队确认；可在参赛阶段采用有权限控制的提交方式。没有已核实的上游采纳贡献时，不把潜在 Issue 或 PR 计划计为已完成社区贡献。</w:t>
       </w:r>
     </w:p>
     <w:p>
       <w:pPr>
         <w:pStyle w:val="Heading2"/>
+        <w:keepNext/>
       </w:pPr>
       <w:r>
+        <w:rPr>
+          <w:rFonts w:ascii="Arial Unicode MS" w:hAnsi="Arial Unicode MS" w:eastAsia="Arial Unicode MS" w:cs="Arial Unicode MS"/>
+          <w:color w:val="000000"/>
+        </w:rPr>
         <w:t>3 维护与生态价值</w:t>
       </w:r>
     </w:p>
     <w:p>
       <w:r>
+        <w:rPr>
+          <w:rFonts w:ascii="Arial Unicode MS" w:hAnsi="Arial Unicode MS" w:eastAsia="Arial Unicode MS" w:cs="Arial Unicode MS"/>
+          <w:color w:val="000000"/>
+        </w:rPr>
         <w:t>维护价值主要在于让分析、改动、验证、审阅和交付信息可以被检查和继续处理。持久化产物和补丁便于维护者接手，明确的缺失信息与覆盖边界便于发现仍需补证的部分。开放回归用例则使他人能核对关键流程契约，并在修改后复验，而不必相信宣传性成功率。</w:t>
       </w:r>
     </w:p>
     <w:p>
       <w:pPr>
         <w:pStyle w:val="Heading1"/>
+        <w:keepNext/>
       </w:pPr>
       <w:r>
+        <w:rPr>
+          <w:rFonts w:ascii="Arial Unicode MS" w:hAnsi="Arial Unicode MS" w:eastAsia="Arial Unicode MS" w:cs="Arial Unicode MS"/>
+          <w:color w:val="000000"/>
+        </w:rPr>
         <w:t>七 合规安全与风险说明</w:t>
       </w:r>
     </w:p>
     <w:p>
       <w:pPr>
         <w:pStyle w:val="Heading2"/>
+        <w:keepNext/>
       </w:pPr>
       <w:r>
+        <w:rPr>
+          <w:rFonts w:ascii="Arial Unicode MS" w:hAnsi="Arial Unicode MS" w:eastAsia="Arial Unicode MS" w:cs="Arial Unicode MS"/>
+          <w:color w:val="000000"/>
+        </w:rPr>
         <w:t>1 许可证与 AI 辅助使用</w:t>
       </w:r>
     </w:p>
     <w:p>
       <w:r>
-        <w:t>项目保留 MIT、ISC 与 Apache-2.0 适用通知，原创代码与改编工作流分别说明。运行库的原始许可证文本及版本清单已随工程保存；构建与开发依赖仍需按最终分发范围核查。模型 API 和 GitHub 是外部服务，不能通过项目许可证重新授权。最终演示模型的名称、版本、服务条款和使用范围需要填写。</w:t>
+        <w:rPr>
+          <w:rFonts w:ascii="Arial Unicode MS" w:hAnsi="Arial Unicode MS" w:eastAsia="Arial Unicode MS" w:cs="Arial Unicode MS"/>
+          <w:color w:val="000000"/>
+        </w:rPr>
+        <w:t>当前运行清单与锁文件为资源版本依据；THIRD_PARTY_NOTICES.md 和旧安装证据仍含历史宿主版本，报告已将当前清单与历史结果分开。新增 semver、Markdown 渲染器等资源应在最终分发前复核完整许可证与随包通知。模型 API 与 GitHub 为外部服务；最终演示提供方、模型和条款仍需团队按实际配置补齐。</w:t>
       </w:r>
     </w:p>
     <w:p>
       <w:r>
+        <w:rPr>
+          <w:rFonts w:ascii="Arial Unicode MS" w:hAnsi="Arial Unicode MS" w:eastAsia="Arial Unicode MS" w:cs="Arial Unicode MS"/>
+          <w:color w:val="000000"/>
+        </w:rPr>
         <w:t>AI 辅助涉及代码生成、问题定位、用例设计、工作流文字和报告整理。团队应审阅纳入作品的代码和文字、修订错误并执行验证，同时核对来源和适用权利。现有测试记录说明执行过哪些工程检查，不能代替团队成员对权属、来源和参赛授权的最终确认。</w:t>
       </w:r>
     </w:p>
     <w:p>
       <w:pPr>
         <w:pStyle w:val="Heading2"/>
+        <w:keepNext/>
       </w:pPr>
       <w:r>
+        <w:rPr>
+          <w:rFonts w:ascii="Arial Unicode MS" w:hAnsi="Arial Unicode MS" w:eastAsia="Arial Unicode MS" w:cs="Arial Unicode MS"/>
+          <w:color w:val="000000"/>
+        </w:rPr>
         <w:t>2 数据与凭据保护</w:t>
       </w:r>
     </w:p>
     <w:p>
       <w:r>
-        <w:t>原生模型凭据由 Harness 管理，GitHub 令牌由服务端保存，不返回浏览器、不放入任务导出。相关文件权限为 0600，日志读取按任务的实际记录 ID 定位。公开资源不当然具有再分发授权，私有仓库内容发送模型前仍需维护者确认服务条款及授权。评审包不包含账号密码、API Key、私有工作区或无权公开的数据。</w:t>
+        <w:rPr>
+          <w:rFonts w:ascii="Arial Unicode MS" w:hAnsi="Arial Unicode MS" w:eastAsia="Arial Unicode MS" w:cs="Arial Unicode MS"/>
+          <w:color w:val="000000"/>
+        </w:rPr>
+        <w:t>原生模型凭据由 Harness 管理，GitHub 凭据在服务端保存或复用 gh 登录，不返回浏览器。环境准备使用受限子进程环境，日志进行凭据脱敏；公开资料不当然具有再分发授权。私有代码送入模型前仍需维护者确认权限和服务条款。报告不包含数据库、原始密钥、认证链接或私有会话全文。</w:t>
       </w:r>
     </w:p>
     <w:p>
       <w:pPr>
         <w:pStyle w:val="Heading2"/>
+        <w:keepNext/>
       </w:pPr>
       <w:r>
+        <w:rPr>
+          <w:rFonts w:ascii="Arial Unicode MS" w:hAnsi="Arial Unicode MS" w:eastAsia="Arial Unicode MS" w:cs="Arial Unicode MS"/>
+          <w:color w:val="000000"/>
+        </w:rPr>
         <w:t>3 模型错误与执行风险</w:t>
       </w:r>
     </w:p>
     <w:p>
       <w:r>
-        <w:t>Issue、评论、代码与 CI 日志可能包含误导信息或提示注入。工作流要求把外部内容当作证据，工具执行仍由宿主权限控制；只读阶段拒绝交付越界修改，发布经过人工预览和版本核对。上述措施降低误用机会，但不能保证模型无幻觉、执行无风险或仓库脚本安全。</w:t>
+        <w:rPr>
+          <w:rFonts w:ascii="Arial Unicode MS" w:hAnsi="Arial Unicode MS" w:eastAsia="Arial Unicode MS" w:cs="Arial Unicode MS"/>
+          <w:color w:val="000000"/>
+        </w:rPr>
+        <w:t>外部 Issue、代码和日志可能含提示注入，模型报告也可能误判。工作流使用范围约束、只读检查、工具证据与人工发布降低风险，但不保证仓库脚本安全。自动环境准备默认关闭网络及生命周期脚本；启用脚本会引入新的执行风险。独立 worktree 不等于容器或多租户沙箱，命令审批与隔离仍由宿主承担。</w:t>
       </w:r>
     </w:p>
     <w:tbl>
@@ -2580,6 +3633,8 @@
       </w:tblGrid>
       <w:tr>
         <w:trPr>
+          <w:cantSplit/>
+          <w:tblHeader/>
           <w:cantSplit/>
           <w:tblHeader/>
         </w:trPr>
@@ -2600,16 +3655,26 @@
               <w:right w:val="single" w:sz="4" w:color="D9D9D9"/>
             </w:tcBorders>
             <w:shd w:fill="E8EDF2"/>
+            <w:tcMar>
+              <w:top w:w="85" w:type="dxa"/>
+              <w:bottom w:w="85" w:type="dxa"/>
+              <w:left w:w="85" w:type="dxa"/>
+              <w:right w:w="85" w:type="dxa"/>
+            </w:tcMar>
+            <w:shd w:fill="E8EDF2"/>
           </w:tcPr>
           <w:p>
             <w:pPr>
-              <w:spacing w:after="40" w:line="269" w:lineRule="auto"/>
-              <w:ind w:firstLine="0"/>
+              <w:spacing w:line="280" w:lineRule="exact" w:after="60" w:before="60"/>
+              <w:ind w:firstLine="0" w:left="0" w:right="0"/>
+              <w:jc w:val="left"/>
             </w:pPr>
             <w:r>
               <w:rPr>
+                <w:rFonts w:ascii="Arial Unicode MS" w:hAnsi="Arial Unicode MS" w:eastAsia="Arial Unicode MS" w:cs="Arial Unicode MS"/>
                 <w:b/>
-                <w:sz w:val="18"/>
+                <w:color w:val="000000"/>
+                <w:sz w:val="19"/>
               </w:rPr>
               <w:t>风险</w:t>
             </w:r>
@@ -2632,16 +3697,26 @@
               <w:right w:val="single" w:sz="4" w:color="D9D9D9"/>
             </w:tcBorders>
             <w:shd w:fill="E8EDF2"/>
+            <w:tcMar>
+              <w:top w:w="85" w:type="dxa"/>
+              <w:bottom w:w="85" w:type="dxa"/>
+              <w:left w:w="85" w:type="dxa"/>
+              <w:right w:w="85" w:type="dxa"/>
+            </w:tcMar>
+            <w:shd w:fill="E8EDF2"/>
           </w:tcPr>
           <w:p>
             <w:pPr>
-              <w:spacing w:after="40" w:line="269" w:lineRule="auto"/>
-              <w:ind w:firstLine="0"/>
+              <w:spacing w:line="280" w:lineRule="exact" w:after="60" w:before="60"/>
+              <w:ind w:firstLine="0" w:left="0" w:right="0"/>
+              <w:jc w:val="left"/>
             </w:pPr>
             <w:r>
               <w:rPr>
+                <w:rFonts w:ascii="Arial Unicode MS" w:hAnsi="Arial Unicode MS" w:eastAsia="Arial Unicode MS" w:cs="Arial Unicode MS"/>
                 <w:b/>
-                <w:sz w:val="18"/>
+                <w:color w:val="000000"/>
+                <w:sz w:val="19"/>
               </w:rPr>
               <w:t>现有控制</w:t>
             </w:r>
@@ -2664,16 +3739,26 @@
               <w:right w:val="single" w:sz="4" w:color="D9D9D9"/>
             </w:tcBorders>
             <w:shd w:fill="E8EDF2"/>
+            <w:tcMar>
+              <w:top w:w="85" w:type="dxa"/>
+              <w:bottom w:w="85" w:type="dxa"/>
+              <w:left w:w="85" w:type="dxa"/>
+              <w:right w:w="85" w:type="dxa"/>
+            </w:tcMar>
+            <w:shd w:fill="E8EDF2"/>
           </w:tcPr>
           <w:p>
             <w:pPr>
-              <w:spacing w:after="40" w:line="269" w:lineRule="auto"/>
-              <w:ind w:firstLine="0"/>
+              <w:spacing w:line="280" w:lineRule="exact" w:after="60" w:before="60"/>
+              <w:ind w:firstLine="0" w:left="0" w:right="0"/>
+              <w:jc w:val="left"/>
             </w:pPr>
             <w:r>
               <w:rPr>
+                <w:rFonts w:ascii="Arial Unicode MS" w:hAnsi="Arial Unicode MS" w:eastAsia="Arial Unicode MS" w:cs="Arial Unicode MS"/>
                 <w:b/>
-                <w:sz w:val="18"/>
+                <w:color w:val="000000"/>
+                <w:sz w:val="19"/>
               </w:rPr>
               <w:t>仍需注意的边界</w:t>
             </w:r>
@@ -2682,6 +3767,7 @@
       </w:tr>
       <w:tr>
         <w:trPr>
+          <w:cantSplit/>
           <w:cantSplit/>
         </w:trPr>
         <w:tc>
@@ -2700,18 +3786,27 @@
               <w:bottom w:val="single" w:sz="4" w:color="D9D9D9"/>
               <w:right w:val="single" w:sz="4" w:color="D9D9D9"/>
             </w:tcBorders>
+            <w:tcMar>
+              <w:top w:w="85" w:type="dxa"/>
+              <w:bottom w:w="85" w:type="dxa"/>
+              <w:left w:w="85" w:type="dxa"/>
+              <w:right w:w="85" w:type="dxa"/>
+            </w:tcMar>
           </w:tcPr>
           <w:p>
             <w:pPr>
-              <w:spacing w:after="40" w:line="269" w:lineRule="auto"/>
-              <w:ind w:firstLine="0"/>
+              <w:spacing w:line="280" w:lineRule="exact" w:after="60" w:before="60"/>
+              <w:ind w:firstLine="0" w:left="0" w:right="0"/>
+              <w:jc w:val="left"/>
             </w:pPr>
             <w:r>
               <w:rPr>
+                <w:rFonts w:ascii="Arial Unicode MS" w:hAnsi="Arial Unicode MS" w:eastAsia="Arial Unicode MS" w:cs="Arial Unicode MS"/>
                 <w:b w:val="0"/>
-                <w:sz w:val="18"/>
+                <w:color w:val="000000"/>
+                <w:sz w:val="19"/>
               </w:rPr>
-              <w:t>模型误判或虚报测试</w:t>
+              <w:t>模型虚报或遗漏</w:t>
             </w:r>
           </w:p>
         </w:tc>
@@ -2731,18 +3826,27 @@
               <w:bottom w:val="single" w:sz="4" w:color="D9D9D9"/>
               <w:right w:val="single" w:sz="4" w:color="D9D9D9"/>
             </w:tcBorders>
+            <w:tcMar>
+              <w:top w:w="85" w:type="dxa"/>
+              <w:bottom w:w="85" w:type="dxa"/>
+              <w:left w:w="85" w:type="dxa"/>
+              <w:right w:w="85" w:type="dxa"/>
+            </w:tcMar>
           </w:tcPr>
           <w:p>
             <w:pPr>
-              <w:spacing w:after="40" w:line="269" w:lineRule="auto"/>
-              <w:ind w:firstLine="0"/>
+              <w:spacing w:line="280" w:lineRule="exact" w:after="60" w:before="60"/>
+              <w:ind w:firstLine="0" w:left="0" w:right="0"/>
+              <w:jc w:val="left"/>
             </w:pPr>
             <w:r>
               <w:rPr>
+                <w:rFonts w:ascii="Arial Unicode MS" w:hAnsi="Arial Unicode MS" w:eastAsia="Arial Unicode MS" w:cs="Arial Unicode MS"/>
                 <w:b w:val="0"/>
-                <w:sz w:val="18"/>
+                <w:color w:val="000000"/>
+                <w:sz w:val="19"/>
               </w:rPr>
-              <w:t>结构校验、工具关联、人工审阅</w:t>
+              <w:t>schema、工具关联及独立审查</w:t>
             </w:r>
           </w:p>
         </w:tc>
@@ -2762,24 +3866,34 @@
               <w:bottom w:val="single" w:sz="4" w:color="D9D9D9"/>
               <w:right w:val="single" w:sz="4" w:color="D9D9D9"/>
             </w:tcBorders>
+            <w:tcMar>
+              <w:top w:w="85" w:type="dxa"/>
+              <w:bottom w:w="85" w:type="dxa"/>
+              <w:left w:w="85" w:type="dxa"/>
+              <w:right w:w="85" w:type="dxa"/>
+            </w:tcMar>
           </w:tcPr>
           <w:p>
             <w:pPr>
-              <w:spacing w:after="40" w:line="269" w:lineRule="auto"/>
-              <w:ind w:firstLine="0"/>
+              <w:spacing w:line="280" w:lineRule="exact" w:after="60" w:before="60"/>
+              <w:ind w:firstLine="0" w:left="0" w:right="0"/>
+              <w:jc w:val="left"/>
             </w:pPr>
             <w:r>
               <w:rPr>
+                <w:rFonts w:ascii="Arial Unicode MS" w:hAnsi="Arial Unicode MS" w:eastAsia="Arial Unicode MS" w:cs="Arial Unicode MS"/>
                 <w:b w:val="0"/>
-                <w:sz w:val="18"/>
+                <w:color w:val="000000"/>
+                <w:sz w:val="19"/>
               </w:rPr>
-              <w:t>覆盖充分性和语义正确性仍需核验</w:t>
+              <w:t>语义正确性仍需人工核验</w:t>
             </w:r>
           </w:p>
         </w:tc>
       </w:tr>
       <w:tr>
         <w:trPr>
+          <w:cantSplit/>
           <w:cantSplit/>
         </w:trPr>
         <w:tc>
@@ -2798,18 +3912,27 @@
               <w:bottom w:val="single" w:sz="4" w:color="D9D9D9"/>
               <w:right w:val="single" w:sz="4" w:color="D9D9D9"/>
             </w:tcBorders>
+            <w:tcMar>
+              <w:top w:w="85" w:type="dxa"/>
+              <w:bottom w:w="85" w:type="dxa"/>
+              <w:left w:w="85" w:type="dxa"/>
+              <w:right w:w="85" w:type="dxa"/>
+            </w:tcMar>
           </w:tcPr>
           <w:p>
             <w:pPr>
-              <w:spacing w:after="40" w:line="269" w:lineRule="auto"/>
-              <w:ind w:firstLine="0"/>
+              <w:spacing w:line="280" w:lineRule="exact" w:after="60" w:before="60"/>
+              <w:ind w:firstLine="0" w:left="0" w:right="0"/>
+              <w:jc w:val="left"/>
             </w:pPr>
             <w:r>
               <w:rPr>
+                <w:rFonts w:ascii="Arial Unicode MS" w:hAnsi="Arial Unicode MS" w:eastAsia="Arial Unicode MS" w:cs="Arial Unicode MS"/>
                 <w:b w:val="0"/>
-                <w:sz w:val="18"/>
+                <w:color w:val="000000"/>
+                <w:sz w:val="19"/>
               </w:rPr>
-              <w:t>版本漂移与重复发布</w:t>
+              <w:t>旧版本与重复推进</w:t>
             </w:r>
           </w:p>
         </w:tc>
@@ -2829,18 +3952,27 @@
               <w:bottom w:val="single" w:sz="4" w:color="D9D9D9"/>
               <w:right w:val="single" w:sz="4" w:color="D9D9D9"/>
             </w:tcBorders>
+            <w:tcMar>
+              <w:top w:w="85" w:type="dxa"/>
+              <w:bottom w:w="85" w:type="dxa"/>
+              <w:left w:w="85" w:type="dxa"/>
+              <w:right w:w="85" w:type="dxa"/>
+            </w:tcMar>
           </w:tcPr>
           <w:p>
             <w:pPr>
-              <w:spacing w:after="40" w:line="269" w:lineRule="auto"/>
-              <w:ind w:firstLine="0"/>
+              <w:spacing w:line="280" w:lineRule="exact" w:after="60" w:before="60"/>
+              <w:ind w:firstLine="0" w:left="0" w:right="0"/>
+              <w:jc w:val="left"/>
             </w:pPr>
             <w:r>
               <w:rPr>
+                <w:rFonts w:ascii="Arial Unicode MS" w:hAnsi="Arial Unicode MS" w:eastAsia="Arial Unicode MS" w:cs="Arial Unicode MS"/>
                 <w:b w:val="0"/>
-                <w:sz w:val="18"/>
+                <w:color w:val="000000"/>
+                <w:sz w:val="19"/>
               </w:rPr>
-              <w:t>版本绑定、差异失效、发布去重</w:t>
+              <w:t>周期、版本、补丁及事件去重</w:t>
             </w:r>
           </w:p>
         </w:tc>
@@ -2860,24 +3992,34 @@
               <w:bottom w:val="single" w:sz="4" w:color="D9D9D9"/>
               <w:right w:val="single" w:sz="4" w:color="D9D9D9"/>
             </w:tcBorders>
+            <w:tcMar>
+              <w:top w:w="85" w:type="dxa"/>
+              <w:bottom w:w="85" w:type="dxa"/>
+              <w:left w:w="85" w:type="dxa"/>
+              <w:right w:w="85" w:type="dxa"/>
+            </w:tcMar>
           </w:tcPr>
           <w:p>
             <w:pPr>
-              <w:spacing w:after="40" w:line="269" w:lineRule="auto"/>
-              <w:ind w:firstLine="0"/>
+              <w:spacing w:line="280" w:lineRule="exact" w:after="60" w:before="60"/>
+              <w:ind w:firstLine="0" w:left="0" w:right="0"/>
+              <w:jc w:val="left"/>
             </w:pPr>
             <w:r>
               <w:rPr>
+                <w:rFonts w:ascii="Arial Unicode MS" w:hAnsi="Arial Unicode MS" w:eastAsia="Arial Unicode MS" w:cs="Arial Unicode MS"/>
                 <w:b w:val="0"/>
-                <w:sz w:val="18"/>
+                <w:color w:val="000000"/>
+                <w:sz w:val="19"/>
               </w:rPr>
-              <w:t>远端查询与写入不是原子事务</w:t>
+              <w:t>单 worker，不保证跨服务原子事务</w:t>
             </w:r>
           </w:p>
         </w:tc>
       </w:tr>
       <w:tr>
         <w:trPr>
+          <w:cantSplit/>
           <w:cantSplit/>
         </w:trPr>
         <w:tc>
@@ -2896,18 +4038,27 @@
               <w:bottom w:val="single" w:sz="4" w:color="D9D9D9"/>
               <w:right w:val="single" w:sz="4" w:color="D9D9D9"/>
             </w:tcBorders>
+            <w:tcMar>
+              <w:top w:w="85" w:type="dxa"/>
+              <w:bottom w:w="85" w:type="dxa"/>
+              <w:left w:w="85" w:type="dxa"/>
+              <w:right w:w="85" w:type="dxa"/>
+            </w:tcMar>
           </w:tcPr>
           <w:p>
             <w:pPr>
-              <w:spacing w:after="40" w:line="269" w:lineRule="auto"/>
-              <w:ind w:firstLine="0"/>
+              <w:spacing w:line="280" w:lineRule="exact" w:after="60" w:before="60"/>
+              <w:ind w:firstLine="0" w:left="0" w:right="0"/>
+              <w:jc w:val="left"/>
             </w:pPr>
             <w:r>
               <w:rPr>
+                <w:rFonts w:ascii="Arial Unicode MS" w:hAnsi="Arial Unicode MS" w:eastAsia="Arial Unicode MS" w:cs="Arial Unicode MS"/>
                 <w:b w:val="0"/>
-                <w:sz w:val="18"/>
+                <w:color w:val="000000"/>
+                <w:sz w:val="19"/>
               </w:rPr>
-              <w:t>命令与脚本风险</w:t>
+              <w:t>脚本与依赖风险</w:t>
             </w:r>
           </w:p>
         </w:tc>
@@ -2927,18 +4078,27 @@
               <w:bottom w:val="single" w:sz="4" w:color="D9D9D9"/>
               <w:right w:val="single" w:sz="4" w:color="D9D9D9"/>
             </w:tcBorders>
+            <w:tcMar>
+              <w:top w:w="85" w:type="dxa"/>
+              <w:bottom w:w="85" w:type="dxa"/>
+              <w:left w:w="85" w:type="dxa"/>
+              <w:right w:w="85" w:type="dxa"/>
+            </w:tcMar>
           </w:tcPr>
           <w:p>
             <w:pPr>
-              <w:spacing w:after="40" w:line="269" w:lineRule="auto"/>
-              <w:ind w:firstLine="0"/>
+              <w:spacing w:line="280" w:lineRule="exact" w:after="60" w:before="60"/>
+              <w:ind w:firstLine="0" w:left="0" w:right="0"/>
+              <w:jc w:val="left"/>
             </w:pPr>
             <w:r>
               <w:rPr>
+                <w:rFonts w:ascii="Arial Unicode MS" w:hAnsi="Arial Unicode MS" w:eastAsia="Arial Unicode MS" w:cs="Arial Unicode MS"/>
                 <w:b w:val="0"/>
-                <w:sz w:val="18"/>
+                <w:color w:val="000000"/>
+                <w:sz w:val="19"/>
               </w:rPr>
-              <w:t>宿主权限机制和独立 worktree</w:t>
+              <w:t>冻结安装、权限分项和超时取消</w:t>
             </w:r>
           </w:p>
         </w:tc>
@@ -2958,24 +4118,34 @@
               <w:bottom w:val="single" w:sz="4" w:color="D9D9D9"/>
               <w:right w:val="single" w:sz="4" w:color="D9D9D9"/>
             </w:tcBorders>
+            <w:tcMar>
+              <w:top w:w="85" w:type="dxa"/>
+              <w:bottom w:w="85" w:type="dxa"/>
+              <w:left w:w="85" w:type="dxa"/>
+              <w:right w:w="85" w:type="dxa"/>
+            </w:tcMar>
           </w:tcPr>
           <w:p>
             <w:pPr>
-              <w:spacing w:after="40" w:line="269" w:lineRule="auto"/>
-              <w:ind w:firstLine="0"/>
+              <w:spacing w:line="280" w:lineRule="exact" w:after="60" w:before="60"/>
+              <w:ind w:firstLine="0" w:left="0" w:right="0"/>
+              <w:jc w:val="left"/>
             </w:pPr>
             <w:r>
               <w:rPr>
+                <w:rFonts w:ascii="Arial Unicode MS" w:hAnsi="Arial Unicode MS" w:eastAsia="Arial Unicode MS" w:cs="Arial Unicode MS"/>
                 <w:b w:val="0"/>
-                <w:sz w:val="18"/>
+                <w:color w:val="000000"/>
+                <w:sz w:val="19"/>
               </w:rPr>
-              <w:t>worktree 不等于容器隔离</w:t>
+              <w:t>worktree 不是沙箱，脚本需审慎授权</w:t>
             </w:r>
           </w:p>
         </w:tc>
       </w:tr>
       <w:tr>
         <w:trPr>
+          <w:cantSplit/>
           <w:cantSplit/>
         </w:trPr>
         <w:tc>
@@ -2994,18 +4164,27 @@
               <w:bottom w:val="single" w:sz="4" w:color="D9D9D9"/>
               <w:right w:val="single" w:sz="4" w:color="D9D9D9"/>
             </w:tcBorders>
+            <w:tcMar>
+              <w:top w:w="85" w:type="dxa"/>
+              <w:bottom w:w="85" w:type="dxa"/>
+              <w:left w:w="85" w:type="dxa"/>
+              <w:right w:w="85" w:type="dxa"/>
+            </w:tcMar>
           </w:tcPr>
           <w:p>
             <w:pPr>
-              <w:spacing w:after="40" w:line="269" w:lineRule="auto"/>
-              <w:ind w:firstLine="0"/>
+              <w:spacing w:line="280" w:lineRule="exact" w:after="60" w:before="60"/>
+              <w:ind w:firstLine="0" w:left="0" w:right="0"/>
+              <w:jc w:val="left"/>
             </w:pPr>
             <w:r>
               <w:rPr>
+                <w:rFonts w:ascii="Arial Unicode MS" w:hAnsi="Arial Unicode MS" w:eastAsia="Arial Unicode MS" w:cs="Arial Unicode MS"/>
                 <w:b w:val="0"/>
-                <w:sz w:val="18"/>
+                <w:color w:val="000000"/>
+                <w:sz w:val="19"/>
               </w:rPr>
-              <w:t>CI 证据不完整</w:t>
+              <w:t>部分 CI 与扫描</w:t>
             </w:r>
           </w:p>
         </w:tc>
@@ -3025,18 +4204,27 @@
               <w:bottom w:val="single" w:sz="4" w:color="D9D9D9"/>
               <w:right w:val="single" w:sz="4" w:color="D9D9D9"/>
             </w:tcBorders>
+            <w:tcMar>
+              <w:top w:w="85" w:type="dxa"/>
+              <w:bottom w:w="85" w:type="dxa"/>
+              <w:left w:w="85" w:type="dxa"/>
+              <w:right w:w="85" w:type="dxa"/>
+            </w:tcMar>
           </w:tcPr>
           <w:p>
             <w:pPr>
-              <w:spacing w:after="40" w:line="269" w:lineRule="auto"/>
-              <w:ind w:firstLine="0"/>
+              <w:spacing w:line="280" w:lineRule="exact" w:after="60" w:before="60"/>
+              <w:ind w:firstLine="0" w:left="0" w:right="0"/>
+              <w:jc w:val="left"/>
             </w:pPr>
             <w:r>
               <w:rPr>
+                <w:rFonts w:ascii="Arial Unicode MS" w:hAnsi="Arial Unicode MS" w:eastAsia="Arial Unicode MS" w:cs="Arial Unicode MS"/>
                 <w:b w:val="0"/>
-                <w:sz w:val="18"/>
+                <w:color w:val="000000"/>
+                <w:sz w:val="19"/>
               </w:rPr>
-              <w:t>时间与版本快照、裁剪及错误提示</w:t>
+              <w:t>绑定来源，保留未知及覆盖限制</w:t>
             </w:r>
           </w:p>
         </w:tc>
@@ -3056,24 +4244,34 @@
               <w:bottom w:val="single" w:sz="4" w:color="D9D9D9"/>
               <w:right w:val="single" w:sz="4" w:color="D9D9D9"/>
             </w:tcBorders>
+            <w:tcMar>
+              <w:top w:w="85" w:type="dxa"/>
+              <w:bottom w:w="85" w:type="dxa"/>
+              <w:left w:w="85" w:type="dxa"/>
+              <w:right w:w="85" w:type="dxa"/>
+            </w:tcMar>
           </w:tcPr>
           <w:p>
             <w:pPr>
-              <w:spacing w:after="40" w:line="269" w:lineRule="auto"/>
-              <w:ind w:firstLine="0"/>
+              <w:spacing w:line="280" w:lineRule="exact" w:after="60" w:before="60"/>
+              <w:ind w:firstLine="0" w:left="0" w:right="0"/>
+              <w:jc w:val="left"/>
             </w:pPr>
             <w:r>
               <w:rPr>
+                <w:rFonts w:ascii="Arial Unicode MS" w:hAnsi="Arial Unicode MS" w:eastAsia="Arial Unicode MS" w:cs="Arial Unicode MS"/>
                 <w:b w:val="0"/>
-                <w:sz w:val="18"/>
+                <w:color w:val="000000"/>
+                <w:sz w:val="19"/>
               </w:rPr>
-              <w:t>其他 CI 和合并测试 SHA 覆盖有限</w:t>
+              <w:t>不完整解析全部合并规则与 CI 服务</w:t>
             </w:r>
           </w:p>
         </w:tc>
       </w:tr>
       <w:tr>
         <w:trPr>
+          <w:cantSplit/>
           <w:cantSplit/>
         </w:trPr>
         <w:tc>
@@ -3092,18 +4290,27 @@
               <w:bottom w:val="single" w:sz="4" w:color="D9D9D9"/>
               <w:right w:val="single" w:sz="4" w:color="D9D9D9"/>
             </w:tcBorders>
+            <w:tcMar>
+              <w:top w:w="85" w:type="dxa"/>
+              <w:bottom w:w="85" w:type="dxa"/>
+              <w:left w:w="85" w:type="dxa"/>
+              <w:right w:w="85" w:type="dxa"/>
+            </w:tcMar>
           </w:tcPr>
           <w:p>
             <w:pPr>
-              <w:spacing w:after="40" w:line="269" w:lineRule="auto"/>
-              <w:ind w:firstLine="0"/>
+              <w:spacing w:line="280" w:lineRule="exact" w:after="60" w:before="60"/>
+              <w:ind w:firstLine="0" w:left="0" w:right="0"/>
+              <w:jc w:val="left"/>
             </w:pPr>
             <w:r>
               <w:rPr>
+                <w:rFonts w:ascii="Arial Unicode MS" w:hAnsi="Arial Unicode MS" w:eastAsia="Arial Unicode MS" w:cs="Arial Unicode MS"/>
                 <w:b w:val="0"/>
-                <w:sz w:val="18"/>
+                <w:color w:val="000000"/>
+                <w:sz w:val="19"/>
               </w:rPr>
-              <w:t>身份与费用混淆</w:t>
+              <w:t>身份与成本</w:t>
             </w:r>
           </w:p>
         </w:tc>
@@ -3123,18 +4330,27 @@
               <w:bottom w:val="single" w:sz="4" w:color="D9D9D9"/>
               <w:right w:val="single" w:sz="4" w:color="D9D9D9"/>
             </w:tcBorders>
+            <w:tcMar>
+              <w:top w:w="85" w:type="dxa"/>
+              <w:bottom w:w="85" w:type="dxa"/>
+              <w:left w:w="85" w:type="dxa"/>
+              <w:right w:w="85" w:type="dxa"/>
+            </w:tcMar>
           </w:tcPr>
           <w:p>
             <w:pPr>
-              <w:spacing w:after="40" w:line="269" w:lineRule="auto"/>
-              <w:ind w:firstLine="0"/>
+              <w:spacing w:line="280" w:lineRule="exact" w:after="60" w:before="60"/>
+              <w:ind w:firstLine="0" w:left="0" w:right="0"/>
+              <w:jc w:val="left"/>
             </w:pPr>
             <w:r>
               <w:rPr>
+                <w:rFonts w:ascii="Arial Unicode MS" w:hAnsi="Arial Unicode MS" w:eastAsia="Arial Unicode MS" w:cs="Arial Unicode MS"/>
                 <w:b w:val="0"/>
-                <w:sz w:val="18"/>
+                <w:color w:val="000000"/>
+                <w:sz w:val="19"/>
               </w:rPr>
-              <w:t>全局身份提示、并发与单次预算</w:t>
+              <w:t>服务端凭据、阶段预算和日志脱敏</w:t>
             </w:r>
           </w:p>
         </w:tc>
@@ -3154,18 +4370,27 @@
               <w:bottom w:val="single" w:sz="4" w:color="D9D9D9"/>
               <w:right w:val="single" w:sz="4" w:color="D9D9D9"/>
             </w:tcBorders>
+            <w:tcMar>
+              <w:top w:w="85" w:type="dxa"/>
+              <w:bottom w:w="85" w:type="dxa"/>
+              <w:left w:w="85" w:type="dxa"/>
+              <w:right w:w="85" w:type="dxa"/>
+            </w:tcMar>
           </w:tcPr>
           <w:p>
             <w:pPr>
-              <w:spacing w:after="40" w:line="269" w:lineRule="auto"/>
-              <w:ind w:firstLine="0"/>
+              <w:spacing w:line="280" w:lineRule="exact" w:after="60" w:before="60"/>
+              <w:ind w:firstLine="0" w:left="0" w:right="0"/>
+              <w:jc w:val="left"/>
             </w:pPr>
             <w:r>
               <w:rPr>
+                <w:rFonts w:ascii="Arial Unicode MS" w:hAnsi="Arial Unicode MS" w:eastAsia="Arial Unicode MS" w:cs="Arial Unicode MS"/>
                 <w:b w:val="0"/>
-                <w:sz w:val="18"/>
+                <w:color w:val="000000"/>
+                <w:sz w:val="19"/>
               </w:rPr>
-              <w:t>尚无按仓库身份和累计费用硬停止</w:t>
+              <w:t>尚无按仓库身份及累计费用硬预算</w:t>
             </w:r>
           </w:p>
         </w:tc>
@@ -3179,91 +4404,145 @@
     <w:p>
       <w:pPr>
         <w:pStyle w:val="Heading2"/>
+        <w:keepNext/>
       </w:pPr>
       <w:r>
+        <w:rPr>
+          <w:rFonts w:ascii="Arial Unicode MS" w:hAnsi="Arial Unicode MS" w:eastAsia="Arial Unicode MS" w:cs="Arial Unicode MS"/>
+          <w:color w:val="000000"/>
+        </w:rPr>
         <w:t>4 权利与评审公开边界</w:t>
       </w:r>
     </w:p>
     <w:p>
       <w:r>
+        <w:rPr>
+          <w:rFonts w:ascii="Arial Unicode MS" w:hAnsi="Arial Unicode MS" w:eastAsia="Arial Unicode MS" w:cs="Arial Unicode MS"/>
+          <w:color w:val="000000"/>
+        </w:rPr>
         <w:t>团队名称、编号、成员职责和共同权利人授权需由参赛团队确认。报告及视频不得包含学校名称、学校标志或指导教师信息。开放范围限于团队依法有权公开的部分；必要时使用受限链接并说明开放计划，不能因上传评审材料而公开无权再分发的资源。</w:t>
       </w:r>
     </w:p>
     <w:p>
       <w:pPr>
         <w:pStyle w:val="Heading1"/>
+        <w:keepNext/>
       </w:pPr>
       <w:r>
+        <w:rPr>
+          <w:rFonts w:ascii="Arial Unicode MS" w:hAnsi="Arial Unicode MS" w:eastAsia="Arial Unicode MS" w:cs="Arial Unicode MS"/>
+          <w:color w:val="000000"/>
+        </w:rPr>
         <w:t>八 总结与展望</w:t>
       </w:r>
     </w:p>
     <w:p>
       <w:pPr>
         <w:pStyle w:val="Heading2"/>
+        <w:keepNext/>
       </w:pPr>
       <w:r>
+        <w:rPr>
+          <w:rFonts w:ascii="Arial Unicode MS" w:hAnsi="Arial Unicode MS" w:eastAsia="Arial Unicode MS" w:cs="Arial Unicode MS"/>
+          <w:color w:val="000000"/>
+        </w:rPr>
         <w:t>1 项目总结</w:t>
       </w:r>
     </w:p>
     <w:p>
       <w:r>
-        <w:t>作品已形成 DeepSeek Harness 原生维护插件，在多仓库事项、类型计划、信息等待、隔离实施、独立验证、发现复核和远端交付跟踪之间建立了可持续流程。当前工程回归通过，已有安装包、原生工具和浏览器验收记录，可以证明主要机制可运行。其价值在于把 AI 维护建议与版本、真实差异及执行证据连接起来，支持维护者做有依据的判断。</w:t>
+        <w:rPr>
+          <w:rFonts w:ascii="Arial Unicode MS" w:hAnsi="Arial Unicode MS" w:eastAsia="Arial Unicode MS" w:cs="Arial Unicode MS"/>
+          <w:color w:val="000000"/>
+        </w:rPr>
+        <w:t>作品已从阶段工具集合演进为维护事项编排工作台：系统整理计划，确认后连续处理，缺口按责任进入适当等待，阶段用快照和证据交接，最终由维护者审核并选择交付。仓库维护还支持文档、Agent 指引与 CI 文件的增量检查和问题台账。当前源码的 635 项回归、构建和浏览器验收支持主要工程机制可运行。</w:t>
       </w:r>
     </w:p>
     <w:p>
       <w:r>
-        <w:t>目前证据足以支持工程完成度与流程可靠性说明，尚不足以支持真实模型普遍成功率或维护效率提升幅度。实际模型维护案例、远端权限与日志下载、跨平台运行、长期多仓库负载，以及累计用量和仓库身份管理仍是后续工作。</w:t>
+        <w:rPr>
+          <w:rFonts w:ascii="Arial Unicode MS" w:hAnsi="Arial Unicode MS" w:eastAsia="Arial Unicode MS" w:cs="Arial Unicode MS"/>
+          <w:color w:val="000000"/>
+        </w:rPr>
+        <w:t>仍需补证的是广泛任务中的模型质量、长期效率、不同平台及大型仓库稳定性、实际写权限与 CI 规则覆盖。当前的本地受控模型记录属于个案，不代表完整自动化或可量化收益。工程完成度与模型效果在本报告中分别表述。</w:t>
       </w:r>
     </w:p>
     <w:p>
       <w:pPr>
         <w:pStyle w:val="Heading2"/>
+        <w:keepNext/>
       </w:pPr>
       <w:r>
+        <w:rPr>
+          <w:rFonts w:ascii="Arial Unicode MS" w:hAnsi="Arial Unicode MS" w:eastAsia="Arial Unicode MS" w:cs="Arial Unicode MS"/>
+          <w:color w:val="000000"/>
+        </w:rPr>
         <w:t>2 后续计划</w:t>
       </w:r>
     </w:p>
     <w:p>
       <w:r>
-        <w:t>优先完成小规模真实模型案例验收，固定模型和版本，保留输入、失败、人工修订、命令输出、耗时及用量。随后在有权操作的专用仓库验证评论、PR 更新、讨论串状态与 Actions 日志权限。依据实测问题修订产品，不以新增模块代替效果验证。</w:t>
+        <w:rPr>
+          <w:rFonts w:ascii="Arial Unicode MS" w:hAnsi="Arial Unicode MS" w:eastAsia="Arial Unicode MS" w:cs="Arial Unicode MS"/>
+          <w:color w:val="000000"/>
+        </w:rPr>
+        <w:t>首先建立小规模、可重复的真实维护任务评测，固定输入、提交、模型与验收，记录首次结果、失败、人工介入及环境准备。再在有权操作的专用仓库复核新建 PR、更新原 PR、讨论串、作者新版本回流与 Actions 权限，确认交付行为和安全边界。</w:t>
       </w:r>
     </w:p>
     <w:p>
       <w:r>
-        <w:t>工程维护方面，计划完善累计 Token 与费用预算、按仓库身份和写操作范围、日志与 CI 覆盖提示、安装兼容性和文档。开放维护将保留稳定版本、问题反馈入口、回归脚本和许可证清单；采用新宿主版本前进行隔离兼容性验证，不直接把试验结果称为完整兼容。</w:t>
-      </w:r>
-    </w:p>
-    <w:p>
-      <w:r>
-        <w:br w:type="page"/>
+        <w:rPr>
+          <w:rFonts w:ascii="Arial Unicode MS" w:hAnsi="Arial Unicode MS" w:eastAsia="Arial Unicode MS" w:cs="Arial Unicode MS"/>
+          <w:color w:val="000000"/>
+        </w:rPr>
+        <w:t>工程方向包括更多工具链的环境适配、跨平台原生运行、累计用量与费用硬预算、按仓库身份和权限、增量台账的长期维护，以及分发版本与通知清单同步。自动修复审查发现仍应保留明确范围与维护者决定，不以新增功能代替可靠性和效果验证。</w:t>
       </w:r>
     </w:p>
     <w:p>
       <w:pPr>
         <w:pStyle w:val="Heading1"/>
+        <w:keepNext/>
       </w:pPr>
       <w:r>
+        <w:rPr>
+          <w:rFonts w:ascii="Arial Unicode MS" w:hAnsi="Arial Unicode MS" w:eastAsia="Arial Unicode MS" w:cs="Arial Unicode MS"/>
+          <w:color w:val="000000"/>
+        </w:rPr>
         <w:t>九 附录</w:t>
       </w:r>
     </w:p>
     <w:p>
       <w:pPr>
         <w:pStyle w:val="Heading2"/>
+        <w:keepNext/>
       </w:pPr>
       <w:r>
+        <w:rPr>
+          <w:rFonts w:ascii="Arial Unicode MS" w:hAnsi="Arial Unicode MS" w:eastAsia="Arial Unicode MS" w:cs="Arial Unicode MS"/>
+          <w:color w:val="000000"/>
+        </w:rPr>
         <w:t>附录一 开源及第三方资源使用清单</w:t>
       </w:r>
     </w:p>
     <w:p>
       <w:r>
-        <w:t>下列清单依据工程锁定版本、THIRD_PARTY_NOTICES.md 与 runtime manifest 整理。运行库许可证已在工程保留；开发依赖、服务和最终评审分发范围应在提交前复核。未确认项目明确标为待核验。</w:t>
+        <w:rPr>
+          <w:rFonts w:ascii="Arial Unicode MS" w:hAnsi="Arial Unicode MS" w:eastAsia="Arial Unicode MS" w:cs="Arial Unicode MS"/>
+          <w:color w:val="000000"/>
+        </w:rPr>
+        <w:t>本清单按 2026 年 10 月 23 日的 package.json 与 package-lock.json 整理。许可证来自锁文件及工程保留通知；最终分发仍需逐项核验原文和随包义务。当前清单不把历史安装试用视为现版本兼容性证明，未确定的团队及模型资料保留待核验。</w:t>
       </w:r>
     </w:p>
     <w:p>
       <w:pPr>
         <w:pStyle w:val="Heading2"/>
+        <w:keepNext/>
       </w:pPr>
       <w:r>
+        <w:rPr>
+          <w:rFonts w:ascii="Arial Unicode MS" w:hAnsi="Arial Unicode MS" w:eastAsia="Arial Unicode MS" w:cs="Arial Unicode MS"/>
+          <w:color w:val="000000"/>
+        </w:rPr>
         <w:t>运行核心资源</w:t>
       </w:r>
     </w:p>
@@ -3284,6 +4563,8 @@
         <w:trPr>
           <w:cantSplit/>
           <w:tblHeader/>
+          <w:cantSplit/>
+          <w:tblHeader/>
         </w:trPr>
         <w:tc>
           <w:tcPr>
@@ -3302,16 +4583,26 @@
               <w:right w:val="single" w:sz="4" w:color="D9D9D9"/>
             </w:tcBorders>
             <w:shd w:fill="E8EDF2"/>
+            <w:tcMar>
+              <w:top w:w="85" w:type="dxa"/>
+              <w:bottom w:w="85" w:type="dxa"/>
+              <w:left w:w="85" w:type="dxa"/>
+              <w:right w:w="85" w:type="dxa"/>
+            </w:tcMar>
+            <w:shd w:fill="E8EDF2"/>
           </w:tcPr>
           <w:p>
             <w:pPr>
-              <w:spacing w:after="40" w:line="269" w:lineRule="auto"/>
-              <w:ind w:firstLine="0"/>
+              <w:spacing w:line="280" w:lineRule="exact" w:after="60" w:before="60"/>
+              <w:ind w:firstLine="0" w:left="0" w:right="0"/>
+              <w:jc w:val="left"/>
             </w:pPr>
             <w:r>
               <w:rPr>
+                <w:rFonts w:ascii="Arial Unicode MS" w:hAnsi="Arial Unicode MS" w:eastAsia="Arial Unicode MS" w:cs="Arial Unicode MS"/>
                 <w:b/>
-                <w:sz w:val="18"/>
+                <w:color w:val="000000"/>
+                <w:sz w:val="19"/>
               </w:rPr>
               <w:t>资源与版本</w:t>
             </w:r>
@@ -3334,16 +4625,26 @@
               <w:right w:val="single" w:sz="4" w:color="D9D9D9"/>
             </w:tcBorders>
             <w:shd w:fill="E8EDF2"/>
+            <w:tcMar>
+              <w:top w:w="85" w:type="dxa"/>
+              <w:bottom w:w="85" w:type="dxa"/>
+              <w:left w:w="85" w:type="dxa"/>
+              <w:right w:w="85" w:type="dxa"/>
+            </w:tcMar>
+            <w:shd w:fill="E8EDF2"/>
           </w:tcPr>
           <w:p>
             <w:pPr>
-              <w:spacing w:after="40" w:line="269" w:lineRule="auto"/>
-              <w:ind w:firstLine="0"/>
+              <w:spacing w:line="280" w:lineRule="exact" w:after="60" w:before="60"/>
+              <w:ind w:firstLine="0" w:left="0" w:right="0"/>
+              <w:jc w:val="left"/>
             </w:pPr>
             <w:r>
               <w:rPr>
+                <w:rFonts w:ascii="Arial Unicode MS" w:hAnsi="Arial Unicode MS" w:eastAsia="Arial Unicode MS" w:cs="Arial Unicode MS"/>
                 <w:b/>
-                <w:sz w:val="18"/>
+                <w:color w:val="000000"/>
+                <w:sz w:val="19"/>
               </w:rPr>
               <w:t>来源与许可</w:t>
             </w:r>
@@ -3366,16 +4667,26 @@
               <w:right w:val="single" w:sz="4" w:color="D9D9D9"/>
             </w:tcBorders>
             <w:shd w:fill="E8EDF2"/>
+            <w:tcMar>
+              <w:top w:w="85" w:type="dxa"/>
+              <w:bottom w:w="85" w:type="dxa"/>
+              <w:left w:w="85" w:type="dxa"/>
+              <w:right w:w="85" w:type="dxa"/>
+            </w:tcMar>
+            <w:shd w:fill="E8EDF2"/>
           </w:tcPr>
           <w:p>
             <w:pPr>
-              <w:spacing w:after="40" w:line="269" w:lineRule="auto"/>
-              <w:ind w:firstLine="0"/>
+              <w:spacing w:line="280" w:lineRule="exact" w:after="60" w:before="60"/>
+              <w:ind w:firstLine="0" w:left="0" w:right="0"/>
+              <w:jc w:val="left"/>
             </w:pPr>
             <w:r>
               <w:rPr>
+                <w:rFonts w:ascii="Arial Unicode MS" w:hAnsi="Arial Unicode MS" w:eastAsia="Arial Unicode MS" w:cs="Arial Unicode MS"/>
                 <w:b/>
-                <w:sz w:val="18"/>
+                <w:color w:val="000000"/>
+                <w:sz w:val="19"/>
               </w:rPr>
               <w:t>使用与自主内容</w:t>
             </w:r>
@@ -3398,16 +4709,26 @@
               <w:right w:val="single" w:sz="4" w:color="D9D9D9"/>
             </w:tcBorders>
             <w:shd w:fill="E8EDF2"/>
+            <w:tcMar>
+              <w:top w:w="85" w:type="dxa"/>
+              <w:bottom w:w="85" w:type="dxa"/>
+              <w:left w:w="85" w:type="dxa"/>
+              <w:right w:w="85" w:type="dxa"/>
+            </w:tcMar>
+            <w:shd w:fill="E8EDF2"/>
           </w:tcPr>
           <w:p>
             <w:pPr>
-              <w:spacing w:after="40" w:line="269" w:lineRule="auto"/>
-              <w:ind w:firstLine="0"/>
+              <w:spacing w:line="280" w:lineRule="exact" w:after="60" w:before="60"/>
+              <w:ind w:firstLine="0" w:left="0" w:right="0"/>
+              <w:jc w:val="left"/>
             </w:pPr>
             <w:r>
               <w:rPr>
+                <w:rFonts w:ascii="Arial Unicode MS" w:hAnsi="Arial Unicode MS" w:eastAsia="Arial Unicode MS" w:cs="Arial Unicode MS"/>
                 <w:b/>
-                <w:sz w:val="18"/>
+                <w:color w:val="000000"/>
+                <w:sz w:val="19"/>
               </w:rPr>
               <w:t>义务与状态</w:t>
             </w:r>
@@ -3416,6 +4737,7 @@
       </w:tr>
       <w:tr>
         <w:trPr>
+          <w:cantSplit/>
           <w:cantSplit/>
         </w:trPr>
         <w:tc>
@@ -3434,20 +4756,29 @@
               <w:bottom w:val="single" w:sz="4" w:color="D9D9D9"/>
               <w:right w:val="single" w:sz="4" w:color="D9D9D9"/>
             </w:tcBorders>
+            <w:tcMar>
+              <w:top w:w="85" w:type="dxa"/>
+              <w:bottom w:w="85" w:type="dxa"/>
+              <w:left w:w="85" w:type="dxa"/>
+              <w:right w:w="85" w:type="dxa"/>
+            </w:tcMar>
           </w:tcPr>
           <w:p>
             <w:pPr>
-              <w:spacing w:after="40" w:line="269" w:lineRule="auto"/>
-              <w:ind w:firstLine="0"/>
+              <w:spacing w:line="280" w:lineRule="exact" w:after="60" w:before="60"/>
+              <w:ind w:firstLine="0" w:left="0" w:right="0"/>
+              <w:jc w:val="left"/>
             </w:pPr>
             <w:r>
               <w:rPr>
+                <w:rFonts w:ascii="Arial Unicode MS" w:hAnsi="Arial Unicode MS" w:eastAsia="Arial Unicode MS" w:cs="Arial Unicode MS"/>
                 <w:b w:val="0"/>
-                <w:sz w:val="18"/>
+                <w:color w:val="000000"/>
+                <w:sz w:val="19"/>
               </w:rPr>
-              <w:t>DeepSeek Harness</w:t>
+              <w:t>Harness 0.2.1-alpha.1</w:t>
               <w:br/>
-              <w:t>0.1.7-alpha.1</w:t>
+              <w:t>Cordis 4.0.5-alpha.1</w:t>
             </w:r>
           </w:p>
         </w:tc>
@@ -3467,18 +4798,27 @@
               <w:bottom w:val="single" w:sz="4" w:color="D9D9D9"/>
               <w:right w:val="single" w:sz="4" w:color="D9D9D9"/>
             </w:tcBorders>
+            <w:tcMar>
+              <w:top w:w="85" w:type="dxa"/>
+              <w:bottom w:w="85" w:type="dxa"/>
+              <w:left w:w="85" w:type="dxa"/>
+              <w:right w:w="85" w:type="dxa"/>
+            </w:tcMar>
           </w:tcPr>
           <w:p>
             <w:pPr>
-              <w:spacing w:after="40" w:line="269" w:lineRule="auto"/>
-              <w:ind w:firstLine="0"/>
+              <w:spacing w:line="280" w:lineRule="exact" w:after="60" w:before="60"/>
+              <w:ind w:firstLine="0" w:left="0" w:right="0"/>
+              <w:jc w:val="left"/>
             </w:pPr>
             <w:r>
               <w:rPr>
+                <w:rFonts w:ascii="Arial Unicode MS" w:hAnsi="Arial Unicode MS" w:eastAsia="Arial Unicode MS" w:cs="Arial Unicode MS"/>
                 <w:b w:val="0"/>
-                <w:sz w:val="18"/>
+                <w:color w:val="000000"/>
+                <w:sz w:val="19"/>
               </w:rPr>
-              <w:t>github.com/deepseek-ai/deepseek-harness</w:t>
+              <w:t>DeepSeek Harness</w:t>
               <w:br/>
               <w:t>MIT</w:t>
             </w:r>
@@ -3500,20 +4840,29 @@
               <w:bottom w:val="single" w:sz="4" w:color="D9D9D9"/>
               <w:right w:val="single" w:sz="4" w:color="D9D9D9"/>
             </w:tcBorders>
+            <w:tcMar>
+              <w:top w:w="85" w:type="dxa"/>
+              <w:bottom w:w="85" w:type="dxa"/>
+              <w:left w:w="85" w:type="dxa"/>
+              <w:right w:w="85" w:type="dxa"/>
+            </w:tcMar>
           </w:tcPr>
           <w:p>
             <w:pPr>
-              <w:spacing w:after="40" w:line="269" w:lineRule="auto"/>
-              <w:ind w:firstLine="0"/>
+              <w:spacing w:line="280" w:lineRule="exact" w:after="60" w:before="60"/>
+              <w:ind w:firstLine="0" w:left="0" w:right="0"/>
+              <w:jc w:val="left"/>
             </w:pPr>
             <w:r>
               <w:rPr>
+                <w:rFonts w:ascii="Arial Unicode MS" w:hAnsi="Arial Unicode MS" w:eastAsia="Arial Unicode MS" w:cs="Arial Unicode MS"/>
                 <w:b w:val="0"/>
-                <w:sz w:val="18"/>
+                <w:color w:val="000000"/>
+                <w:sz w:val="19"/>
               </w:rPr>
-              <w:t>宿主 Agent 工具 模型 会话</w:t>
+              <w:t>Agent、会话、工具、插件生命周期</w:t>
               <w:br/>
-              <w:t>原创维护插件与宿主适配</w:t>
+              <w:t>自主维护编排与适配</w:t>
             </w:r>
           </w:p>
         </w:tc>
@@ -3533,26 +4882,36 @@
               <w:bottom w:val="single" w:sz="4" w:color="D9D9D9"/>
               <w:right w:val="single" w:sz="4" w:color="D9D9D9"/>
             </w:tcBorders>
+            <w:tcMar>
+              <w:top w:w="85" w:type="dxa"/>
+              <w:bottom w:w="85" w:type="dxa"/>
+              <w:left w:w="85" w:type="dxa"/>
+              <w:right w:w="85" w:type="dxa"/>
+            </w:tcMar>
           </w:tcPr>
           <w:p>
             <w:pPr>
-              <w:spacing w:after="40" w:line="269" w:lineRule="auto"/>
-              <w:ind w:firstLine="0"/>
+              <w:spacing w:line="280" w:lineRule="exact" w:after="60" w:before="60"/>
+              <w:ind w:firstLine="0" w:left="0" w:right="0"/>
+              <w:jc w:val="left"/>
             </w:pPr>
             <w:r>
               <w:rPr>
+                <w:rFonts w:ascii="Arial Unicode MS" w:hAnsi="Arial Unicode MS" w:eastAsia="Arial Unicode MS" w:cs="Arial Unicode MS"/>
                 <w:b w:val="0"/>
-                <w:sz w:val="18"/>
+                <w:color w:val="000000"/>
+                <w:sz w:val="19"/>
               </w:rPr>
-              <w:t>保留 MIT 通知</w:t>
+              <w:t>当前清单与历史安装证据分开</w:t>
               <w:br/>
-              <w:t>已留存通知</w:t>
+              <w:t>通知版本需同步</w:t>
             </w:r>
           </w:p>
         </w:tc>
       </w:tr>
       <w:tr>
         <w:trPr>
+          <w:cantSplit/>
           <w:cantSplit/>
         </w:trPr>
         <w:tc>
@@ -3571,22 +4930,29 @@
               <w:bottom w:val="single" w:sz="4" w:color="D9D9D9"/>
               <w:right w:val="single" w:sz="4" w:color="D9D9D9"/>
             </w:tcBorders>
+            <w:tcMar>
+              <w:top w:w="85" w:type="dxa"/>
+              <w:bottom w:w="85" w:type="dxa"/>
+              <w:left w:w="85" w:type="dxa"/>
+              <w:right w:w="85" w:type="dxa"/>
+            </w:tcMar>
           </w:tcPr>
           <w:p>
             <w:pPr>
-              <w:spacing w:after="40" w:line="269" w:lineRule="auto"/>
-              <w:ind w:firstLine="0"/>
+              <w:spacing w:line="280" w:lineRule="exact" w:after="60" w:before="60"/>
+              <w:ind w:firstLine="0" w:left="0" w:right="0"/>
+              <w:jc w:val="left"/>
             </w:pPr>
             <w:r>
               <w:rPr>
+                <w:rFonts w:ascii="Arial Unicode MS" w:hAnsi="Arial Unicode MS" w:eastAsia="Arial Unicode MS" w:cs="Arial Unicode MS"/>
                 <w:b w:val="0"/>
-                <w:sz w:val="18"/>
+                <w:color w:val="000000"/>
+                <w:sz w:val="19"/>
               </w:rPr>
-              <w:t>DeepSeek Cordis</w:t>
+              <w:t>React / React DOM</w:t>
               <w:br/>
-              <w:t>开发 4.0.3</w:t>
-              <w:br/>
-              <w:t>安装试用 4.0.4</w:t>
+              <w:t>18.3.1</w:t>
             </w:r>
           </w:p>
         </w:tc>
@@ -3606,18 +4972,27 @@
               <w:bottom w:val="single" w:sz="4" w:color="D9D9D9"/>
               <w:right w:val="single" w:sz="4" w:color="D9D9D9"/>
             </w:tcBorders>
+            <w:tcMar>
+              <w:top w:w="85" w:type="dxa"/>
+              <w:bottom w:w="85" w:type="dxa"/>
+              <w:left w:w="85" w:type="dxa"/>
+              <w:right w:w="85" w:type="dxa"/>
+            </w:tcMar>
           </w:tcPr>
           <w:p>
             <w:pPr>
-              <w:spacing w:after="40" w:line="269" w:lineRule="auto"/>
-              <w:ind w:firstLine="0"/>
+              <w:spacing w:line="280" w:lineRule="exact" w:after="60" w:before="60"/>
+              <w:ind w:firstLine="0" w:left="0" w:right="0"/>
+              <w:jc w:val="left"/>
             </w:pPr>
             <w:r>
               <w:rPr>
+                <w:rFonts w:ascii="Arial Unicode MS" w:hAnsi="Arial Unicode MS" w:eastAsia="Arial Unicode MS" w:cs="Arial Unicode MS"/>
                 <w:b w:val="0"/>
-                <w:sz w:val="18"/>
+                <w:color w:val="000000"/>
+                <w:sz w:val="19"/>
               </w:rPr>
-              <w:t>DeepSeek Harness npm 依赖</w:t>
+              <w:t>facebook/react</w:t>
               <w:br/>
               <w:t>MIT</w:t>
             </w:r>
@@ -3639,20 +5014,29 @@
               <w:bottom w:val="single" w:sz="4" w:color="D9D9D9"/>
               <w:right w:val="single" w:sz="4" w:color="D9D9D9"/>
             </w:tcBorders>
+            <w:tcMar>
+              <w:top w:w="85" w:type="dxa"/>
+              <w:bottom w:w="85" w:type="dxa"/>
+              <w:left w:w="85" w:type="dxa"/>
+              <w:right w:w="85" w:type="dxa"/>
+            </w:tcMar>
           </w:tcPr>
           <w:p>
             <w:pPr>
-              <w:spacing w:after="40" w:line="269" w:lineRule="auto"/>
-              <w:ind w:firstLine="0"/>
+              <w:spacing w:line="280" w:lineRule="exact" w:after="60" w:before="60"/>
+              <w:ind w:firstLine="0" w:left="0" w:right="0"/>
+              <w:jc w:val="left"/>
             </w:pPr>
             <w:r>
               <w:rPr>
+                <w:rFonts w:ascii="Arial Unicode MS" w:hAnsi="Arial Unicode MS" w:eastAsia="Arial Unicode MS" w:cs="Arial Unicode MS"/>
                 <w:b w:val="0"/>
-                <w:sz w:val="18"/>
+                <w:color w:val="000000"/>
+                <w:sz w:val="19"/>
               </w:rPr>
-              <w:t>插件生命周期和注入</w:t>
+              <w:t>界面渲染</w:t>
               <w:br/>
-              <w:t>插件服务与生命周期连接</w:t>
+              <w:t>自主维护工作台</w:t>
             </w:r>
           </w:p>
         </w:tc>
@@ -3672,26 +5056,34 @@
               <w:bottom w:val="single" w:sz="4" w:color="D9D9D9"/>
               <w:right w:val="single" w:sz="4" w:color="D9D9D9"/>
             </w:tcBorders>
+            <w:tcMar>
+              <w:top w:w="85" w:type="dxa"/>
+              <w:bottom w:w="85" w:type="dxa"/>
+              <w:left w:w="85" w:type="dxa"/>
+              <w:right w:w="85" w:type="dxa"/>
+            </w:tcMar>
           </w:tcPr>
           <w:p>
             <w:pPr>
-              <w:spacing w:after="40" w:line="269" w:lineRule="auto"/>
-              <w:ind w:firstLine="0"/>
+              <w:spacing w:line="280" w:lineRule="exact" w:after="60" w:before="60"/>
+              <w:ind w:firstLine="0" w:left="0" w:right="0"/>
+              <w:jc w:val="left"/>
             </w:pPr>
             <w:r>
               <w:rPr>
+                <w:rFonts w:ascii="Arial Unicode MS" w:hAnsi="Arial Unicode MS" w:eastAsia="Arial Unicode MS" w:cs="Arial Unicode MS"/>
                 <w:b w:val="0"/>
-                <w:sz w:val="18"/>
+                <w:color w:val="000000"/>
+                <w:sz w:val="19"/>
               </w:rPr>
-              <w:t>保留 MIT 通知，共享宿主实例</w:t>
-              <w:br/>
-              <w:t>安装试用通过</w:t>
+              <w:t>保留版权及许可</w:t>
             </w:r>
           </w:p>
         </w:tc>
       </w:tr>
       <w:tr>
         <w:trPr>
+          <w:cantSplit/>
           <w:cantSplit/>
         </w:trPr>
         <w:tc>
@@ -3710,20 +5102,29 @@
               <w:bottom w:val="single" w:sz="4" w:color="D9D9D9"/>
               <w:right w:val="single" w:sz="4" w:color="D9D9D9"/>
             </w:tcBorders>
+            <w:tcMar>
+              <w:top w:w="85" w:type="dxa"/>
+              <w:bottom w:w="85" w:type="dxa"/>
+              <w:left w:w="85" w:type="dxa"/>
+              <w:right w:w="85" w:type="dxa"/>
+            </w:tcMar>
           </w:tcPr>
           <w:p>
             <w:pPr>
-              <w:spacing w:after="40" w:line="269" w:lineRule="auto"/>
-              <w:ind w:firstLine="0"/>
+              <w:spacing w:line="280" w:lineRule="exact" w:after="60" w:before="60"/>
+              <w:ind w:firstLine="0" w:left="0" w:right="0"/>
+              <w:jc w:val="left"/>
             </w:pPr>
             <w:r>
               <w:rPr>
+                <w:rFonts w:ascii="Arial Unicode MS" w:hAnsi="Arial Unicode MS" w:eastAsia="Arial Unicode MS" w:cs="Arial Unicode MS"/>
                 <w:b w:val="0"/>
-                <w:sz w:val="18"/>
+                <w:color w:val="000000"/>
+                <w:sz w:val="19"/>
               </w:rPr>
-              <w:t>React React DOM Scheduler</w:t>
+              <w:t>Lucide React 0.468.0</w:t>
               <w:br/>
-              <w:t>18.3.1 / 18.3.1 / 0.23.2</w:t>
+              <w:t>Zod 3.25.76</w:t>
             </w:r>
           </w:p>
         </w:tc>
@@ -3743,18 +5144,199 @@
               <w:bottom w:val="single" w:sz="4" w:color="D9D9D9"/>
               <w:right w:val="single" w:sz="4" w:color="D9D9D9"/>
             </w:tcBorders>
+            <w:tcMar>
+              <w:top w:w="85" w:type="dxa"/>
+              <w:bottom w:w="85" w:type="dxa"/>
+              <w:left w:w="85" w:type="dxa"/>
+              <w:right w:w="85" w:type="dxa"/>
+            </w:tcMar>
           </w:tcPr>
           <w:p>
             <w:pPr>
-              <w:spacing w:after="40" w:line="269" w:lineRule="auto"/>
-              <w:ind w:firstLine="0"/>
+              <w:spacing w:line="280" w:lineRule="exact" w:after="60" w:before="60"/>
+              <w:ind w:firstLine="0" w:left="0" w:right="0"/>
+              <w:jc w:val="left"/>
             </w:pPr>
             <w:r>
               <w:rPr>
+                <w:rFonts w:ascii="Arial Unicode MS" w:hAnsi="Arial Unicode MS" w:eastAsia="Arial Unicode MS" w:cs="Arial Unicode MS"/>
                 <w:b w:val="0"/>
-                <w:sz w:val="18"/>
+                <w:color w:val="000000"/>
+                <w:sz w:val="19"/>
               </w:rPr>
-              <w:t>github.com/facebook/react</w:t>
+              <w:t>lucide-icons / colinhacks</w:t>
+              <w:br/>
+              <w:t>ISC / MIT</w:t>
+            </w:r>
+          </w:p>
+        </w:tc>
+        <w:tc>
+          <w:tcPr>
+            <w:tcW w:type="dxa" w:w="2608"/>
+            <w:vAlign w:val="center"/>
+            <w:tcMar>
+              <w:top w:w="85" w:type="dxa"/>
+              <w:bottom w:w="85" w:type="dxa"/>
+              <w:left w:w="85" w:type="dxa"/>
+              <w:right w:w="85" w:type="dxa"/>
+            </w:tcMar>
+            <w:tcBorders>
+              <w:top w:val="single" w:sz="4" w:color="D9D9D9"/>
+              <w:left w:val="single" w:sz="4" w:color="D9D9D9"/>
+              <w:bottom w:val="single" w:sz="4" w:color="D9D9D9"/>
+              <w:right w:val="single" w:sz="4" w:color="D9D9D9"/>
+            </w:tcBorders>
+            <w:tcMar>
+              <w:top w:w="85" w:type="dxa"/>
+              <w:bottom w:w="85" w:type="dxa"/>
+              <w:left w:w="85" w:type="dxa"/>
+              <w:right w:w="85" w:type="dxa"/>
+            </w:tcMar>
+          </w:tcPr>
+          <w:p>
+            <w:pPr>
+              <w:spacing w:line="280" w:lineRule="exact" w:after="60" w:before="60"/>
+              <w:ind w:firstLine="0" w:left="0" w:right="0"/>
+              <w:jc w:val="left"/>
+            </w:pPr>
+            <w:r>
+              <w:rPr>
+                <w:rFonts w:ascii="Arial Unicode MS" w:hAnsi="Arial Unicode MS" w:eastAsia="Arial Unicode MS" w:cs="Arial Unicode MS"/>
+                <w:b w:val="0"/>
+                <w:color w:val="000000"/>
+                <w:sz w:val="19"/>
+              </w:rPr>
+              <w:t>图标与结构校验</w:t>
+              <w:br/>
+              <w:t>自主界面及领域 schema</w:t>
+            </w:r>
+          </w:p>
+        </w:tc>
+        <w:tc>
+          <w:tcPr>
+            <w:tcW w:type="dxa" w:w="2494"/>
+            <w:vAlign w:val="center"/>
+            <w:tcMar>
+              <w:top w:w="85" w:type="dxa"/>
+              <w:bottom w:w="85" w:type="dxa"/>
+              <w:left w:w="85" w:type="dxa"/>
+              <w:right w:w="85" w:type="dxa"/>
+            </w:tcMar>
+            <w:tcBorders>
+              <w:top w:val="single" w:sz="4" w:color="D9D9D9"/>
+              <w:left w:val="single" w:sz="4" w:color="D9D9D9"/>
+              <w:bottom w:val="single" w:sz="4" w:color="D9D9D9"/>
+              <w:right w:val="single" w:sz="4" w:color="D9D9D9"/>
+            </w:tcBorders>
+            <w:tcMar>
+              <w:top w:w="85" w:type="dxa"/>
+              <w:bottom w:w="85" w:type="dxa"/>
+              <w:left w:w="85" w:type="dxa"/>
+              <w:right w:w="85" w:type="dxa"/>
+            </w:tcMar>
+          </w:tcPr>
+          <w:p>
+            <w:pPr>
+              <w:spacing w:line="280" w:lineRule="exact" w:after="60" w:before="60"/>
+              <w:ind w:firstLine="0" w:left="0" w:right="0"/>
+              <w:jc w:val="left"/>
+            </w:pPr>
+            <w:r>
+              <w:rPr>
+                <w:rFonts w:ascii="Arial Unicode MS" w:hAnsi="Arial Unicode MS" w:eastAsia="Arial Unicode MS" w:cs="Arial Unicode MS"/>
+                <w:b w:val="0"/>
+                <w:color w:val="000000"/>
+                <w:sz w:val="19"/>
+              </w:rPr>
+              <w:t>工程已有通知</w:t>
+            </w:r>
+          </w:p>
+        </w:tc>
+      </w:tr>
+      <w:tr>
+        <w:trPr>
+          <w:cantSplit/>
+          <w:cantSplit/>
+        </w:trPr>
+        <w:tc>
+          <w:tcPr>
+            <w:tcW w:type="dxa" w:w="1757"/>
+            <w:vAlign w:val="center"/>
+            <w:tcMar>
+              <w:top w:w="85" w:type="dxa"/>
+              <w:bottom w:w="85" w:type="dxa"/>
+              <w:left w:w="85" w:type="dxa"/>
+              <w:right w:w="85" w:type="dxa"/>
+            </w:tcMar>
+            <w:tcBorders>
+              <w:top w:val="single" w:sz="4" w:color="D9D9D9"/>
+              <w:left w:val="single" w:sz="4" w:color="D9D9D9"/>
+              <w:bottom w:val="single" w:sz="4" w:color="D9D9D9"/>
+              <w:right w:val="single" w:sz="4" w:color="D9D9D9"/>
+            </w:tcBorders>
+            <w:tcMar>
+              <w:top w:w="85" w:type="dxa"/>
+              <w:bottom w:w="85" w:type="dxa"/>
+              <w:left w:w="85" w:type="dxa"/>
+              <w:right w:w="85" w:type="dxa"/>
+            </w:tcMar>
+          </w:tcPr>
+          <w:p>
+            <w:pPr>
+              <w:spacing w:line="280" w:lineRule="exact" w:after="60" w:before="60"/>
+              <w:ind w:firstLine="0" w:left="0" w:right="0"/>
+              <w:jc w:val="left"/>
+            </w:pPr>
+            <w:r>
+              <w:rPr>
+                <w:rFonts w:ascii="Arial Unicode MS" w:hAnsi="Arial Unicode MS" w:eastAsia="Arial Unicode MS" w:cs="Arial Unicode MS"/>
+                <w:b w:val="0"/>
+                <w:color w:val="000000"/>
+                <w:sz w:val="19"/>
+              </w:rPr>
+              <w:t>react-markdown 10.1.0</w:t>
+              <w:br/>
+              <w:t>remark-gfm 4.0.1</w:t>
+            </w:r>
+          </w:p>
+        </w:tc>
+        <w:tc>
+          <w:tcPr>
+            <w:tcW w:type="dxa" w:w="2324"/>
+            <w:vAlign w:val="center"/>
+            <w:tcMar>
+              <w:top w:w="85" w:type="dxa"/>
+              <w:bottom w:w="85" w:type="dxa"/>
+              <w:left w:w="85" w:type="dxa"/>
+              <w:right w:w="85" w:type="dxa"/>
+            </w:tcMar>
+            <w:tcBorders>
+              <w:top w:val="single" w:sz="4" w:color="D9D9D9"/>
+              <w:left w:val="single" w:sz="4" w:color="D9D9D9"/>
+              <w:bottom w:val="single" w:sz="4" w:color="D9D9D9"/>
+              <w:right w:val="single" w:sz="4" w:color="D9D9D9"/>
+            </w:tcBorders>
+            <w:tcMar>
+              <w:top w:w="85" w:type="dxa"/>
+              <w:bottom w:w="85" w:type="dxa"/>
+              <w:left w:w="85" w:type="dxa"/>
+              <w:right w:w="85" w:type="dxa"/>
+            </w:tcMar>
+          </w:tcPr>
+          <w:p>
+            <w:pPr>
+              <w:spacing w:line="280" w:lineRule="exact" w:after="60" w:before="60"/>
+              <w:ind w:firstLine="0" w:left="0" w:right="0"/>
+              <w:jc w:val="left"/>
+            </w:pPr>
+            <w:r>
+              <w:rPr>
+                <w:rFonts w:ascii="Arial Unicode MS" w:hAnsi="Arial Unicode MS" w:eastAsia="Arial Unicode MS" w:cs="Arial Unicode MS"/>
+                <w:b w:val="0"/>
+                <w:color w:val="000000"/>
+                <w:sz w:val="19"/>
+              </w:rPr>
+              <w:t>unified / remark</w:t>
               <w:br/>
               <w:t>MIT</w:t>
             </w:r>
@@ -3776,20 +5358,29 @@
               <w:bottom w:val="single" w:sz="4" w:color="D9D9D9"/>
               <w:right w:val="single" w:sz="4" w:color="D9D9D9"/>
             </w:tcBorders>
+            <w:tcMar>
+              <w:top w:w="85" w:type="dxa"/>
+              <w:bottom w:w="85" w:type="dxa"/>
+              <w:left w:w="85" w:type="dxa"/>
+              <w:right w:w="85" w:type="dxa"/>
+            </w:tcMar>
           </w:tcPr>
           <w:p>
             <w:pPr>
-              <w:spacing w:after="40" w:line="269" w:lineRule="auto"/>
-              <w:ind w:firstLine="0"/>
+              <w:spacing w:line="280" w:lineRule="exact" w:after="60" w:before="60"/>
+              <w:ind w:firstLine="0" w:left="0" w:right="0"/>
+              <w:jc w:val="left"/>
             </w:pPr>
             <w:r>
               <w:rPr>
+                <w:rFonts w:ascii="Arial Unicode MS" w:hAnsi="Arial Unicode MS" w:eastAsia="Arial Unicode MS" w:cs="Arial Unicode MS"/>
                 <w:b w:val="0"/>
-                <w:sz w:val="18"/>
+                <w:color w:val="000000"/>
+                <w:sz w:val="19"/>
               </w:rPr>
-              <w:t>界面渲染与调度</w:t>
+              <w:t>原始内容 GFM 渲染</w:t>
               <w:br/>
-              <w:t>维护工作台页面，库未改动</w:t>
+              <w:t>跳过原始 HTML</w:t>
             </w:r>
           </w:p>
         </w:tc>
@@ -3809,26 +5400,34 @@
               <w:bottom w:val="single" w:sz="4" w:color="D9D9D9"/>
               <w:right w:val="single" w:sz="4" w:color="D9D9D9"/>
             </w:tcBorders>
+            <w:tcMar>
+              <w:top w:w="85" w:type="dxa"/>
+              <w:bottom w:w="85" w:type="dxa"/>
+              <w:left w:w="85" w:type="dxa"/>
+              <w:right w:w="85" w:type="dxa"/>
+            </w:tcMar>
           </w:tcPr>
           <w:p>
             <w:pPr>
-              <w:spacing w:after="40" w:line="269" w:lineRule="auto"/>
-              <w:ind w:firstLine="0"/>
+              <w:spacing w:line="280" w:lineRule="exact" w:after="60" w:before="60"/>
+              <w:ind w:firstLine="0" w:left="0" w:right="0"/>
+              <w:jc w:val="left"/>
             </w:pPr>
             <w:r>
               <w:rPr>
+                <w:rFonts w:ascii="Arial Unicode MS" w:hAnsi="Arial Unicode MS" w:eastAsia="Arial Unicode MS" w:cs="Arial Unicode MS"/>
                 <w:b w:val="0"/>
-                <w:sz w:val="18"/>
+                <w:color w:val="000000"/>
+                <w:sz w:val="19"/>
               </w:rPr>
-              <w:t>保留版权和许可</w:t>
-              <w:br/>
-              <w:t>许可证留存</w:t>
+              <w:t>核验分发许可</w:t>
             </w:r>
           </w:p>
         </w:tc>
       </w:tr>
       <w:tr>
         <w:trPr>
+          <w:cantSplit/>
           <w:cantSplit/>
         </w:trPr>
         <w:tc>
@@ -3847,20 +5446,29 @@
               <w:bottom w:val="single" w:sz="4" w:color="D9D9D9"/>
               <w:right w:val="single" w:sz="4" w:color="D9D9D9"/>
             </w:tcBorders>
+            <w:tcMar>
+              <w:top w:w="85" w:type="dxa"/>
+              <w:bottom w:w="85" w:type="dxa"/>
+              <w:left w:w="85" w:type="dxa"/>
+              <w:right w:w="85" w:type="dxa"/>
+            </w:tcMar>
           </w:tcPr>
           <w:p>
             <w:pPr>
-              <w:spacing w:after="40" w:line="269" w:lineRule="auto"/>
-              <w:ind w:firstLine="0"/>
+              <w:spacing w:line="280" w:lineRule="exact" w:after="60" w:before="60"/>
+              <w:ind w:firstLine="0" w:left="0" w:right="0"/>
+              <w:jc w:val="left"/>
             </w:pPr>
             <w:r>
               <w:rPr>
+                <w:rFonts w:ascii="Arial Unicode MS" w:hAnsi="Arial Unicode MS" w:eastAsia="Arial Unicode MS" w:cs="Arial Unicode MS"/>
                 <w:b w:val="0"/>
-                <w:sz w:val="18"/>
+                <w:color w:val="000000"/>
+                <w:sz w:val="19"/>
               </w:rPr>
-              <w:t>Lucide React</w:t>
+              <w:t>semver 7.8.5</w:t>
               <w:br/>
-              <w:t>0.468.0</w:t>
+              <w:t>Scheduler 0.23.2</w:t>
             </w:r>
           </w:p>
         </w:tc>
@@ -3880,20 +5488,29 @@
               <w:bottom w:val="single" w:sz="4" w:color="D9D9D9"/>
               <w:right w:val="single" w:sz="4" w:color="D9D9D9"/>
             </w:tcBorders>
+            <w:tcMar>
+              <w:top w:w="85" w:type="dxa"/>
+              <w:bottom w:w="85" w:type="dxa"/>
+              <w:left w:w="85" w:type="dxa"/>
+              <w:right w:w="85" w:type="dxa"/>
+            </w:tcMar>
           </w:tcPr>
           <w:p>
             <w:pPr>
-              <w:spacing w:after="40" w:line="269" w:lineRule="auto"/>
-              <w:ind w:firstLine="0"/>
+              <w:spacing w:line="280" w:lineRule="exact" w:after="60" w:before="60"/>
+              <w:ind w:firstLine="0" w:left="0" w:right="0"/>
+              <w:jc w:val="left"/>
             </w:pPr>
             <w:r>
               <w:rPr>
+                <w:rFonts w:ascii="Arial Unicode MS" w:hAnsi="Arial Unicode MS" w:eastAsia="Arial Unicode MS" w:cs="Arial Unicode MS"/>
                 <w:b w:val="0"/>
-                <w:sz w:val="18"/>
+                <w:color w:val="000000"/>
+                <w:sz w:val="19"/>
               </w:rPr>
-              <w:t>github.com/lucide-icons/lucide</w:t>
+              <w:t>npm / facebook</w:t>
               <w:br/>
-              <w:t>ISC</w:t>
+              <w:t>ISC / MIT</w:t>
             </w:r>
           </w:p>
         </w:tc>
@@ -3913,20 +5530,27 @@
               <w:bottom w:val="single" w:sz="4" w:color="D9D9D9"/>
               <w:right w:val="single" w:sz="4" w:color="D9D9D9"/>
             </w:tcBorders>
+            <w:tcMar>
+              <w:top w:w="85" w:type="dxa"/>
+              <w:bottom w:w="85" w:type="dxa"/>
+              <w:left w:w="85" w:type="dxa"/>
+              <w:right w:w="85" w:type="dxa"/>
+            </w:tcMar>
           </w:tcPr>
           <w:p>
             <w:pPr>
-              <w:spacing w:after="40" w:line="269" w:lineRule="auto"/>
-              <w:ind w:firstLine="0"/>
+              <w:spacing w:line="280" w:lineRule="exact" w:after="60" w:before="60"/>
+              <w:ind w:firstLine="0" w:left="0" w:right="0"/>
+              <w:jc w:val="left"/>
             </w:pPr>
             <w:r>
               <w:rPr>
+                <w:rFonts w:ascii="Arial Unicode MS" w:hAnsi="Arial Unicode MS" w:eastAsia="Arial Unicode MS" w:cs="Arial Unicode MS"/>
                 <w:b w:val="0"/>
-                <w:sz w:val="18"/>
+                <w:color w:val="000000"/>
+                <w:sz w:val="19"/>
               </w:rPr>
-              <w:t>界面图标</w:t>
-              <w:br/>
-              <w:t>图标选择与界面集成</w:t>
+              <w:t>版本范围校验与渲染调度</w:t>
             </w:r>
           </w:p>
         </w:tc>
@@ -3946,157 +5570,27 @@
               <w:bottom w:val="single" w:sz="4" w:color="D9D9D9"/>
               <w:right w:val="single" w:sz="4" w:color="D9D9D9"/>
             </w:tcBorders>
-          </w:tcPr>
-          <w:p>
-            <w:pPr>
-              <w:spacing w:after="40" w:line="269" w:lineRule="auto"/>
-              <w:ind w:firstLine="0"/>
-            </w:pPr>
-            <w:r>
-              <w:rPr>
-                <w:b w:val="0"/>
-                <w:sz w:val="18"/>
-              </w:rPr>
-              <w:t>保留版权和许可</w:t>
-              <w:br/>
-              <w:t>许可证留存</w:t>
-            </w:r>
-          </w:p>
-        </w:tc>
-      </w:tr>
-      <w:tr>
-        <w:trPr>
-          <w:cantSplit/>
-        </w:trPr>
-        <w:tc>
-          <w:tcPr>
-            <w:tcW w:type="dxa" w:w="1757"/>
-            <w:vAlign w:val="center"/>
             <w:tcMar>
               <w:top w:w="85" w:type="dxa"/>
               <w:bottom w:w="85" w:type="dxa"/>
               <w:left w:w="85" w:type="dxa"/>
               <w:right w:w="85" w:type="dxa"/>
             </w:tcMar>
-            <w:tcBorders>
-              <w:top w:val="single" w:sz="4" w:color="D9D9D9"/>
-              <w:left w:val="single" w:sz="4" w:color="D9D9D9"/>
-              <w:bottom w:val="single" w:sz="4" w:color="D9D9D9"/>
-              <w:right w:val="single" w:sz="4" w:color="D9D9D9"/>
-            </w:tcBorders>
           </w:tcPr>
           <w:p>
             <w:pPr>
-              <w:spacing w:after="40" w:line="269" w:lineRule="auto"/>
-              <w:ind w:firstLine="0"/>
+              <w:spacing w:line="280" w:lineRule="exact" w:after="60" w:before="60"/>
+              <w:ind w:firstLine="0" w:left="0" w:right="0"/>
+              <w:jc w:val="left"/>
             </w:pPr>
             <w:r>
               <w:rPr>
+                <w:rFonts w:ascii="Arial Unicode MS" w:hAnsi="Arial Unicode MS" w:eastAsia="Arial Unicode MS" w:cs="Arial Unicode MS"/>
                 <w:b w:val="0"/>
-                <w:sz w:val="18"/>
+                <w:color w:val="000000"/>
+                <w:sz w:val="19"/>
               </w:rPr>
-              <w:t>Zod</w:t>
-              <w:br/>
-              <w:t>3.25.76</w:t>
-            </w:r>
-          </w:p>
-        </w:tc>
-        <w:tc>
-          <w:tcPr>
-            <w:tcW w:type="dxa" w:w="2324"/>
-            <w:vAlign w:val="center"/>
-            <w:tcMar>
-              <w:top w:w="85" w:type="dxa"/>
-              <w:bottom w:w="85" w:type="dxa"/>
-              <w:left w:w="85" w:type="dxa"/>
-              <w:right w:w="85" w:type="dxa"/>
-            </w:tcMar>
-            <w:tcBorders>
-              <w:top w:val="single" w:sz="4" w:color="D9D9D9"/>
-              <w:left w:val="single" w:sz="4" w:color="D9D9D9"/>
-              <w:bottom w:val="single" w:sz="4" w:color="D9D9D9"/>
-              <w:right w:val="single" w:sz="4" w:color="D9D9D9"/>
-            </w:tcBorders>
-          </w:tcPr>
-          <w:p>
-            <w:pPr>
-              <w:spacing w:after="40" w:line="269" w:lineRule="auto"/>
-              <w:ind w:firstLine="0"/>
-            </w:pPr>
-            <w:r>
-              <w:rPr>
-                <w:b w:val="0"/>
-                <w:sz w:val="18"/>
-              </w:rPr>
-              <w:t>github.com/colinhacks/zod</w:t>
-              <w:br/>
-              <w:t>MIT</w:t>
-            </w:r>
-          </w:p>
-        </w:tc>
-        <w:tc>
-          <w:tcPr>
-            <w:tcW w:type="dxa" w:w="2608"/>
-            <w:vAlign w:val="center"/>
-            <w:tcMar>
-              <w:top w:w="85" w:type="dxa"/>
-              <w:bottom w:w="85" w:type="dxa"/>
-              <w:left w:w="85" w:type="dxa"/>
-              <w:right w:w="85" w:type="dxa"/>
-            </w:tcMar>
-            <w:tcBorders>
-              <w:top w:val="single" w:sz="4" w:color="D9D9D9"/>
-              <w:left w:val="single" w:sz="4" w:color="D9D9D9"/>
-              <w:bottom w:val="single" w:sz="4" w:color="D9D9D9"/>
-              <w:right w:val="single" w:sz="4" w:color="D9D9D9"/>
-            </w:tcBorders>
-          </w:tcPr>
-          <w:p>
-            <w:pPr>
-              <w:spacing w:after="40" w:line="269" w:lineRule="auto"/>
-              <w:ind w:firstLine="0"/>
-            </w:pPr>
-            <w:r>
-              <w:rPr>
-                <w:b w:val="0"/>
-                <w:sz w:val="18"/>
-              </w:rPr>
-              <w:t>请求及产物 schema 校验</w:t>
-              <w:br/>
-              <w:t>领域数据 schema 与校验</w:t>
-            </w:r>
-          </w:p>
-        </w:tc>
-        <w:tc>
-          <w:tcPr>
-            <w:tcW w:type="dxa" w:w="2494"/>
-            <w:vAlign w:val="center"/>
-            <w:tcMar>
-              <w:top w:w="85" w:type="dxa"/>
-              <w:bottom w:w="85" w:type="dxa"/>
-              <w:left w:w="85" w:type="dxa"/>
-              <w:right w:w="85" w:type="dxa"/>
-            </w:tcMar>
-            <w:tcBorders>
-              <w:top w:val="single" w:sz="4" w:color="D9D9D9"/>
-              <w:left w:val="single" w:sz="4" w:color="D9D9D9"/>
-              <w:bottom w:val="single" w:sz="4" w:color="D9D9D9"/>
-              <w:right w:val="single" w:sz="4" w:color="D9D9D9"/>
-            </w:tcBorders>
-          </w:tcPr>
-          <w:p>
-            <w:pPr>
-              <w:spacing w:after="40" w:line="269" w:lineRule="auto"/>
-              <w:ind w:firstLine="0"/>
-            </w:pPr>
-            <w:r>
-              <w:rPr>
-                <w:b w:val="0"/>
-                <w:sz w:val="18"/>
-              </w:rPr>
-              <w:t>保留版权和许可</w:t>
-              <w:br/>
-              <w:t>许可证留存</w:t>
+              <w:t>保留适用许可及通知</w:t>
             </w:r>
           </w:p>
         </w:tc>
@@ -4110,8 +5604,13 @@
     <w:p>
       <w:pPr>
         <w:pStyle w:val="Heading2"/>
+        <w:keepNext/>
       </w:pPr>
       <w:r>
+        <w:rPr>
+          <w:rFonts w:ascii="Arial Unicode MS" w:hAnsi="Arial Unicode MS" w:eastAsia="Arial Unicode MS" w:cs="Arial Unicode MS"/>
+          <w:color w:val="000000"/>
+        </w:rPr>
         <w:t>开发测试与运行环境</w:t>
       </w:r>
     </w:p>
@@ -4132,6 +5631,8 @@
         <w:trPr>
           <w:cantSplit/>
           <w:tblHeader/>
+          <w:cantSplit/>
+          <w:tblHeader/>
         </w:trPr>
         <w:tc>
           <w:tcPr>
@@ -4150,16 +5651,26 @@
               <w:right w:val="single" w:sz="4" w:color="D9D9D9"/>
             </w:tcBorders>
             <w:shd w:fill="E8EDF2"/>
+            <w:tcMar>
+              <w:top w:w="85" w:type="dxa"/>
+              <w:bottom w:w="85" w:type="dxa"/>
+              <w:left w:w="85" w:type="dxa"/>
+              <w:right w:w="85" w:type="dxa"/>
+            </w:tcMar>
+            <w:shd w:fill="E8EDF2"/>
           </w:tcPr>
           <w:p>
             <w:pPr>
-              <w:spacing w:after="40" w:line="269" w:lineRule="auto"/>
-              <w:ind w:firstLine="0"/>
+              <w:spacing w:line="280" w:lineRule="exact" w:after="60" w:before="60"/>
+              <w:ind w:firstLine="0" w:left="0" w:right="0"/>
+              <w:jc w:val="left"/>
             </w:pPr>
             <w:r>
               <w:rPr>
+                <w:rFonts w:ascii="Arial Unicode MS" w:hAnsi="Arial Unicode MS" w:eastAsia="Arial Unicode MS" w:cs="Arial Unicode MS"/>
                 <w:b/>
-                <w:sz w:val="18"/>
+                <w:color w:val="000000"/>
+                <w:sz w:val="19"/>
               </w:rPr>
               <w:t>资源与版本</w:t>
             </w:r>
@@ -4182,16 +5693,26 @@
               <w:right w:val="single" w:sz="4" w:color="D9D9D9"/>
             </w:tcBorders>
             <w:shd w:fill="E8EDF2"/>
+            <w:tcMar>
+              <w:top w:w="85" w:type="dxa"/>
+              <w:bottom w:w="85" w:type="dxa"/>
+              <w:left w:w="85" w:type="dxa"/>
+              <w:right w:w="85" w:type="dxa"/>
+            </w:tcMar>
+            <w:shd w:fill="E8EDF2"/>
           </w:tcPr>
           <w:p>
             <w:pPr>
-              <w:spacing w:after="40" w:line="269" w:lineRule="auto"/>
-              <w:ind w:firstLine="0"/>
+              <w:spacing w:line="280" w:lineRule="exact" w:after="60" w:before="60"/>
+              <w:ind w:firstLine="0" w:left="0" w:right="0"/>
+              <w:jc w:val="left"/>
             </w:pPr>
             <w:r>
               <w:rPr>
+                <w:rFonts w:ascii="Arial Unicode MS" w:hAnsi="Arial Unicode MS" w:eastAsia="Arial Unicode MS" w:cs="Arial Unicode MS"/>
                 <w:b/>
-                <w:sz w:val="18"/>
+                <w:color w:val="000000"/>
+                <w:sz w:val="19"/>
               </w:rPr>
               <w:t>来源与许可</w:t>
             </w:r>
@@ -4214,16 +5735,26 @@
               <w:right w:val="single" w:sz="4" w:color="D9D9D9"/>
             </w:tcBorders>
             <w:shd w:fill="E8EDF2"/>
+            <w:tcMar>
+              <w:top w:w="85" w:type="dxa"/>
+              <w:bottom w:w="85" w:type="dxa"/>
+              <w:left w:w="85" w:type="dxa"/>
+              <w:right w:w="85" w:type="dxa"/>
+            </w:tcMar>
+            <w:shd w:fill="E8EDF2"/>
           </w:tcPr>
           <w:p>
             <w:pPr>
-              <w:spacing w:after="40" w:line="269" w:lineRule="auto"/>
-              <w:ind w:firstLine="0"/>
+              <w:spacing w:line="280" w:lineRule="exact" w:after="60" w:before="60"/>
+              <w:ind w:firstLine="0" w:left="0" w:right="0"/>
+              <w:jc w:val="left"/>
             </w:pPr>
             <w:r>
               <w:rPr>
+                <w:rFonts w:ascii="Arial Unicode MS" w:hAnsi="Arial Unicode MS" w:eastAsia="Arial Unicode MS" w:cs="Arial Unicode MS"/>
                 <w:b/>
-                <w:sz w:val="18"/>
+                <w:color w:val="000000"/>
+                <w:sz w:val="19"/>
               </w:rPr>
               <w:t>使用与自主内容</w:t>
             </w:r>
@@ -4246,16 +5777,26 @@
               <w:right w:val="single" w:sz="4" w:color="D9D9D9"/>
             </w:tcBorders>
             <w:shd w:fill="E8EDF2"/>
+            <w:tcMar>
+              <w:top w:w="85" w:type="dxa"/>
+              <w:bottom w:w="85" w:type="dxa"/>
+              <w:left w:w="85" w:type="dxa"/>
+              <w:right w:w="85" w:type="dxa"/>
+            </w:tcMar>
+            <w:shd w:fill="E8EDF2"/>
           </w:tcPr>
           <w:p>
             <w:pPr>
-              <w:spacing w:after="40" w:line="269" w:lineRule="auto"/>
-              <w:ind w:firstLine="0"/>
+              <w:spacing w:line="280" w:lineRule="exact" w:after="60" w:before="60"/>
+              <w:ind w:firstLine="0" w:left="0" w:right="0"/>
+              <w:jc w:val="left"/>
             </w:pPr>
             <w:r>
               <w:rPr>
+                <w:rFonts w:ascii="Arial Unicode MS" w:hAnsi="Arial Unicode MS" w:eastAsia="Arial Unicode MS" w:cs="Arial Unicode MS"/>
                 <w:b/>
-                <w:sz w:val="18"/>
+                <w:color w:val="000000"/>
+                <w:sz w:val="19"/>
               </w:rPr>
               <w:t>义务与状态</w:t>
             </w:r>
@@ -4264,6 +5805,7 @@
       </w:tr>
       <w:tr>
         <w:trPr>
+          <w:cantSplit/>
           <w:cantSplit/>
         </w:trPr>
         <w:tc>
@@ -4282,20 +5824,27 @@
               <w:bottom w:val="single" w:sz="4" w:color="D9D9D9"/>
               <w:right w:val="single" w:sz="4" w:color="D9D9D9"/>
             </w:tcBorders>
+            <w:tcMar>
+              <w:top w:w="85" w:type="dxa"/>
+              <w:bottom w:w="85" w:type="dxa"/>
+              <w:left w:w="85" w:type="dxa"/>
+              <w:right w:w="85" w:type="dxa"/>
+            </w:tcMar>
           </w:tcPr>
           <w:p>
             <w:pPr>
-              <w:spacing w:after="40" w:line="269" w:lineRule="auto"/>
-              <w:ind w:firstLine="0"/>
+              <w:spacing w:line="280" w:lineRule="exact" w:after="60" w:before="60"/>
+              <w:ind w:firstLine="0" w:left="0" w:right="0"/>
+              <w:jc w:val="left"/>
             </w:pPr>
             <w:r>
               <w:rPr>
+                <w:rFonts w:ascii="Arial Unicode MS" w:hAnsi="Arial Unicode MS" w:eastAsia="Arial Unicode MS" w:cs="Arial Unicode MS"/>
                 <w:b w:val="0"/>
-                <w:sz w:val="18"/>
+                <w:color w:val="000000"/>
+                <w:sz w:val="19"/>
               </w:rPr>
-              <w:t>TypeScript</w:t>
-              <w:br/>
-              <w:t>5.9.3</w:t>
+              <w:t>TypeScript 5.9.3</w:t>
             </w:r>
           </w:p>
         </w:tc>
@@ -4315,18 +5864,27 @@
               <w:bottom w:val="single" w:sz="4" w:color="D9D9D9"/>
               <w:right w:val="single" w:sz="4" w:color="D9D9D9"/>
             </w:tcBorders>
+            <w:tcMar>
+              <w:top w:w="85" w:type="dxa"/>
+              <w:bottom w:w="85" w:type="dxa"/>
+              <w:left w:w="85" w:type="dxa"/>
+              <w:right w:w="85" w:type="dxa"/>
+            </w:tcMar>
           </w:tcPr>
           <w:p>
             <w:pPr>
-              <w:spacing w:after="40" w:line="269" w:lineRule="auto"/>
-              <w:ind w:firstLine="0"/>
+              <w:spacing w:line="280" w:lineRule="exact" w:after="60" w:before="60"/>
+              <w:ind w:firstLine="0" w:left="0" w:right="0"/>
+              <w:jc w:val="left"/>
             </w:pPr>
             <w:r>
               <w:rPr>
+                <w:rFonts w:ascii="Arial Unicode MS" w:hAnsi="Arial Unicode MS" w:eastAsia="Arial Unicode MS" w:cs="Arial Unicode MS"/>
                 <w:b w:val="0"/>
-                <w:sz w:val="18"/>
+                <w:color w:val="000000"/>
+                <w:sz w:val="19"/>
               </w:rPr>
-              <w:t>github.com/microsoft/TypeScript</w:t>
+              <w:t>microsoft/TypeScript</w:t>
               <w:br/>
               <w:t>Apache-2.0</w:t>
             </w:r>
@@ -4348,20 +5906,29 @@
               <w:bottom w:val="single" w:sz="4" w:color="D9D9D9"/>
               <w:right w:val="single" w:sz="4" w:color="D9D9D9"/>
             </w:tcBorders>
+            <w:tcMar>
+              <w:top w:w="85" w:type="dxa"/>
+              <w:bottom w:w="85" w:type="dxa"/>
+              <w:left w:w="85" w:type="dxa"/>
+              <w:right w:w="85" w:type="dxa"/>
+            </w:tcMar>
           </w:tcPr>
           <w:p>
             <w:pPr>
-              <w:spacing w:after="40" w:line="269" w:lineRule="auto"/>
-              <w:ind w:firstLine="0"/>
+              <w:spacing w:line="280" w:lineRule="exact" w:after="60" w:before="60"/>
+              <w:ind w:firstLine="0" w:left="0" w:right="0"/>
+              <w:jc w:val="left"/>
             </w:pPr>
             <w:r>
               <w:rPr>
+                <w:rFonts w:ascii="Arial Unicode MS" w:hAnsi="Arial Unicode MS" w:eastAsia="Arial Unicode MS" w:cs="Arial Unicode MS"/>
                 <w:b w:val="0"/>
-                <w:sz w:val="18"/>
+                <w:color w:val="000000"/>
+                <w:sz w:val="19"/>
               </w:rPr>
               <w:t>开发类型检查</w:t>
               <w:br/>
-              <w:t>类型定义与应用代码</w:t>
+              <w:t>自主类型与业务代码</w:t>
             </w:r>
           </w:p>
         </w:tc>
@@ -4381,26 +5948,34 @@
               <w:bottom w:val="single" w:sz="4" w:color="D9D9D9"/>
               <w:right w:val="single" w:sz="4" w:color="D9D9D9"/>
             </w:tcBorders>
+            <w:tcMar>
+              <w:top w:w="85" w:type="dxa"/>
+              <w:bottom w:w="85" w:type="dxa"/>
+              <w:left w:w="85" w:type="dxa"/>
+              <w:right w:w="85" w:type="dxa"/>
+            </w:tcMar>
           </w:tcPr>
           <w:p>
             <w:pPr>
-              <w:spacing w:after="40" w:line="269" w:lineRule="auto"/>
-              <w:ind w:firstLine="0"/>
+              <w:spacing w:line="280" w:lineRule="exact" w:after="60" w:before="60"/>
+              <w:ind w:firstLine="0" w:left="0" w:right="0"/>
+              <w:jc w:val="left"/>
             </w:pPr>
             <w:r>
               <w:rPr>
+                <w:rFonts w:ascii="Arial Unicode MS" w:hAnsi="Arial Unicode MS" w:eastAsia="Arial Unicode MS" w:cs="Arial Unicode MS"/>
                 <w:b w:val="0"/>
-                <w:sz w:val="18"/>
+                <w:color w:val="000000"/>
+                <w:sz w:val="19"/>
               </w:rPr>
-              <w:t>依适用范围保留许可与通知</w:t>
-              <w:br/>
-              <w:t>提交前复核</w:t>
+              <w:t>依分发范围核验通知</w:t>
             </w:r>
           </w:p>
         </w:tc>
       </w:tr>
       <w:tr>
         <w:trPr>
+          <w:cantSplit/>
           <w:cantSplit/>
         </w:trPr>
         <w:tc>
@@ -4419,20 +5994,27 @@
               <w:bottom w:val="single" w:sz="4" w:color="D9D9D9"/>
               <w:right w:val="single" w:sz="4" w:color="D9D9D9"/>
             </w:tcBorders>
+            <w:tcMar>
+              <w:top w:w="85" w:type="dxa"/>
+              <w:bottom w:w="85" w:type="dxa"/>
+              <w:left w:w="85" w:type="dxa"/>
+              <w:right w:w="85" w:type="dxa"/>
+            </w:tcMar>
           </w:tcPr>
           <w:p>
             <w:pPr>
-              <w:spacing w:after="40" w:line="269" w:lineRule="auto"/>
-              <w:ind w:firstLine="0"/>
+              <w:spacing w:line="280" w:lineRule="exact" w:after="60" w:before="60"/>
+              <w:ind w:firstLine="0" w:left="0" w:right="0"/>
+              <w:jc w:val="left"/>
             </w:pPr>
             <w:r>
               <w:rPr>
+                <w:rFonts w:ascii="Arial Unicode MS" w:hAnsi="Arial Unicode MS" w:eastAsia="Arial Unicode MS" w:cs="Arial Unicode MS"/>
                 <w:b w:val="0"/>
-                <w:sz w:val="18"/>
+                <w:color w:val="000000"/>
+                <w:sz w:val="19"/>
               </w:rPr>
-              <w:t>tsx</w:t>
-              <w:br/>
-              <w:t>4.23.15</w:t>
+              <w:t>tsx 4.23.15</w:t>
             </w:r>
           </w:p>
         </w:tc>
@@ -4452,18 +6034,27 @@
               <w:bottom w:val="single" w:sz="4" w:color="D9D9D9"/>
               <w:right w:val="single" w:sz="4" w:color="D9D9D9"/>
             </w:tcBorders>
+            <w:tcMar>
+              <w:top w:w="85" w:type="dxa"/>
+              <w:bottom w:w="85" w:type="dxa"/>
+              <w:left w:w="85" w:type="dxa"/>
+              <w:right w:w="85" w:type="dxa"/>
+            </w:tcMar>
           </w:tcPr>
           <w:p>
             <w:pPr>
-              <w:spacing w:after="40" w:line="269" w:lineRule="auto"/>
-              <w:ind w:firstLine="0"/>
+              <w:spacing w:line="280" w:lineRule="exact" w:after="60" w:before="60"/>
+              <w:ind w:firstLine="0" w:left="0" w:right="0"/>
+              <w:jc w:val="left"/>
             </w:pPr>
             <w:r>
               <w:rPr>
+                <w:rFonts w:ascii="Arial Unicode MS" w:hAnsi="Arial Unicode MS" w:eastAsia="Arial Unicode MS" w:cs="Arial Unicode MS"/>
                 <w:b w:val="0"/>
-                <w:sz w:val="18"/>
+                <w:color w:val="000000"/>
+                <w:sz w:val="19"/>
               </w:rPr>
-              <w:t>github.com/privatenumber/tsx</w:t>
+              <w:t>privatenumber/tsx</w:t>
               <w:br/>
               <w:t>MIT</w:t>
             </w:r>
@@ -4485,20 +6076,27 @@
               <w:bottom w:val="single" w:sz="4" w:color="D9D9D9"/>
               <w:right w:val="single" w:sz="4" w:color="D9D9D9"/>
             </w:tcBorders>
+            <w:tcMar>
+              <w:top w:w="85" w:type="dxa"/>
+              <w:bottom w:w="85" w:type="dxa"/>
+              <w:left w:w="85" w:type="dxa"/>
+              <w:right w:w="85" w:type="dxa"/>
+            </w:tcMar>
           </w:tcPr>
           <w:p>
             <w:pPr>
-              <w:spacing w:after="40" w:line="269" w:lineRule="auto"/>
-              <w:ind w:firstLine="0"/>
+              <w:spacing w:line="280" w:lineRule="exact" w:after="60" w:before="60"/>
+              <w:ind w:firstLine="0" w:left="0" w:right="0"/>
+              <w:jc w:val="left"/>
             </w:pPr>
             <w:r>
               <w:rPr>
+                <w:rFonts w:ascii="Arial Unicode MS" w:hAnsi="Arial Unicode MS" w:eastAsia="Arial Unicode MS" w:cs="Arial Unicode MS"/>
                 <w:b w:val="0"/>
-                <w:sz w:val="18"/>
+                <w:color w:val="000000"/>
+                <w:sz w:val="19"/>
               </w:rPr>
-              <w:t>开发与测试运行</w:t>
-              <w:br/>
-              <w:t>测试入口与用例</w:t>
+              <w:t>开发及测试运行</w:t>
             </w:r>
           </w:p>
         </w:tc>
@@ -4518,26 +6116,34 @@
               <w:bottom w:val="single" w:sz="4" w:color="D9D9D9"/>
               <w:right w:val="single" w:sz="4" w:color="D9D9D9"/>
             </w:tcBorders>
+            <w:tcMar>
+              <w:top w:w="85" w:type="dxa"/>
+              <w:bottom w:w="85" w:type="dxa"/>
+              <w:left w:w="85" w:type="dxa"/>
+              <w:right w:w="85" w:type="dxa"/>
+            </w:tcMar>
           </w:tcPr>
           <w:p>
             <w:pPr>
-              <w:spacing w:after="40" w:line="269" w:lineRule="auto"/>
-              <w:ind w:firstLine="0"/>
+              <w:spacing w:line="280" w:lineRule="exact" w:after="60" w:before="60"/>
+              <w:ind w:firstLine="0" w:left="0" w:right="0"/>
+              <w:jc w:val="left"/>
             </w:pPr>
             <w:r>
               <w:rPr>
+                <w:rFonts w:ascii="Arial Unicode MS" w:hAnsi="Arial Unicode MS" w:eastAsia="Arial Unicode MS" w:cs="Arial Unicode MS"/>
                 <w:b w:val="0"/>
-                <w:sz w:val="18"/>
+                <w:color w:val="000000"/>
+                <w:sz w:val="19"/>
               </w:rPr>
-              <w:t>保留版权和许可</w:t>
-              <w:br/>
-              <w:t>提交前复核</w:t>
+              <w:t>保留许可</w:t>
             </w:r>
           </w:p>
         </w:tc>
       </w:tr>
       <w:tr>
         <w:trPr>
+          <w:cantSplit/>
           <w:cantSplit/>
         </w:trPr>
         <w:tc>
@@ -4556,20 +6162,27 @@
               <w:bottom w:val="single" w:sz="4" w:color="D9D9D9"/>
               <w:right w:val="single" w:sz="4" w:color="D9D9D9"/>
             </w:tcBorders>
+            <w:tcMar>
+              <w:top w:w="85" w:type="dxa"/>
+              <w:bottom w:w="85" w:type="dxa"/>
+              <w:left w:w="85" w:type="dxa"/>
+              <w:right w:w="85" w:type="dxa"/>
+            </w:tcMar>
           </w:tcPr>
           <w:p>
             <w:pPr>
-              <w:spacing w:after="40" w:line="269" w:lineRule="auto"/>
-              <w:ind w:firstLine="0"/>
+              <w:spacing w:line="280" w:lineRule="exact" w:after="60" w:before="60"/>
+              <w:ind w:firstLine="0" w:left="0" w:right="0"/>
+              <w:jc w:val="left"/>
             </w:pPr>
             <w:r>
               <w:rPr>
+                <w:rFonts w:ascii="Arial Unicode MS" w:hAnsi="Arial Unicode MS" w:eastAsia="Arial Unicode MS" w:cs="Arial Unicode MS"/>
                 <w:b w:val="0"/>
-                <w:sz w:val="18"/>
+                <w:color w:val="000000"/>
+                <w:sz w:val="19"/>
               </w:rPr>
-              <w:t>esbuild</w:t>
-              <w:br/>
-              <w:t>0.25.12</w:t>
+              <w:t>esbuild 0.25.12</w:t>
             </w:r>
           </w:p>
         </w:tc>
@@ -4589,18 +6202,27 @@
               <w:bottom w:val="single" w:sz="4" w:color="D9D9D9"/>
               <w:right w:val="single" w:sz="4" w:color="D9D9D9"/>
             </w:tcBorders>
+            <w:tcMar>
+              <w:top w:w="85" w:type="dxa"/>
+              <w:bottom w:w="85" w:type="dxa"/>
+              <w:left w:w="85" w:type="dxa"/>
+              <w:right w:w="85" w:type="dxa"/>
+            </w:tcMar>
           </w:tcPr>
           <w:p>
             <w:pPr>
-              <w:spacing w:after="40" w:line="269" w:lineRule="auto"/>
-              <w:ind w:firstLine="0"/>
+              <w:spacing w:line="280" w:lineRule="exact" w:after="60" w:before="60"/>
+              <w:ind w:firstLine="0" w:left="0" w:right="0"/>
+              <w:jc w:val="left"/>
             </w:pPr>
             <w:r>
               <w:rPr>
+                <w:rFonts w:ascii="Arial Unicode MS" w:hAnsi="Arial Unicode MS" w:eastAsia="Arial Unicode MS" w:cs="Arial Unicode MS"/>
                 <w:b w:val="0"/>
-                <w:sz w:val="18"/>
+                <w:color w:val="000000"/>
+                <w:sz w:val="19"/>
               </w:rPr>
-              <w:t>github.com/evanw/esbuild</w:t>
+              <w:t>evanw/esbuild</w:t>
               <w:br/>
               <w:t>MIT</w:t>
             </w:r>
@@ -4622,20 +6244,27 @@
               <w:bottom w:val="single" w:sz="4" w:color="D9D9D9"/>
               <w:right w:val="single" w:sz="4" w:color="D9D9D9"/>
             </w:tcBorders>
+            <w:tcMar>
+              <w:top w:w="85" w:type="dxa"/>
+              <w:bottom w:w="85" w:type="dxa"/>
+              <w:left w:w="85" w:type="dxa"/>
+              <w:right w:w="85" w:type="dxa"/>
+            </w:tcMar>
           </w:tcPr>
           <w:p>
             <w:pPr>
-              <w:spacing w:after="40" w:line="269" w:lineRule="auto"/>
-              <w:ind w:firstLine="0"/>
+              <w:spacing w:line="280" w:lineRule="exact" w:after="60" w:before="60"/>
+              <w:ind w:firstLine="0" w:left="0" w:right="0"/>
+              <w:jc w:val="left"/>
             </w:pPr>
             <w:r>
               <w:rPr>
+                <w:rFonts w:ascii="Arial Unicode MS" w:hAnsi="Arial Unicode MS" w:eastAsia="Arial Unicode MS" w:cs="Arial Unicode MS"/>
                 <w:b w:val="0"/>
-                <w:sz w:val="18"/>
+                <w:color w:val="000000"/>
+                <w:sz w:val="19"/>
               </w:rPr>
-              <w:t>插件与界面构建</w:t>
-              <w:br/>
-              <w:t>构建脚本与打包适配</w:t>
+              <w:t>插件及界面构建</w:t>
             </w:r>
           </w:p>
         </w:tc>
@@ -4655,26 +6284,34 @@
               <w:bottom w:val="single" w:sz="4" w:color="D9D9D9"/>
               <w:right w:val="single" w:sz="4" w:color="D9D9D9"/>
             </w:tcBorders>
+            <w:tcMar>
+              <w:top w:w="85" w:type="dxa"/>
+              <w:bottom w:w="85" w:type="dxa"/>
+              <w:left w:w="85" w:type="dxa"/>
+              <w:right w:w="85" w:type="dxa"/>
+            </w:tcMar>
           </w:tcPr>
           <w:p>
             <w:pPr>
-              <w:spacing w:after="40" w:line="269" w:lineRule="auto"/>
-              <w:ind w:firstLine="0"/>
+              <w:spacing w:line="280" w:lineRule="exact" w:after="60" w:before="60"/>
+              <w:ind w:firstLine="0" w:left="0" w:right="0"/>
+              <w:jc w:val="left"/>
             </w:pPr>
             <w:r>
               <w:rPr>
+                <w:rFonts w:ascii="Arial Unicode MS" w:hAnsi="Arial Unicode MS" w:eastAsia="Arial Unicode MS" w:cs="Arial Unicode MS"/>
                 <w:b w:val="0"/>
-                <w:sz w:val="18"/>
+                <w:color w:val="000000"/>
+                <w:sz w:val="19"/>
               </w:rPr>
-              <w:t>保留版权和许可</w:t>
-              <w:br/>
-              <w:t>提交前复核</w:t>
+              <w:t>保留许可</w:t>
             </w:r>
           </w:p>
         </w:tc>
       </w:tr>
       <w:tr>
         <w:trPr>
+          <w:cantSplit/>
           <w:cantSplit/>
         </w:trPr>
         <w:tc>
@@ -4693,20 +6330,27 @@
               <w:bottom w:val="single" w:sz="4" w:color="D9D9D9"/>
               <w:right w:val="single" w:sz="4" w:color="D9D9D9"/>
             </w:tcBorders>
+            <w:tcMar>
+              <w:top w:w="85" w:type="dxa"/>
+              <w:bottom w:w="85" w:type="dxa"/>
+              <w:left w:w="85" w:type="dxa"/>
+              <w:right w:w="85" w:type="dxa"/>
+            </w:tcMar>
           </w:tcPr>
           <w:p>
             <w:pPr>
-              <w:spacing w:after="40" w:line="269" w:lineRule="auto"/>
-              <w:ind w:firstLine="0"/>
+              <w:spacing w:line="280" w:lineRule="exact" w:after="60" w:before="60"/>
+              <w:ind w:firstLine="0" w:left="0" w:right="0"/>
+              <w:jc w:val="left"/>
             </w:pPr>
             <w:r>
               <w:rPr>
+                <w:rFonts w:ascii="Arial Unicode MS" w:hAnsi="Arial Unicode MS" w:eastAsia="Arial Unicode MS" w:cs="Arial Unicode MS"/>
                 <w:b w:val="0"/>
-                <w:sz w:val="18"/>
+                <w:color w:val="000000"/>
+                <w:sz w:val="19"/>
               </w:rPr>
-              <w:t>Playwright</w:t>
-              <w:br/>
-              <w:t>1.63.0</w:t>
+              <w:t>Playwright 1.64.0</w:t>
             </w:r>
           </w:p>
         </w:tc>
@@ -4726,18 +6370,27 @@
               <w:bottom w:val="single" w:sz="4" w:color="D9D9D9"/>
               <w:right w:val="single" w:sz="4" w:color="D9D9D9"/>
             </w:tcBorders>
+            <w:tcMar>
+              <w:top w:w="85" w:type="dxa"/>
+              <w:bottom w:w="85" w:type="dxa"/>
+              <w:left w:w="85" w:type="dxa"/>
+              <w:right w:w="85" w:type="dxa"/>
+            </w:tcMar>
           </w:tcPr>
           <w:p>
             <w:pPr>
-              <w:spacing w:after="40" w:line="269" w:lineRule="auto"/>
-              <w:ind w:firstLine="0"/>
+              <w:spacing w:line="280" w:lineRule="exact" w:after="60" w:before="60"/>
+              <w:ind w:firstLine="0" w:left="0" w:right="0"/>
+              <w:jc w:val="left"/>
             </w:pPr>
             <w:r>
               <w:rPr>
+                <w:rFonts w:ascii="Arial Unicode MS" w:hAnsi="Arial Unicode MS" w:eastAsia="Arial Unicode MS" w:cs="Arial Unicode MS"/>
                 <w:b w:val="0"/>
-                <w:sz w:val="18"/>
+                <w:color w:val="000000"/>
+                <w:sz w:val="19"/>
               </w:rPr>
-              <w:t>github.com/microsoft/playwright</w:t>
+              <w:t>microsoft/playwright</w:t>
               <w:br/>
               <w:t>Apache-2.0</w:t>
             </w:r>
@@ -4759,20 +6412,27 @@
               <w:bottom w:val="single" w:sz="4" w:color="D9D9D9"/>
               <w:right w:val="single" w:sz="4" w:color="D9D9D9"/>
             </w:tcBorders>
+            <w:tcMar>
+              <w:top w:w="85" w:type="dxa"/>
+              <w:bottom w:w="85" w:type="dxa"/>
+              <w:left w:w="85" w:type="dxa"/>
+              <w:right w:w="85" w:type="dxa"/>
+            </w:tcMar>
           </w:tcPr>
           <w:p>
             <w:pPr>
-              <w:spacing w:after="40" w:line="269" w:lineRule="auto"/>
-              <w:ind w:firstLine="0"/>
+              <w:spacing w:line="280" w:lineRule="exact" w:after="60" w:before="60"/>
+              <w:ind w:firstLine="0" w:left="0" w:right="0"/>
+              <w:jc w:val="left"/>
             </w:pPr>
             <w:r>
               <w:rPr>
+                <w:rFonts w:ascii="Arial Unicode MS" w:hAnsi="Arial Unicode MS" w:eastAsia="Arial Unicode MS" w:cs="Arial Unicode MS"/>
                 <w:b w:val="0"/>
-                <w:sz w:val="18"/>
+                <w:color w:val="000000"/>
+                <w:sz w:val="19"/>
               </w:rPr>
-              <w:t>浏览器自动回归</w:t>
-              <w:br/>
-              <w:t>交互脚本与证据采集</w:t>
+              <w:t>浏览器回归脚本</w:t>
             </w:r>
           </w:p>
         </w:tc>
@@ -4792,26 +6452,34 @@
               <w:bottom w:val="single" w:sz="4" w:color="D9D9D9"/>
               <w:right w:val="single" w:sz="4" w:color="D9D9D9"/>
             </w:tcBorders>
+            <w:tcMar>
+              <w:top w:w="85" w:type="dxa"/>
+              <w:bottom w:w="85" w:type="dxa"/>
+              <w:left w:w="85" w:type="dxa"/>
+              <w:right w:w="85" w:type="dxa"/>
+            </w:tcMar>
           </w:tcPr>
           <w:p>
             <w:pPr>
-              <w:spacing w:after="40" w:line="269" w:lineRule="auto"/>
-              <w:ind w:firstLine="0"/>
+              <w:spacing w:line="280" w:lineRule="exact" w:after="60" w:before="60"/>
+              <w:ind w:firstLine="0" w:left="0" w:right="0"/>
+              <w:jc w:val="left"/>
             </w:pPr>
             <w:r>
               <w:rPr>
+                <w:rFonts w:ascii="Arial Unicode MS" w:hAnsi="Arial Unicode MS" w:eastAsia="Arial Unicode MS" w:cs="Arial Unicode MS"/>
                 <w:b w:val="0"/>
-                <w:sz w:val="18"/>
+                <w:color w:val="000000"/>
+                <w:sz w:val="19"/>
               </w:rPr>
-              <w:t>工具及浏览器许可分别核查</w:t>
-              <w:br/>
-              <w:t>提交前复核</w:t>
+              <w:t>浏览器及工具许可分开核验</w:t>
             </w:r>
           </w:p>
         </w:tc>
       </w:tr>
       <w:tr>
         <w:trPr>
+          <w:cantSplit/>
           <w:cantSplit/>
         </w:trPr>
         <w:tc>
@@ -4830,22 +6498,29 @@
               <w:bottom w:val="single" w:sz="4" w:color="D9D9D9"/>
               <w:right w:val="single" w:sz="4" w:color="D9D9D9"/>
             </w:tcBorders>
+            <w:tcMar>
+              <w:top w:w="85" w:type="dxa"/>
+              <w:bottom w:w="85" w:type="dxa"/>
+              <w:left w:w="85" w:type="dxa"/>
+              <w:right w:w="85" w:type="dxa"/>
+            </w:tcMar>
           </w:tcPr>
           <w:p>
             <w:pPr>
-              <w:spacing w:after="40" w:line="269" w:lineRule="auto"/>
-              <w:ind w:firstLine="0"/>
+              <w:spacing w:line="280" w:lineRule="exact" w:after="60" w:before="60"/>
+              <w:ind w:firstLine="0" w:left="0" w:right="0"/>
+              <w:jc w:val="left"/>
             </w:pPr>
             <w:r>
               <w:rPr>
+                <w:rFonts w:ascii="Arial Unicode MS" w:hAnsi="Arial Unicode MS" w:eastAsia="Arial Unicode MS" w:cs="Arial Unicode MS"/>
                 <w:b w:val="0"/>
-                <w:sz w:val="18"/>
+                <w:color w:val="000000"/>
+                <w:sz w:val="19"/>
               </w:rPr>
-              <w:t>Node.js 与 SQLite</w:t>
-              <w:br/>
               <w:t>Node.js &gt;=24</w:t>
               <w:br/>
-              <w:t>具体见复现环境</w:t>
+              <w:t>SQLite</w:t>
             </w:r>
           </w:p>
         </w:tc>
@@ -4865,22 +6540,29 @@
               <w:bottom w:val="single" w:sz="4" w:color="D9D9D9"/>
               <w:right w:val="single" w:sz="4" w:color="D9D9D9"/>
             </w:tcBorders>
+            <w:tcMar>
+              <w:top w:w="85" w:type="dxa"/>
+              <w:bottom w:w="85" w:type="dxa"/>
+              <w:left w:w="85" w:type="dxa"/>
+              <w:right w:w="85" w:type="dxa"/>
+            </w:tcMar>
           </w:tcPr>
           <w:p>
             <w:pPr>
-              <w:spacing w:after="40" w:line="269" w:lineRule="auto"/>
-              <w:ind w:firstLine="0"/>
+              <w:spacing w:line="280" w:lineRule="exact" w:after="60" w:before="60"/>
+              <w:ind w:firstLine="0" w:left="0" w:right="0"/>
+              <w:jc w:val="left"/>
             </w:pPr>
             <w:r>
               <w:rPr>
+                <w:rFonts w:ascii="Arial Unicode MS" w:hAnsi="Arial Unicode MS" w:eastAsia="Arial Unicode MS" w:cs="Arial Unicode MS"/>
                 <w:b w:val="0"/>
-                <w:sz w:val="18"/>
+                <w:color w:val="000000"/>
+                <w:sz w:val="19"/>
               </w:rPr>
               <w:t>nodejs.org / sqlite.org</w:t>
               <w:br/>
-              <w:t>Node MIT 及附带许可</w:t>
-              <w:br/>
-              <w:t>SQLite 公共领域</w:t>
+              <w:t>MIT 及附带许可 / 公共领域</w:t>
             </w:r>
           </w:p>
         </w:tc>
@@ -4900,20 +6582,29 @@
               <w:bottom w:val="single" w:sz="4" w:color="D9D9D9"/>
               <w:right w:val="single" w:sz="4" w:color="D9D9D9"/>
             </w:tcBorders>
+            <w:tcMar>
+              <w:top w:w="85" w:type="dxa"/>
+              <w:bottom w:w="85" w:type="dxa"/>
+              <w:left w:w="85" w:type="dxa"/>
+              <w:right w:w="85" w:type="dxa"/>
+            </w:tcMar>
           </w:tcPr>
           <w:p>
             <w:pPr>
-              <w:spacing w:after="40" w:line="269" w:lineRule="auto"/>
-              <w:ind w:firstLine="0"/>
+              <w:spacing w:line="280" w:lineRule="exact" w:after="60" w:before="60"/>
+              <w:ind w:firstLine="0" w:left="0" w:right="0"/>
+              <w:jc w:val="left"/>
             </w:pPr>
             <w:r>
               <w:rPr>
+                <w:rFonts w:ascii="Arial Unicode MS" w:hAnsi="Arial Unicode MS" w:eastAsia="Arial Unicode MS" w:cs="Arial Unicode MS"/>
                 <w:b w:val="0"/>
-                <w:sz w:val="18"/>
+                <w:color w:val="000000"/>
+                <w:sz w:val="19"/>
               </w:rPr>
-              <w:t>运行时与 node:sqlite 存储</w:t>
+              <w:t>node:sqlite 持久化</w:t>
               <w:br/>
-              <w:t>SQLite 表与持久化逻辑</w:t>
+              <w:t>本次工程 Node 26.0.0</w:t>
             </w:r>
           </w:p>
         </w:tc>
@@ -4933,20 +6624,27 @@
               <w:bottom w:val="single" w:sz="4" w:color="D9D9D9"/>
               <w:right w:val="single" w:sz="4" w:color="D9D9D9"/>
             </w:tcBorders>
+            <w:tcMar>
+              <w:top w:w="85" w:type="dxa"/>
+              <w:bottom w:w="85" w:type="dxa"/>
+              <w:left w:w="85" w:type="dxa"/>
+              <w:right w:w="85" w:type="dxa"/>
+            </w:tcMar>
           </w:tcPr>
           <w:p>
             <w:pPr>
-              <w:spacing w:after="40" w:line="269" w:lineRule="auto"/>
-              <w:ind w:firstLine="0"/>
+              <w:spacing w:line="280" w:lineRule="exact" w:after="60" w:before="60"/>
+              <w:ind w:firstLine="0" w:left="0" w:right="0"/>
+              <w:jc w:val="left"/>
             </w:pPr>
             <w:r>
               <w:rPr>
+                <w:rFonts w:ascii="Arial Unicode MS" w:hAnsi="Arial Unicode MS" w:eastAsia="Arial Unicode MS" w:cs="Arial Unicode MS"/>
                 <w:b w:val="0"/>
-                <w:sz w:val="18"/>
+                <w:color w:val="000000"/>
+                <w:sz w:val="19"/>
               </w:rPr>
-              <w:t>核查运行时附带第三方许可</w:t>
-              <w:br/>
-              <w:t>最终环境待补</w:t>
+              <w:t>目标仓库运行时要求另行判断</w:t>
             </w:r>
           </w:p>
         </w:tc>
@@ -4960,8 +6658,13 @@
     <w:p>
       <w:pPr>
         <w:pStyle w:val="Heading2"/>
+        <w:keepNext/>
       </w:pPr>
       <w:r>
+        <w:rPr>
+          <w:rFonts w:ascii="Arial Unicode MS" w:hAnsi="Arial Unicode MS" w:eastAsia="Arial Unicode MS" w:cs="Arial Unicode MS"/>
+          <w:color w:val="000000"/>
+        </w:rPr>
         <w:t>工具服务与 AI 使用</w:t>
       </w:r>
     </w:p>
@@ -4982,6 +6685,8 @@
         <w:trPr>
           <w:cantSplit/>
           <w:tblHeader/>
+          <w:cantSplit/>
+          <w:tblHeader/>
         </w:trPr>
         <w:tc>
           <w:tcPr>
@@ -5000,16 +6705,26 @@
               <w:right w:val="single" w:sz="4" w:color="D9D9D9"/>
             </w:tcBorders>
             <w:shd w:fill="E8EDF2"/>
+            <w:tcMar>
+              <w:top w:w="85" w:type="dxa"/>
+              <w:bottom w:w="85" w:type="dxa"/>
+              <w:left w:w="85" w:type="dxa"/>
+              <w:right w:w="85" w:type="dxa"/>
+            </w:tcMar>
+            <w:shd w:fill="E8EDF2"/>
           </w:tcPr>
           <w:p>
             <w:pPr>
-              <w:spacing w:after="40" w:line="269" w:lineRule="auto"/>
-              <w:ind w:firstLine="0"/>
+              <w:spacing w:line="280" w:lineRule="exact" w:after="60" w:before="60"/>
+              <w:ind w:firstLine="0" w:left="0" w:right="0"/>
+              <w:jc w:val="left"/>
             </w:pPr>
             <w:r>
               <w:rPr>
+                <w:rFonts w:ascii="Arial Unicode MS" w:hAnsi="Arial Unicode MS" w:eastAsia="Arial Unicode MS" w:cs="Arial Unicode MS"/>
                 <w:b/>
-                <w:sz w:val="18"/>
+                <w:color w:val="000000"/>
+                <w:sz w:val="19"/>
               </w:rPr>
               <w:t>资源与版本</w:t>
             </w:r>
@@ -5032,16 +6747,26 @@
               <w:right w:val="single" w:sz="4" w:color="D9D9D9"/>
             </w:tcBorders>
             <w:shd w:fill="E8EDF2"/>
+            <w:tcMar>
+              <w:top w:w="85" w:type="dxa"/>
+              <w:bottom w:w="85" w:type="dxa"/>
+              <w:left w:w="85" w:type="dxa"/>
+              <w:right w:w="85" w:type="dxa"/>
+            </w:tcMar>
+            <w:shd w:fill="E8EDF2"/>
           </w:tcPr>
           <w:p>
             <w:pPr>
-              <w:spacing w:after="40" w:line="269" w:lineRule="auto"/>
-              <w:ind w:firstLine="0"/>
+              <w:spacing w:line="280" w:lineRule="exact" w:after="60" w:before="60"/>
+              <w:ind w:firstLine="0" w:left="0" w:right="0"/>
+              <w:jc w:val="left"/>
             </w:pPr>
             <w:r>
               <w:rPr>
+                <w:rFonts w:ascii="Arial Unicode MS" w:hAnsi="Arial Unicode MS" w:eastAsia="Arial Unicode MS" w:cs="Arial Unicode MS"/>
                 <w:b/>
-                <w:sz w:val="18"/>
+                <w:color w:val="000000"/>
+                <w:sz w:val="19"/>
               </w:rPr>
               <w:t>来源与许可</w:t>
             </w:r>
@@ -5064,16 +6789,26 @@
               <w:right w:val="single" w:sz="4" w:color="D9D9D9"/>
             </w:tcBorders>
             <w:shd w:fill="E8EDF2"/>
+            <w:tcMar>
+              <w:top w:w="85" w:type="dxa"/>
+              <w:bottom w:w="85" w:type="dxa"/>
+              <w:left w:w="85" w:type="dxa"/>
+              <w:right w:w="85" w:type="dxa"/>
+            </w:tcMar>
+            <w:shd w:fill="E8EDF2"/>
           </w:tcPr>
           <w:p>
             <w:pPr>
-              <w:spacing w:after="40" w:line="269" w:lineRule="auto"/>
-              <w:ind w:firstLine="0"/>
+              <w:spacing w:line="280" w:lineRule="exact" w:after="60" w:before="60"/>
+              <w:ind w:firstLine="0" w:left="0" w:right="0"/>
+              <w:jc w:val="left"/>
             </w:pPr>
             <w:r>
               <w:rPr>
+                <w:rFonts w:ascii="Arial Unicode MS" w:hAnsi="Arial Unicode MS" w:eastAsia="Arial Unicode MS" w:cs="Arial Unicode MS"/>
                 <w:b/>
-                <w:sz w:val="18"/>
+                <w:color w:val="000000"/>
+                <w:sz w:val="19"/>
               </w:rPr>
               <w:t>使用与自主内容</w:t>
             </w:r>
@@ -5096,16 +6831,26 @@
               <w:right w:val="single" w:sz="4" w:color="D9D9D9"/>
             </w:tcBorders>
             <w:shd w:fill="E8EDF2"/>
+            <w:tcMar>
+              <w:top w:w="85" w:type="dxa"/>
+              <w:bottom w:w="85" w:type="dxa"/>
+              <w:left w:w="85" w:type="dxa"/>
+              <w:right w:w="85" w:type="dxa"/>
+            </w:tcMar>
+            <w:shd w:fill="E8EDF2"/>
           </w:tcPr>
           <w:p>
             <w:pPr>
-              <w:spacing w:after="40" w:line="269" w:lineRule="auto"/>
-              <w:ind w:firstLine="0"/>
+              <w:spacing w:line="280" w:lineRule="exact" w:after="60" w:before="60"/>
+              <w:ind w:firstLine="0" w:left="0" w:right="0"/>
+              <w:jc w:val="left"/>
             </w:pPr>
             <w:r>
               <w:rPr>
+                <w:rFonts w:ascii="Arial Unicode MS" w:hAnsi="Arial Unicode MS" w:eastAsia="Arial Unicode MS" w:cs="Arial Unicode MS"/>
                 <w:b/>
-                <w:sz w:val="18"/>
+                <w:color w:val="000000"/>
+                <w:sz w:val="19"/>
               </w:rPr>
               <w:t>义务与状态</w:t>
             </w:r>
@@ -5114,6 +6859,7 @@
       </w:tr>
       <w:tr>
         <w:trPr>
+          <w:cantSplit/>
           <w:cantSplit/>
         </w:trPr>
         <w:tc>
@@ -5132,16 +6878,25 @@
               <w:bottom w:val="single" w:sz="4" w:color="D9D9D9"/>
               <w:right w:val="single" w:sz="4" w:color="D9D9D9"/>
             </w:tcBorders>
+            <w:tcMar>
+              <w:top w:w="85" w:type="dxa"/>
+              <w:bottom w:w="85" w:type="dxa"/>
+              <w:left w:w="85" w:type="dxa"/>
+              <w:right w:w="85" w:type="dxa"/>
+            </w:tcMar>
           </w:tcPr>
           <w:p>
             <w:pPr>
-              <w:spacing w:after="40" w:line="269" w:lineRule="auto"/>
-              <w:ind w:firstLine="0"/>
+              <w:spacing w:line="280" w:lineRule="exact" w:after="60" w:before="60"/>
+              <w:ind w:firstLine="0" w:left="0" w:right="0"/>
+              <w:jc w:val="left"/>
             </w:pPr>
             <w:r>
               <w:rPr>
+                <w:rFonts w:ascii="Arial Unicode MS" w:hAnsi="Arial Unicode MS" w:eastAsia="Arial Unicode MS" w:cs="Arial Unicode MS"/>
                 <w:b w:val="0"/>
-                <w:sz w:val="18"/>
+                <w:color w:val="000000"/>
+                <w:sz w:val="19"/>
               </w:rPr>
               <w:t>Git</w:t>
               <w:br/>
@@ -5165,16 +6920,25 @@
               <w:bottom w:val="single" w:sz="4" w:color="D9D9D9"/>
               <w:right w:val="single" w:sz="4" w:color="D9D9D9"/>
             </w:tcBorders>
+            <w:tcMar>
+              <w:top w:w="85" w:type="dxa"/>
+              <w:bottom w:w="85" w:type="dxa"/>
+              <w:left w:w="85" w:type="dxa"/>
+              <w:right w:w="85" w:type="dxa"/>
+            </w:tcMar>
           </w:tcPr>
           <w:p>
             <w:pPr>
-              <w:spacing w:after="40" w:line="269" w:lineRule="auto"/>
-              <w:ind w:firstLine="0"/>
+              <w:spacing w:line="280" w:lineRule="exact" w:after="60" w:before="60"/>
+              <w:ind w:firstLine="0" w:left="0" w:right="0"/>
+              <w:jc w:val="left"/>
             </w:pPr>
             <w:r>
               <w:rPr>
+                <w:rFonts w:ascii="Arial Unicode MS" w:hAnsi="Arial Unicode MS" w:eastAsia="Arial Unicode MS" w:cs="Arial Unicode MS"/>
                 <w:b w:val="0"/>
-                <w:sz w:val="18"/>
+                <w:color w:val="000000"/>
+                <w:sz w:val="19"/>
               </w:rPr>
               <w:t>git-scm.com</w:t>
               <w:br/>
@@ -5198,20 +6962,29 @@
               <w:bottom w:val="single" w:sz="4" w:color="D9D9D9"/>
               <w:right w:val="single" w:sz="4" w:color="D9D9D9"/>
             </w:tcBorders>
+            <w:tcMar>
+              <w:top w:w="85" w:type="dxa"/>
+              <w:bottom w:w="85" w:type="dxa"/>
+              <w:left w:w="85" w:type="dxa"/>
+              <w:right w:w="85" w:type="dxa"/>
+            </w:tcMar>
           </w:tcPr>
           <w:p>
             <w:pPr>
-              <w:spacing w:after="40" w:line="269" w:lineRule="auto"/>
-              <w:ind w:firstLine="0"/>
+              <w:spacing w:line="280" w:lineRule="exact" w:after="60" w:before="60"/>
+              <w:ind w:firstLine="0" w:left="0" w:right="0"/>
+              <w:jc w:val="left"/>
             </w:pPr>
             <w:r>
               <w:rPr>
+                <w:rFonts w:ascii="Arial Unicode MS" w:hAnsi="Arial Unicode MS" w:eastAsia="Arial Unicode MS" w:cs="Arial Unicode MS"/>
                 <w:b w:val="0"/>
-                <w:sz w:val="18"/>
+                <w:color w:val="000000"/>
+                <w:sz w:val="19"/>
               </w:rPr>
-              <w:t>固定版本 worktree 与补丁</w:t>
+              <w:t>独立工具，固定提交与 worktree</w:t>
               <w:br/>
-              <w:t>Git 调用与安全检查</w:t>
+              <w:t>自主快照与范围校验</w:t>
             </w:r>
           </w:p>
         </w:tc>
@@ -5231,26 +7004,34 @@
               <w:bottom w:val="single" w:sz="4" w:color="D9D9D9"/>
               <w:right w:val="single" w:sz="4" w:color="D9D9D9"/>
             </w:tcBorders>
+            <w:tcMar>
+              <w:top w:w="85" w:type="dxa"/>
+              <w:bottom w:w="85" w:type="dxa"/>
+              <w:left w:w="85" w:type="dxa"/>
+              <w:right w:w="85" w:type="dxa"/>
+            </w:tcMar>
           </w:tcPr>
           <w:p>
             <w:pPr>
-              <w:spacing w:after="40" w:line="269" w:lineRule="auto"/>
-              <w:ind w:firstLine="0"/>
+              <w:spacing w:line="280" w:lineRule="exact" w:after="60" w:before="60"/>
+              <w:ind w:firstLine="0" w:left="0" w:right="0"/>
+              <w:jc w:val="left"/>
             </w:pPr>
             <w:r>
               <w:rPr>
+                <w:rFonts w:ascii="Arial Unicode MS" w:hAnsi="Arial Unicode MS" w:eastAsia="Arial Unicode MS" w:cs="Arial Unicode MS"/>
                 <w:b w:val="0"/>
-                <w:sz w:val="18"/>
+                <w:color w:val="000000"/>
+                <w:sz w:val="19"/>
               </w:rPr>
-              <w:t>独立工具，不主张重新许可</w:t>
-              <w:br/>
-              <w:t>最终环境待补</w:t>
+              <w:t>不主张重新许可 Git</w:t>
             </w:r>
           </w:p>
         </w:tc>
       </w:tr>
       <w:tr>
         <w:trPr>
+          <w:cantSplit/>
           <w:cantSplit/>
         </w:trPr>
         <w:tc>
@@ -5269,20 +7050,27 @@
               <w:bottom w:val="single" w:sz="4" w:color="D9D9D9"/>
               <w:right w:val="single" w:sz="4" w:color="D9D9D9"/>
             </w:tcBorders>
+            <w:tcMar>
+              <w:top w:w="85" w:type="dxa"/>
+              <w:bottom w:w="85" w:type="dxa"/>
+              <w:left w:w="85" w:type="dxa"/>
+              <w:right w:w="85" w:type="dxa"/>
+            </w:tcMar>
           </w:tcPr>
           <w:p>
             <w:pPr>
-              <w:spacing w:after="40" w:line="269" w:lineRule="auto"/>
-              <w:ind w:firstLine="0"/>
+              <w:spacing w:line="280" w:lineRule="exact" w:after="60" w:before="60"/>
+              <w:ind w:firstLine="0" w:left="0" w:right="0"/>
+              <w:jc w:val="left"/>
             </w:pPr>
             <w:r>
               <w:rPr>
+                <w:rFonts w:ascii="Arial Unicode MS" w:hAnsi="Arial Unicode MS" w:eastAsia="Arial Unicode MS" w:cs="Arial Unicode MS"/>
                 <w:b w:val="0"/>
-                <w:sz w:val="18"/>
+                <w:color w:val="000000"/>
+                <w:sz w:val="19"/>
               </w:rPr>
-              <w:t>GitHub</w:t>
-              <w:br/>
-              <w:t>API 及 Actions 服务</w:t>
+              <w:t>GitHub API / Actions</w:t>
             </w:r>
           </w:p>
         </w:tc>
@@ -5302,16 +7090,25 @@
               <w:bottom w:val="single" w:sz="4" w:color="D9D9D9"/>
               <w:right w:val="single" w:sz="4" w:color="D9D9D9"/>
             </w:tcBorders>
+            <w:tcMar>
+              <w:top w:w="85" w:type="dxa"/>
+              <w:bottom w:w="85" w:type="dxa"/>
+              <w:left w:w="85" w:type="dxa"/>
+              <w:right w:w="85" w:type="dxa"/>
+            </w:tcMar>
           </w:tcPr>
           <w:p>
             <w:pPr>
-              <w:spacing w:after="40" w:line="269" w:lineRule="auto"/>
-              <w:ind w:firstLine="0"/>
+              <w:spacing w:line="280" w:lineRule="exact" w:after="60" w:before="60"/>
+              <w:ind w:firstLine="0" w:left="0" w:right="0"/>
+              <w:jc w:val="left"/>
             </w:pPr>
             <w:r>
               <w:rPr>
+                <w:rFonts w:ascii="Arial Unicode MS" w:hAnsi="Arial Unicode MS" w:eastAsia="Arial Unicode MS" w:cs="Arial Unicode MS"/>
                 <w:b w:val="0"/>
-                <w:sz w:val="18"/>
+                <w:color w:val="000000"/>
+                <w:sz w:val="19"/>
               </w:rPr>
               <w:t>github.com</w:t>
               <w:br/>
@@ -5335,20 +7132,27 @@
               <w:bottom w:val="single" w:sz="4" w:color="D9D9D9"/>
               <w:right w:val="single" w:sz="4" w:color="D9D9D9"/>
             </w:tcBorders>
+            <w:tcMar>
+              <w:top w:w="85" w:type="dxa"/>
+              <w:bottom w:w="85" w:type="dxa"/>
+              <w:left w:w="85" w:type="dxa"/>
+              <w:right w:w="85" w:type="dxa"/>
+            </w:tcMar>
           </w:tcPr>
           <w:p>
             <w:pPr>
-              <w:spacing w:after="40" w:line="269" w:lineRule="auto"/>
-              <w:ind w:firstLine="0"/>
+              <w:spacing w:line="280" w:lineRule="exact" w:after="60" w:before="60"/>
+              <w:ind w:firstLine="0" w:left="0" w:right="0"/>
+              <w:jc w:val="left"/>
             </w:pPr>
             <w:r>
               <w:rPr>
+                <w:rFonts w:ascii="Arial Unicode MS" w:hAnsi="Arial Unicode MS" w:eastAsia="Arial Unicode MS" w:cs="Arial Unicode MS"/>
                 <w:b w:val="0"/>
-                <w:sz w:val="18"/>
+                <w:color w:val="000000"/>
+                <w:sz w:val="19"/>
               </w:rPr>
-              <w:t>事项 PR CI 数据与发布</w:t>
-              <w:br/>
-              <w:t>读取 投影 发布适配</w:t>
+              <w:t>元数据、PR、CI 与确认后交付</w:t>
             </w:r>
           </w:p>
         </w:tc>
@@ -5368,26 +7172,34 @@
               <w:bottom w:val="single" w:sz="4" w:color="D9D9D9"/>
               <w:right w:val="single" w:sz="4" w:color="D9D9D9"/>
             </w:tcBorders>
+            <w:tcMar>
+              <w:top w:w="85" w:type="dxa"/>
+              <w:bottom w:w="85" w:type="dxa"/>
+              <w:left w:w="85" w:type="dxa"/>
+              <w:right w:w="85" w:type="dxa"/>
+            </w:tcMar>
           </w:tcPr>
           <w:p>
             <w:pPr>
-              <w:spacing w:after="40" w:line="269" w:lineRule="auto"/>
-              <w:ind w:firstLine="0"/>
+              <w:spacing w:line="280" w:lineRule="exact" w:after="60" w:before="60"/>
+              <w:ind w:firstLine="0" w:left="0" w:right="0"/>
+              <w:jc w:val="left"/>
             </w:pPr>
             <w:r>
               <w:rPr>
+                <w:rFonts w:ascii="Arial Unicode MS" w:hAnsi="Arial Unicode MS" w:eastAsia="Arial Unicode MS" w:cs="Arial Unicode MS"/>
                 <w:b w:val="0"/>
-                <w:sz w:val="18"/>
+                <w:color w:val="000000"/>
+                <w:sz w:val="19"/>
               </w:rPr>
-              <w:t>权限及数据使用范围需授权</w:t>
-              <w:br/>
-              <w:t>真实写入待验收</w:t>
+              <w:t>按目标仓库授权，实测边界另述</w:t>
             </w:r>
           </w:p>
         </w:tc>
       </w:tr>
       <w:tr>
         <w:trPr>
+          <w:cantSplit/>
           <w:cantSplit/>
         </w:trPr>
         <w:tc>
@@ -5406,20 +7218,29 @@
               <w:bottom w:val="single" w:sz="4" w:color="D9D9D9"/>
               <w:right w:val="single" w:sz="4" w:color="D9D9D9"/>
             </w:tcBorders>
+            <w:tcMar>
+              <w:top w:w="85" w:type="dxa"/>
+              <w:bottom w:w="85" w:type="dxa"/>
+              <w:left w:w="85" w:type="dxa"/>
+              <w:right w:w="85" w:type="dxa"/>
+            </w:tcMar>
           </w:tcPr>
           <w:p>
             <w:pPr>
-              <w:spacing w:after="40" w:line="269" w:lineRule="auto"/>
-              <w:ind w:firstLine="0"/>
+              <w:spacing w:line="280" w:lineRule="exact" w:after="60" w:before="60"/>
+              <w:ind w:firstLine="0" w:left="0" w:right="0"/>
+              <w:jc w:val="left"/>
             </w:pPr>
             <w:r>
               <w:rPr>
+                <w:rFonts w:ascii="Arial Unicode MS" w:hAnsi="Arial Unicode MS" w:eastAsia="Arial Unicode MS" w:cs="Arial Unicode MS"/>
                 <w:b w:val="0"/>
-                <w:sz w:val="18"/>
+                <w:color w:val="000000"/>
+                <w:sz w:val="19"/>
               </w:rPr>
               <w:t>实际模型服务</w:t>
               <w:br/>
-              <w:t>提供方 模型 版本待填写</w:t>
+              <w:t>最终配置待填写</w:t>
             </w:r>
           </w:p>
         </w:tc>
@@ -5439,20 +7260,27 @@
               <w:bottom w:val="single" w:sz="4" w:color="D9D9D9"/>
               <w:right w:val="single" w:sz="4" w:color="D9D9D9"/>
             </w:tcBorders>
+            <w:tcMar>
+              <w:top w:w="85" w:type="dxa"/>
+              <w:bottom w:w="85" w:type="dxa"/>
+              <w:left w:w="85" w:type="dxa"/>
+              <w:right w:w="85" w:type="dxa"/>
+            </w:tcMar>
           </w:tcPr>
           <w:p>
             <w:pPr>
-              <w:spacing w:after="40" w:line="269" w:lineRule="auto"/>
-              <w:ind w:firstLine="0"/>
+              <w:spacing w:line="280" w:lineRule="exact" w:after="60" w:before="60"/>
+              <w:ind w:firstLine="0" w:left="0" w:right="0"/>
+              <w:jc w:val="left"/>
             </w:pPr>
             <w:r>
               <w:rPr>
+                <w:rFonts w:ascii="Arial Unicode MS" w:hAnsi="Arial Unicode MS" w:eastAsia="Arial Unicode MS" w:cs="Arial Unicode MS"/>
                 <w:b w:val="0"/>
-                <w:sz w:val="18"/>
+                <w:color w:val="000000"/>
+                <w:sz w:val="19"/>
               </w:rPr>
-              <w:t>待填写</w:t>
-              <w:br/>
-              <w:t>模型许可或 API 条款待填写</w:t>
+              <w:t>提供方与条款待核验</w:t>
             </w:r>
           </w:p>
         </w:tc>
@@ -5472,20 +7300,29 @@
               <w:bottom w:val="single" w:sz="4" w:color="D9D9D9"/>
               <w:right w:val="single" w:sz="4" w:color="D9D9D9"/>
             </w:tcBorders>
+            <w:tcMar>
+              <w:top w:w="85" w:type="dxa"/>
+              <w:bottom w:w="85" w:type="dxa"/>
+              <w:left w:w="85" w:type="dxa"/>
+              <w:right w:w="85" w:type="dxa"/>
+            </w:tcMar>
           </w:tcPr>
           <w:p>
             <w:pPr>
-              <w:spacing w:after="40" w:line="269" w:lineRule="auto"/>
-              <w:ind w:firstLine="0"/>
+              <w:spacing w:line="280" w:lineRule="exact" w:after="60" w:before="60"/>
+              <w:ind w:firstLine="0" w:left="0" w:right="0"/>
+              <w:jc w:val="left"/>
             </w:pPr>
             <w:r>
               <w:rPr>
+                <w:rFonts w:ascii="Arial Unicode MS" w:hAnsi="Arial Unicode MS" w:eastAsia="Arial Unicode MS" w:cs="Arial Unicode MS"/>
                 <w:b w:val="0"/>
-                <w:sz w:val="18"/>
+                <w:color w:val="000000"/>
+                <w:sz w:val="19"/>
               </w:rPr>
-              <w:t>真实分析与实施推理</w:t>
+              <w:t>计划、实施与审查推理</w:t>
               <w:br/>
-              <w:t>提示词与流程，自研非模型</w:t>
+              <w:t>不含自研模型训练</w:t>
             </w:r>
           </w:p>
         </w:tc>
@@ -5505,26 +7342,34 @@
               <w:bottom w:val="single" w:sz="4" w:color="D9D9D9"/>
               <w:right w:val="single" w:sz="4" w:color="D9D9D9"/>
             </w:tcBorders>
+            <w:tcMar>
+              <w:top w:w="85" w:type="dxa"/>
+              <w:bottom w:w="85" w:type="dxa"/>
+              <w:left w:w="85" w:type="dxa"/>
+              <w:right w:w="85" w:type="dxa"/>
+            </w:tcMar>
           </w:tcPr>
           <w:p>
             <w:pPr>
-              <w:spacing w:after="40" w:line="269" w:lineRule="auto"/>
-              <w:ind w:firstLine="0"/>
+              <w:spacing w:line="280" w:lineRule="exact" w:after="60" w:before="60"/>
+              <w:ind w:firstLine="0" w:left="0" w:right="0"/>
+              <w:jc w:val="left"/>
             </w:pPr>
             <w:r>
               <w:rPr>
+                <w:rFonts w:ascii="Arial Unicode MS" w:hAnsi="Arial Unicode MS" w:eastAsia="Arial Unicode MS" w:cs="Arial Unicode MS"/>
                 <w:b w:val="0"/>
-                <w:sz w:val="18"/>
+                <w:color w:val="000000"/>
+                <w:sz w:val="19"/>
               </w:rPr>
-              <w:t>发送代码与内容权利需确认</w:t>
-              <w:br/>
-              <w:t>待核验</w:t>
+              <w:t>团队补齐最终演示配置</w:t>
             </w:r>
           </w:p>
         </w:tc>
       </w:tr>
       <w:tr>
         <w:trPr>
+          <w:cantSplit/>
           <w:cantSplit/>
         </w:trPr>
         <w:tc>
@@ -5543,20 +7388,27 @@
               <w:bottom w:val="single" w:sz="4" w:color="D9D9D9"/>
               <w:right w:val="single" w:sz="4" w:color="D9D9D9"/>
             </w:tcBorders>
+            <w:tcMar>
+              <w:top w:w="85" w:type="dxa"/>
+              <w:bottom w:w="85" w:type="dxa"/>
+              <w:left w:w="85" w:type="dxa"/>
+              <w:right w:w="85" w:type="dxa"/>
+            </w:tcMar>
           </w:tcPr>
           <w:p>
             <w:pPr>
-              <w:spacing w:after="40" w:line="269" w:lineRule="auto"/>
-              <w:ind w:firstLine="0"/>
+              <w:spacing w:line="280" w:lineRule="exact" w:after="60" w:before="60"/>
+              <w:ind w:firstLine="0" w:left="0" w:right="0"/>
+              <w:jc w:val="left"/>
             </w:pPr>
             <w:r>
               <w:rPr>
+                <w:rFonts w:ascii="Arial Unicode MS" w:hAnsi="Arial Unicode MS" w:eastAsia="Arial Unicode MS" w:cs="Arial Unicode MS"/>
                 <w:b w:val="0"/>
-                <w:sz w:val="18"/>
+                <w:color w:val="000000"/>
+                <w:sz w:val="19"/>
               </w:rPr>
-              <w:t>AI 辅助开发及报告工具</w:t>
-              <w:br/>
-              <w:t>Codex 与所用模型待补</w:t>
+              <w:t>AI 辅助开发及报告</w:t>
             </w:r>
           </w:p>
         </w:tc>
@@ -5576,18 +7428,27 @@
               <w:bottom w:val="single" w:sz="4" w:color="D9D9D9"/>
               <w:right w:val="single" w:sz="4" w:color="D9D9D9"/>
             </w:tcBorders>
+            <w:tcMar>
+              <w:top w:w="85" w:type="dxa"/>
+              <w:bottom w:w="85" w:type="dxa"/>
+              <w:left w:w="85" w:type="dxa"/>
+              <w:right w:w="85" w:type="dxa"/>
+            </w:tcMar>
           </w:tcPr>
           <w:p>
             <w:pPr>
-              <w:spacing w:after="40" w:line="269" w:lineRule="auto"/>
-              <w:ind w:firstLine="0"/>
+              <w:spacing w:line="280" w:lineRule="exact" w:after="60" w:before="60"/>
+              <w:ind w:firstLine="0" w:left="0" w:right="0"/>
+              <w:jc w:val="left"/>
             </w:pPr>
             <w:r>
               <w:rPr>
+                <w:rFonts w:ascii="Arial Unicode MS" w:hAnsi="Arial Unicode MS" w:eastAsia="Arial Unicode MS" w:cs="Arial Unicode MS"/>
                 <w:b w:val="0"/>
-                <w:sz w:val="18"/>
+                <w:color w:val="000000"/>
+                <w:sz w:val="19"/>
               </w:rPr>
-              <w:t>OpenAI 服务，实际设置待补</w:t>
+              <w:t>Codex 等实际工具</w:t>
               <w:br/>
               <w:t>平台及模型条款</w:t>
             </w:r>
@@ -5609,20 +7470,29 @@
               <w:bottom w:val="single" w:sz="4" w:color="D9D9D9"/>
               <w:right w:val="single" w:sz="4" w:color="D9D9D9"/>
             </w:tcBorders>
+            <w:tcMar>
+              <w:top w:w="85" w:type="dxa"/>
+              <w:bottom w:w="85" w:type="dxa"/>
+              <w:left w:w="85" w:type="dxa"/>
+              <w:right w:w="85" w:type="dxa"/>
+            </w:tcMar>
           </w:tcPr>
           <w:p>
             <w:pPr>
-              <w:spacing w:after="40" w:line="269" w:lineRule="auto"/>
-              <w:ind w:firstLine="0"/>
+              <w:spacing w:line="280" w:lineRule="exact" w:after="60" w:before="60"/>
+              <w:ind w:firstLine="0" w:left="0" w:right="0"/>
+              <w:jc w:val="left"/>
             </w:pPr>
             <w:r>
               <w:rPr>
+                <w:rFonts w:ascii="Arial Unicode MS" w:hAnsi="Arial Unicode MS" w:eastAsia="Arial Unicode MS" w:cs="Arial Unicode MS"/>
                 <w:b w:val="0"/>
-                <w:sz w:val="18"/>
+                <w:color w:val="000000"/>
+                <w:sz w:val="19"/>
               </w:rPr>
-              <w:t>代码 测试 文档 报告辅助</w:t>
+              <w:t>代码、测试与文稿辅助</w:t>
               <w:br/>
-              <w:t>团队审阅 修改 验证记录</w:t>
+              <w:t>团队修订和工程复验</w:t>
             </w:r>
           </w:p>
         </w:tc>
@@ -5642,20 +7512,27 @@
               <w:bottom w:val="single" w:sz="4" w:color="D9D9D9"/>
               <w:right w:val="single" w:sz="4" w:color="D9D9D9"/>
             </w:tcBorders>
+            <w:tcMar>
+              <w:top w:w="85" w:type="dxa"/>
+              <w:bottom w:w="85" w:type="dxa"/>
+              <w:left w:w="85" w:type="dxa"/>
+              <w:right w:w="85" w:type="dxa"/>
+            </w:tcMar>
           </w:tcPr>
           <w:p>
             <w:pPr>
-              <w:spacing w:after="40" w:line="269" w:lineRule="auto"/>
-              <w:ind w:firstLine="0"/>
+              <w:spacing w:line="280" w:lineRule="exact" w:after="60" w:before="60"/>
+              <w:ind w:firstLine="0" w:left="0" w:right="0"/>
+              <w:jc w:val="left"/>
             </w:pPr>
             <w:r>
               <w:rPr>
+                <w:rFonts w:ascii="Arial Unicode MS" w:hAnsi="Arial Unicode MS" w:eastAsia="Arial Unicode MS" w:cs="Arial Unicode MS"/>
                 <w:b w:val="0"/>
-                <w:sz w:val="18"/>
+                <w:color w:val="000000"/>
+                <w:sz w:val="19"/>
               </w:rPr>
-              <w:t>核查来源 权利及人工审核</w:t>
-              <w:br/>
-              <w:t>待团队确认</w:t>
+              <w:t>人工审核与权属由团队确认</w:t>
             </w:r>
           </w:p>
         </w:tc>
@@ -5669,131 +7546,267 @@
     <w:p>
       <w:pPr>
         <w:pStyle w:val="Heading2"/>
+        <w:keepNext/>
       </w:pPr>
       <w:r>
+        <w:rPr>
+          <w:rFonts w:ascii="Arial Unicode MS" w:hAnsi="Arial Unicode MS" w:eastAsia="Arial Unicode MS" w:cs="Arial Unicode MS"/>
+          <w:color w:val="000000"/>
+        </w:rPr>
         <w:t>改编工作流来源</w:t>
       </w:r>
     </w:p>
     <w:p>
       <w:r>
+        <w:rPr>
+          <w:rFonts w:ascii="Arial Unicode MS" w:hAnsi="Arial Unicode MS" w:eastAsia="Arial Unicode MS" w:cs="Arial Unicode MS"/>
+          <w:color w:val="000000"/>
+        </w:rPr>
         <w:t>OpenAI Codex 审查准则固定提交 94174e44cbc54cece45f6052328ca0c2cd7a8a2a，来源路径 codex-rs/prompts/templates/review/rubric.md；OpenAI Skills 的 gh-fix-ci 与 gh-address-comments 固定提交 49f948faa9258a0c61caceaf225e179651397431。均按 Apache-2.0 改编工作流文本，保留工程中的 LICENSE 与 NOTICE；未捆绑引用技能的 Python 辅助脚本。修改包括中文产物、阶段约束、版本证据和人工发布流程。</w:t>
       </w:r>
     </w:p>
     <w:p>
       <w:pPr>
         <w:pStyle w:val="Heading2"/>
+        <w:keepNext/>
       </w:pPr>
       <w:r>
+        <w:rPr>
+          <w:rFonts w:ascii="Arial Unicode MS" w:hAnsi="Arial Unicode MS" w:eastAsia="Arial Unicode MS" w:cs="Arial Unicode MS"/>
+          <w:color w:val="000000"/>
+        </w:rPr>
         <w:t>附录二 成果与复现说明</w:t>
       </w:r>
     </w:p>
     <w:p>
       <w:r>
-        <w:t>代码入口：https://github.com/Acckion/dsh-maintainer-workbench 。报告对应分支 codex/pr-progress-actions，提交 b7f1aeb5cbe5b6fbf82712c868679347939efac3，插件版本 0.1.0。提交评审时须确认链接在评审期持续有效；私有仓库另提供受限访问或安装包链接。</w:t>
+        <w:rPr>
+          <w:rFonts w:ascii="Arial Unicode MS" w:hAnsi="Arial Unicode MS" w:eastAsia="Arial Unicode MS" w:cs="Arial Unicode MS"/>
+          <w:color w:val="000000"/>
+        </w:rPr>
+        <w:t>代码入口：https://github.com/Acckion/dsh-maintainer-workbench 。本报告检查源码分支 codex/workflow-orchestration、提交 93819a8c5c7301785bcf68570458c37ac508bead，插件版本 0.4.0；包含本地 PR #18 的环境准备及恢复改动。远端是否合并与本地能力检查分别判断，正式提交时应固定最终版本与访问权限。</w:t>
       </w:r>
     </w:p>
     <w:p>
       <w:r>
-        <w:t>源码安装与原生启动：在 Node.js 24+ 和 Git 环境执行 npm ci、npm run build、npm run harness，打开终端提供的本地认证链接，在侧栏进入维护工作台。模型在 Harness 设置中配置，GitHub 权限在工作台设置中配置。不得在报告或附件中填写密钥。</w:t>
+        <w:rPr>
+          <w:rFonts w:ascii="Arial Unicode MS" w:hAnsi="Arial Unicode MS" w:eastAsia="Arial Unicode MS" w:cs="Arial Unicode MS"/>
+          <w:color w:val="000000"/>
+        </w:rPr>
+        <w:t>源码复现：准备 Node.js 24+ 与 Git，执行 npm ci、npm run build、npm run harness，通过终端的本地认证链接进入工作台。模型在宿主设置中选择，GitHub 在服务端配置或使用 gh 登录。目标仓库的工具版本由其自身清单决定，不能仅用宿主 Node 要求替代。</w:t>
       </w:r>
     </w:p>
     <w:p>
       <w:r>
-        <w:t>独立界面预览：构建后执行 npm start。工程回归：npm run check。原生工具夹具：npm run test:native，使用本地脚本模型。维护界面回归：npm run test:browser:maintenance，需要兼容 Chromium。后三项的验证层次不同，不能把夹具当成真实模型评测。</w:t>
+        <w:rPr>
+          <w:rFonts w:ascii="Arial Unicode MS" w:hAnsi="Arial Unicode MS" w:eastAsia="Arial Unicode MS" w:cs="Arial Unicode MS"/>
+          <w:color w:val="000000"/>
+        </w:rPr>
+        <w:t>工程检查使用 npm run check；本次类型检查、635 项测试和构建通过。环境界面执行 scripts/browser-pr-validation-fixture.mjs，仓库维护执行 node --import tsx scripts/browser-repository-fixture.mjs，使用本机 Edge 临时浏览器配置。两者均为受控夹具，不调用新的真实模型或写入外部 GitHub。</w:t>
       </w:r>
     </w:p>
     <w:p>
       <w:r>
-        <w:t>插件安装包：构建后执行 npm pack，再在已有 Harness 环境通过 dsh plugin --profile web add 指向生成的 tarball，随后运行 dsh web。全新安装已记录 Cordis 4.0.4 的宿主共享实例试用，源码开发锁定 4.0.3；环境差异应依据 README 检查。</w:t>
+        <w:rPr>
+          <w:rFonts w:ascii="Arial Unicode MS" w:hAnsi="Arial Unicode MS" w:eastAsia="Arial Unicode MS" w:cs="Arial Unicode MS"/>
+          <w:color w:val="000000"/>
+        </w:rPr>
+        <w:t>插件分发可先构建再 npm pack，通过已有 Harness 安装本地包。当前开发依赖为 Harness 0.2.1-alpha.1、Cordis 4.0.5-alpha.1，fresh profile 与共享实例要求按 README 核查。旧 0.1.7 宿主安装试用仅作历史证据。环境策略默认手动，启用后自动准备 npm/pnpm 锁定依赖；工具缺失或其他工具链仍可能要求维护者配置。</w:t>
       </w:r>
     </w:p>
     <w:p>
       <w:pPr>
         <w:pStyle w:val="Heading2"/>
+        <w:keepNext/>
       </w:pPr>
       <w:r>
+        <w:rPr>
+          <w:rFonts w:ascii="Arial Unicode MS" w:hAnsi="Arial Unicode MS" w:eastAsia="Arial Unicode MS" w:cs="Arial Unicode MS"/>
+          <w:color w:val="000000"/>
+        </w:rPr>
         <w:t>附录三 证据与参考资料</w:t>
       </w:r>
     </w:p>
     <w:p>
       <w:pPr>
-        <w:spacing w:line="240" w:lineRule="auto" w:after="60"/>
+        <w:spacing w:line="260" w:lineRule="exact" w:after="80"/>
         <w:ind w:firstLine="0"/>
       </w:pPr>
       <w:r>
+        <w:rPr>
+          <w:rFonts w:ascii="Arial Unicode MS" w:hAnsi="Arial Unicode MS" w:eastAsia="Arial Unicode MS" w:cs="Arial Unicode MS"/>
+          <w:color w:val="000000"/>
+          <w:sz w:val="20"/>
+        </w:rPr>
         <w:t>[1] AIC·AI+开源竞赛规则及作品提交要求 团队持有赛事附件。</w:t>
       </w:r>
     </w:p>
     <w:p>
       <w:pPr>
-        <w:spacing w:line="240" w:lineRule="auto" w:after="60"/>
+        <w:spacing w:line="260" w:lineRule="exact" w:after="80"/>
         <w:ind w:firstLine="0"/>
       </w:pPr>
       <w:r>
+        <w:rPr>
+          <w:rFonts w:ascii="Arial Unicode MS" w:hAnsi="Arial Unicode MS" w:eastAsia="Arial Unicode MS" w:cs="Arial Unicode MS"/>
+          <w:color w:val="000000"/>
+          <w:sz w:val="20"/>
+        </w:rPr>
         <w:t>[2] AIC·AI+开源技术报告参考大纲 团队持有赛事附件。</w:t>
       </w:r>
     </w:p>
     <w:p>
       <w:pPr>
-        <w:spacing w:line="240" w:lineRule="auto" w:after="60"/>
+        <w:spacing w:line="260" w:lineRule="exact" w:after="80"/>
         <w:ind w:firstLine="0"/>
       </w:pPr>
       <w:r>
-        <w:t>[3] 项目 README.md、src/core/、src/plugin/、src/client/，报告对应提交。</w:t>
+        <w:rPr>
+          <w:rFonts w:ascii="Arial Unicode MS" w:hAnsi="Arial Unicode MS" w:eastAsia="Arial Unicode MS" w:cs="Arial Unicode MS"/>
+          <w:color w:val="000000"/>
+          <w:sz w:val="20"/>
+        </w:rPr>
+        <w:t>[3] 本次源码 93819a8 的 README.md、src/domain、src/workflow、src/application、src/execution、src/infrastructure、src/plugin 和 src/client。</w:t>
       </w:r>
     </w:p>
     <w:p>
       <w:pPr>
-        <w:spacing w:line="240" w:lineRule="auto" w:after="60"/>
+        <w:spacing w:line="260" w:lineRule="exact" w:after="80"/>
         <w:ind w:firstLine="0"/>
       </w:pPr>
       <w:r>
-        <w:t>[4] docs/VALIDATION.md 与 docs/product/IMPLEMENTATION.md，保留各日期环境和验证边界。</w:t>
+        <w:rPr>
+          <w:rFonts w:ascii="Arial Unicode MS" w:hAnsi="Arial Unicode MS" w:eastAsia="Arial Unicode MS" w:cs="Arial Unicode MS"/>
+          <w:color w:val="000000"/>
+          <w:sz w:val="20"/>
+        </w:rPr>
+        <w:t>[4] docs/VALIDATION.md 与 docs/product/IMPLEMENTATION.md，含历史日期、平台、失败记录与各轮覆盖边界。</w:t>
       </w:r>
     </w:p>
     <w:p>
       <w:pPr>
-        <w:spacing w:line="240" w:lineRule="auto" w:after="60"/>
+        <w:spacing w:line="260" w:lineRule="exact" w:after="80"/>
         <w:ind w:firstLine="0"/>
       </w:pPr>
       <w:r>
+        <w:rPr>
+          <w:rFonts w:ascii="Arial Unicode MS" w:hAnsi="Arial Unicode MS" w:eastAsia="Arial Unicode MS" w:cs="Arial Unicode MS"/>
+          <w:color w:val="000000"/>
+          <w:sz w:val="20"/>
+        </w:rPr>
         <w:t>[5] docs/product/INSTALLED-TRIAL.md 与 docs/evidence/evaluation-final-2026-10-02/，含固定语料对照及原始失败记录。</w:t>
       </w:r>
     </w:p>
     <w:p>
       <w:pPr>
-        <w:spacing w:line="240" w:lineRule="auto" w:after="60"/>
+        <w:spacing w:line="260" w:lineRule="exact" w:after="80"/>
         <w:ind w:firstLine="0"/>
       </w:pPr>
       <w:r>
+        <w:rPr>
+          <w:rFonts w:ascii="Arial Unicode MS" w:hAnsi="Arial Unicode MS" w:eastAsia="Arial Unicode MS" w:cs="Arial Unicode MS"/>
+          <w:color w:val="000000"/>
+          <w:sz w:val="20"/>
+        </w:rPr>
         <w:t>[6] docs/product/ISSUE-REVIEW-EVIDENCE.md 与 docs/evidence/issue-review-2026-10-04/，含计划、等待、发现复核和工具证据。</w:t>
       </w:r>
     </w:p>
     <w:p>
       <w:pPr>
-        <w:spacing w:line="240" w:lineRule="auto" w:after="60"/>
+        <w:spacing w:line="260" w:lineRule="exact" w:after="80"/>
         <w:ind w:firstLine="0"/>
       </w:pPr>
       <w:r>
-        <w:t>[7] docs/product/REMOTE-PR-ACTIONS.md 与 docs/evidence/pr-actions-2026-10-05/，含源指纹、浏览器及原生摘要。</w:t>
+        <w:rPr>
+          <w:rFonts w:ascii="Arial Unicode MS" w:hAnsi="Arial Unicode MS" w:eastAsia="Arial Unicode MS" w:cs="Arial Unicode MS"/>
+          <w:color w:val="000000"/>
+          <w:sz w:val="20"/>
+        </w:rPr>
+        <w:t>[7] docs/product/REMOTE-PR-ACTIONS.md；src/application/tracking.ts 与 GitHub 适配，含版本快照和日志读取限制。</w:t>
       </w:r>
     </w:p>
     <w:p>
       <w:pPr>
-        <w:spacing w:line="240" w:lineRule="auto" w:after="60"/>
+        <w:spacing w:line="260" w:lineRule="exact" w:after="80"/>
         <w:ind w:firstLine="0"/>
       </w:pPr>
       <w:r>
-        <w:t>[8] THIRD_PARTY_NOTICES.md、third_party/runtime/manifest.json、third_party/openai/ 和 package-lock.json，含许可、固定来源与版本。</w:t>
+        <w:rPr>
+          <w:rFonts w:ascii="Arial Unicode MS" w:hAnsi="Arial Unicode MS" w:eastAsia="Arial Unicode MS" w:cs="Arial Unicode MS"/>
+          <w:color w:val="000000"/>
+          <w:sz w:val="20"/>
+        </w:rPr>
+        <w:t>[8] package.json、package-lock.json、THIRD_PARTY_NOTICES.md、third_party/runtime/manifest.json 与 third_party/openai，当前清单及历史许可证证据分别核对。</w:t>
       </w:r>
     </w:p>
     <w:p>
       <w:pPr>
-        <w:spacing w:line="240" w:lineRule="auto" w:after="60"/>
+        <w:spacing w:line="260" w:lineRule="exact" w:after="80"/>
         <w:ind w:firstLine="0"/>
       </w:pPr>
       <w:r>
-        <w:t>[9] 2026 年 10 月 6 日本次 npm run check 输出，159 项测试全部通过，类型检查与构建通过。</w:t>
+        <w:rPr>
+          <w:rFonts w:ascii="Arial Unicode MS" w:hAnsi="Arial Unicode MS" w:eastAsia="Arial Unicode MS" w:cs="Arial Unicode MS"/>
+          <w:color w:val="000000"/>
+          <w:sz w:val="20"/>
+        </w:rPr>
+        <w:t>[9] 2026 年 10 月 23 日本次 npm run check：635 项测试通过，类型检查与构建通过；环境准备及仓库维护浏览器夹具宽窄布局通过。</w:t>
+      </w:r>
+    </w:p>
+    <w:p>
+      <w:pPr>
+        <w:spacing w:line="260" w:lineRule="exact" w:after="80"/>
+        <w:ind w:firstLine="0"/>
+      </w:pPr>
+      <w:r>
+        <w:rPr>
+          <w:rFonts w:ascii="Arial Unicode MS" w:hAnsi="Arial Unicode MS" w:eastAsia="Arial Unicode MS" w:cs="Arial Unicode MS"/>
+          <w:color w:val="000000"/>
+          <w:sz w:val="20"/>
+        </w:rPr>
+        <w:t>[10] docs/product/ARCHITECTURE.md、GAPS-AND-STAGE-GATES.md 与 ORCHESTRATION-IMPLEMENTATION.md；处理周期、缺口与持续编排实现。</w:t>
+      </w:r>
+    </w:p>
+    <w:p>
+      <w:pPr>
+        <w:spacing w:line="260" w:lineRule="exact" w:after="80"/>
+        <w:ind w:firstLine="0"/>
+      </w:pPr>
+      <w:r>
+        <w:rPr>
+          <w:rFonts w:ascii="Arial Unicode MS" w:hAnsi="Arial Unicode MS" w:eastAsia="Arial Unicode MS" w:cs="Arial Unicode MS"/>
+          <w:color w:val="000000"/>
+          <w:sz w:val="20"/>
+        </w:rPr>
+        <w:t>[11] docs/product/PR-VALIDATION-HANDOFF.md、src/core/pr-review-validation.ts、execution-outcome.ts；必要验证与真实退出状态。</w:t>
+      </w:r>
+    </w:p>
+    <w:p>
+      <w:pPr>
+        <w:spacing w:line="260" w:lineRule="exact" w:after="80"/>
+        <w:ind w:firstLine="0"/>
+      </w:pPr>
+      <w:r>
+        <w:rPr>
+          <w:rFonts w:ascii="Arial Unicode MS" w:hAnsi="Arial Unicode MS" w:eastAsia="Arial Unicode MS" w:cs="Arial Unicode MS"/>
+          <w:color w:val="000000"/>
+          <w:sz w:val="20"/>
+        </w:rPr>
+        <w:t>[12] docs/product/WORKSPACE-ENVIRONMENT.md、EXECUTION-BUDGETS.md 与 src/application/maintenance.ts；环境、预算与仓库维护。</w:t>
+      </w:r>
+    </w:p>
+    <w:p>
+      <w:pPr>
+        <w:spacing w:line="260" w:lineRule="exact" w:after="80"/>
+        <w:ind w:firstLine="0"/>
+      </w:pPr>
+      <w:r>
+        <w:rPr>
+          <w:rFonts w:ascii="Arial Unicode MS" w:hAnsi="Arial Unicode MS" w:eastAsia="Arial Unicode MS" w:cs="Arial Unicode MS"/>
+          <w:color w:val="000000"/>
+          <w:sz w:val="20"/>
+        </w:rPr>
+        <w:t>[13] 本地受控试用证据：PR #9 验证 Job 901ee9c4、会话 maintainer-901ee9c4、调用 :52，记录于 2026 年 10 月 21 日；本报告仅摘录状态与结果，不分发原始私有数据库。</w:t>
       </w:r>
     </w:p>
     <w:sectPr>
@@ -6184,11 +8197,11 @@
     <w:qFormat/>
     <w:rsid w:val="00FC693F"/>
     <w:pPr>
-      <w:spacing w:after="80" w:line="320" w:lineRule="exact"/>
+      <w:spacing w:after="120" w:line="340" w:lineRule="exact"/>
       <w:ind w:firstLine="420"/>
     </w:pPr>
     <w:rPr>
-      <w:rFonts w:ascii="Songti SC" w:hAnsi="Songti SC" w:eastAsia="Songti SC"/>
+      <w:rFonts w:ascii="Arial Unicode MS" w:hAnsi="Arial Unicode MS" w:eastAsia="Arial Unicode MS"/>
       <w:color w:val="000000"/>
       <w:sz w:val="22"/>
       <w:lang w:eastAsia="zh-CN"/>
@@ -6253,7 +8266,7 @@
       <w:outlineLvl w:val="0"/>
     </w:pPr>
     <w:rPr>
-      <w:rFonts w:ascii="Heiti SC" w:hAnsi="Heiti SC" w:eastAsia="Heiti SC"/>
+      <w:rFonts w:ascii="Arial Unicode MS" w:hAnsi="Arial Unicode MS" w:eastAsia="Arial Unicode MS"/>
       <w:b/>
       <w:bCs/>
       <w:color w:val="000000"/>
@@ -6278,7 +8291,7 @@
       <w:outlineLvl w:val="1"/>
     </w:pPr>
     <w:rPr>
-      <w:rFonts w:ascii="Heiti SC" w:hAnsi="Heiti SC" w:eastAsia="Heiti SC"/>
+      <w:rFonts w:ascii="Arial Unicode MS" w:hAnsi="Arial Unicode MS" w:eastAsia="Arial Unicode MS"/>
       <w:b/>
       <w:bCs/>
       <w:color w:val="000000"/>
@@ -6541,7 +8554,7 @@
       <w:contextualSpacing/>
     </w:pPr>
     <w:rPr>
-      <w:rFonts w:ascii="Heiti SC" w:hAnsi="Heiti SC" w:eastAsia="Heiti SC"/>
+      <w:rFonts w:ascii="Arial Unicode MS" w:hAnsi="Arial Unicode MS" w:eastAsia="Arial Unicode MS"/>
       <w:color w:val="000000"/>
       <w:spacing w:val="5"/>
       <w:kern w:val="28"/>
@@ -6580,12 +8593,12 @@
       <w:spacing w:after="120" w:line="276" w:lineRule="auto"/>
     </w:pPr>
     <w:rPr>
-      <w:rFonts w:ascii="Heiti SC" w:hAnsi="Heiti SC" w:eastAsia="Heiti SC"/>
+      <w:rFonts w:ascii="Arial Unicode MS" w:hAnsi="Arial Unicode MS" w:eastAsia="Arial Unicode MS"/>
       <w:i w:val="0"/>
       <w:iCs/>
       <w:color w:val="000000"/>
       <w:spacing w:val="15"/>
-      <w:sz w:val="20"/>
+      <w:sz w:val="24"/>
       <w:szCs w:val="24"/>
       <w:lang w:eastAsia="zh-CN"/>
     </w:rPr>
@@ -6986,7 +8999,7 @@
       <w:spacing w:line="276" w:lineRule="auto" w:after="120"/>
     </w:pPr>
     <w:rPr>
-      <w:rFonts w:ascii="Songti SC" w:hAnsi="Songti SC" w:eastAsia="Songti SC"/>
+      <w:rFonts w:ascii="Arial Unicode MS" w:hAnsi="Arial Unicode MS" w:eastAsia="Arial Unicode MS"/>
       <w:b/>
       <w:bCs/>
       <w:color w:val="000000"/>
